--- a/backend/assets/contract-templates/contract-racekit.docx
+++ b/backend/assets/contract-templates/contract-racekit.docx
@@ -4,7 +4,6 @@
   <w:body>
     <w:p>
       <w:pPr>
-        <w:spacing w:after="120"/>
         <w:jc w:val="center"/>
       </w:pPr>
       <w:r>
@@ -17,88 +16,132 @@
     </w:p>
     <w:p>
       <w:pPr>
-        <w:spacing w:after="120"/>
         <w:jc w:val="center"/>
       </w:pPr>
       <w:r>
         <w:rPr>
-          <w:i/>
-          <w:iCs/>
+          <w:b/>
+          <w:bCs/>
         </w:rPr>
         <w:t xml:space="preserve">Độc lập – Tự do – Hạnh phúc</w:t>
       </w:r>
     </w:p>
-    <w:p>
-      <w:pPr>
-        <w:spacing w:after="120"/>
-      </w:pPr>
-      <w:r>
-        <w:t xml:space="preserve"/>
-      </w:r>
-    </w:p>
-    <w:p>
-      <w:pPr>
-        <w:spacing w:after="120"/>
+    <w:p/>
+    <w:p>
+      <w:pPr>
+        <w:pStyle w:val="Heading1"/>
         <w:jc w:val="center"/>
       </w:pPr>
       <w:r>
         <w:rPr>
           <w:b/>
           <w:bCs/>
-          <w:sz w:val="32"/>
-          <w:szCs w:val="32"/>
         </w:rPr>
         <w:t xml:space="preserve">HỢP ĐỒNG VẬN HÀNH RACEKIT</w:t>
       </w:r>
     </w:p>
     <w:p>
       <w:pPr>
-        <w:spacing w:after="120"/>
         <w:jc w:val="center"/>
       </w:pPr>
       <w:r>
         <w:t xml:space="preserve">Số: {contractNumber}</w:t>
       </w:r>
     </w:p>
-    <w:p>
-      <w:pPr>
-        <w:spacing w:after="120"/>
-      </w:pPr>
-      <w:r>
-        <w:t xml:space="preserve"/>
-      </w:r>
-    </w:p>
-    <w:p>
-      <w:pPr>
-        <w:spacing w:after="120"/>
+    <w:p/>
+    <w:p>
+      <w:pPr>
+        <w:jc w:val="left"/>
       </w:pPr>
       <w:r>
         <w:t xml:space="preserve">Hôm nay, ngày {signDay} tháng {signMonth} năm {signYear}, chúng tôi gồm:</w:t>
       </w:r>
     </w:p>
-    <w:p>
-      <w:pPr>
-        <w:spacing w:after="120"/>
-      </w:pPr>
-      <w:r>
-        <w:t xml:space="preserve"/>
-      </w:r>
-    </w:p>
-    <w:p>
-      <w:pPr>
-        <w:spacing w:after="120"/>
-      </w:pPr>
-      <w:r>
-        <w:rPr>
-          <w:b/>
-          <w:bCs/>
-        </w:rPr>
-        <w:t xml:space="preserve">BÊN A (Bên sử dụng dịch vụ): {client.entityName}</w:t>
-      </w:r>
-    </w:p>
-    <w:p>
-      <w:pPr>
-        <w:spacing w:after="120"/>
+    <w:p/>
+    <w:p>
+      <w:pPr>
+        <w:jc w:val="left"/>
+      </w:pPr>
+      <w:r>
+        <w:rPr>
+          <w:b/>
+          <w:bCs/>
+        </w:rPr>
+        <w:t xml:space="preserve">BÊN CUNG CẤP DỊCH VỤ (BÊN A):</w:t>
+      </w:r>
+    </w:p>
+    <w:p>
+      <w:pPr>
+        <w:jc w:val="left"/>
+      </w:pPr>
+      <w:r>
+        <w:t xml:space="preserve">Tên đơn vị: {provider.entityName}</w:t>
+      </w:r>
+    </w:p>
+    <w:p>
+      <w:pPr>
+        <w:jc w:val="left"/>
+      </w:pPr>
+      <w:r>
+        <w:t xml:space="preserve">Mã số thuế: {provider.taxId}</w:t>
+      </w:r>
+    </w:p>
+    <w:p>
+      <w:pPr>
+        <w:jc w:val="left"/>
+      </w:pPr>
+      <w:r>
+        <w:t xml:space="preserve">Địa chỉ: {provider.address}</w:t>
+      </w:r>
+    </w:p>
+    <w:p>
+      <w:pPr>
+        <w:jc w:val="left"/>
+      </w:pPr>
+      <w:r>
+        <w:t xml:space="preserve">Đại diện: {provider.representative} — Chức vụ: {provider.position}</w:t>
+      </w:r>
+    </w:p>
+    <w:p>
+      <w:pPr>
+        <w:jc w:val="left"/>
+      </w:pPr>
+      <w:r>
+        <w:t xml:space="preserve">Tài khoản: {provider.bankAccount} tại {provider.bankName}</w:t>
+      </w:r>
+    </w:p>
+    <w:p/>
+    <w:p>
+      <w:pPr>
+        <w:jc w:val="left"/>
+      </w:pPr>
+      <w:r>
+        <w:rPr>
+          <w:b/>
+          <w:bCs/>
+        </w:rPr>
+        <w:t xml:space="preserve">BÊN SỬ DỤNG DỊCH VỤ (BÊN B):</w:t>
+      </w:r>
+    </w:p>
+    <w:p>
+      <w:pPr>
+        <w:jc w:val="left"/>
+      </w:pPr>
+      <w:r>
+        <w:t xml:space="preserve">Tên đơn vị: {client.entityName}</w:t>
+      </w:r>
+    </w:p>
+    <w:p>
+      <w:pPr>
+        <w:jc w:val="left"/>
+      </w:pPr>
+      <w:r>
+        <w:t xml:space="preserve">Mã số thuế: {client.taxId}</w:t>
+      </w:r>
+    </w:p>
+    <w:p>
+      <w:pPr>
+        <w:jc w:val="left"/>
       </w:pPr>
       <w:r>
         <w:t xml:space="preserve">Địa chỉ: {client.address}</w:t>
@@ -106,15 +149,7 @@
     </w:p>
     <w:p>
       <w:pPr>
-        <w:spacing w:after="120"/>
-      </w:pPr>
-      <w:r>
-        <w:t xml:space="preserve">Mã số thuế: {client.taxId}</w:t>
-      </w:r>
-    </w:p>
-    <w:p>
-      <w:pPr>
-        <w:spacing w:after="120"/>
+        <w:jc w:val="left"/>
       </w:pPr>
       <w:r>
         <w:t xml:space="preserve">Đại diện: {client.representative} — Chức vụ: {client.position}</w:t>
@@ -122,91 +157,33 @@
     </w:p>
     <w:p>
       <w:pPr>
-        <w:spacing w:after="120"/>
-      </w:pPr>
-      <w:r>
-        <w:t xml:space="preserve">Điện thoại: {client.phone}</w:t>
-      </w:r>
-    </w:p>
-    <w:p>
-      <w:pPr>
-        <w:spacing w:after="120"/>
-      </w:pPr>
-      <w:r>
-        <w:t xml:space="preserve"/>
-      </w:r>
-    </w:p>
-    <w:p>
-      <w:pPr>
-        <w:spacing w:after="120"/>
-      </w:pPr>
-      <w:r>
-        <w:rPr>
-          <w:b/>
-          <w:bCs/>
-        </w:rPr>
-        <w:t xml:space="preserve">BÊN B (Bên cung cấp dịch vụ): {provider.entityName}</w:t>
-      </w:r>
-    </w:p>
-    <w:p>
-      <w:pPr>
-        <w:spacing w:after="120"/>
-      </w:pPr>
-      <w:r>
-        <w:t xml:space="preserve">Địa chỉ: {provider.address}</w:t>
-      </w:r>
-    </w:p>
-    <w:p>
-      <w:pPr>
-        <w:spacing w:after="120"/>
-      </w:pPr>
-      <w:r>
-        <w:t xml:space="preserve">Mã số thuế: {provider.taxId}</w:t>
-      </w:r>
-    </w:p>
-    <w:p>
-      <w:pPr>
-        <w:spacing w:after="120"/>
-      </w:pPr>
-      <w:r>
-        <w:t xml:space="preserve">Đại diện: {provider.representative} — Chức vụ: {provider.position}</w:t>
-      </w:r>
-    </w:p>
-    <w:p>
-      <w:pPr>
-        <w:spacing w:after="120"/>
-      </w:pPr>
-      <w:r>
-        <w:t xml:space="preserve">Tài khoản: {provider.bankAccount} tại {provider.bankName}</w:t>
-      </w:r>
-    </w:p>
-    <w:p>
-      <w:pPr>
-        <w:spacing w:after="120"/>
-      </w:pPr>
-      <w:r>
-        <w:t xml:space="preserve"/>
-      </w:r>
-    </w:p>
-    <w:p>
-      <w:pPr>
-        <w:spacing w:after="120"/>
-      </w:pPr>
-      <w:r>
-        <w:t xml:space="preserve">Hai bên thống nhất ký kết hợp đồng với các nội dung sau:</w:t>
-      </w:r>
-    </w:p>
-    <w:p>
-      <w:pPr>
-        <w:spacing w:after="120"/>
-      </w:pPr>
-      <w:r>
-        <w:t xml:space="preserve"/>
-      </w:r>
-    </w:p>
-    <w:p>
-      <w:pPr>
-        <w:spacing w:after="120"/>
+        <w:jc w:val="left"/>
+      </w:pPr>
+      <w:r>
+        <w:t xml:space="preserve">Điện thoại: {client.phone}  —  Email: {client.email}</w:t>
+      </w:r>
+    </w:p>
+    <w:p>
+      <w:pPr>
+        <w:jc w:val="left"/>
+      </w:pPr>
+      <w:r>
+        <w:t xml:space="preserve">Tài khoản: {client.bankAccount} tại {client.bankName}</w:t>
+      </w:r>
+    </w:p>
+    <w:p/>
+    <w:p>
+      <w:pPr>
+        <w:jc w:val="left"/>
+      </w:pPr>
+      <w:r>
+        <w:t xml:space="preserve">Sau khi bàn bạc thống nhất, hai bên đồng ý ký Hợp đồng dịch vụ với các điều khoản sau:</w:t>
+      </w:r>
+    </w:p>
+    <w:p/>
+    <w:p>
+      <w:pPr>
+        <w:jc w:val="left"/>
       </w:pPr>
       <w:r>
         <w:rPr>
@@ -218,101 +195,210 @@
     </w:p>
     <w:p>
       <w:pPr>
-        <w:pStyle w:val="Heading1"/>
-        <w:spacing w:after="120" w:before="240"/>
-      </w:pPr>
-      <w:r>
+        <w:jc w:val="left"/>
+      </w:pPr>
+      <w:r>
+        <w:rPr>
+          <w:b/>
+          <w:bCs/>
+        </w:rPr>
         <w:t xml:space="preserve">{heading}</w:t>
       </w:r>
     </w:p>
     <w:p>
       <w:pPr>
-        <w:spacing w:after="120"/>
+        <w:jc w:val="left"/>
       </w:pPr>
       <w:r>
         <w:t xml:space="preserve">{body}</w:t>
       </w:r>
     </w:p>
-    <w:p>
-      <w:pPr>
-        <w:spacing w:after="120"/>
+    <w:p/>
+    <w:p>
+      <w:pPr>
+        <w:jc w:val="left"/>
       </w:pPr>
       <w:r>
         <w:t xml:space="preserve">{/articles}</w:t>
       </w:r>
     </w:p>
-    <w:p>
-      <w:pPr>
-        <w:spacing w:after="120"/>
-      </w:pPr>
-      <w:r>
-        <w:t xml:space="preserve"/>
-      </w:r>
-    </w:p>
-    <w:p>
-      <w:pPr>
-        <w:pStyle w:val="Heading1"/>
-        <w:spacing w:after="120" w:before="240"/>
-      </w:pPr>
-      <w:r>
-        <w:t xml:space="preserve">PHỤ LỤC: CHI TIẾT DỊCH VỤ VÀ GIÁ TRỊ HỢP ĐỒNG</w:t>
-      </w:r>
-    </w:p>
-    <w:p>
-      <w:pPr>
-        <w:spacing w:after="120"/>
-      </w:pPr>
-      <w:r>
-        <w:t xml:space="preserve">Đơn vị tính: VND</w:t>
-      </w:r>
-    </w:p>
-    <w:p>
-      <w:pPr>
-        <w:spacing w:after="120"/>
-      </w:pPr>
-      <w:r>
-        <w:t xml:space="preserve">{#lineItems}</w:t>
-      </w:r>
-    </w:p>
-    <w:p>
-      <w:pPr>
-        <w:spacing w:after="120"/>
-      </w:pPr>
-      <w:r>
-        <w:t xml:space="preserve">{stt}. {description} — {unit} — SL: {quantity} — Đơn giá: {unitPrice} — CK: {discount}% — Thành tiền: {amount}</w:t>
-      </w:r>
-    </w:p>
-    <w:p>
-      <w:pPr>
-        <w:spacing w:after="120"/>
-      </w:pPr>
-      <w:r>
-        <w:t xml:space="preserve">{/lineItems}</w:t>
-      </w:r>
-    </w:p>
-    <w:p>
-      <w:pPr>
-        <w:spacing w:after="120"/>
-      </w:pPr>
-      <w:r>
-        <w:t xml:space="preserve"/>
-      </w:r>
-    </w:p>
-    <w:p>
-      <w:pPr>
-        <w:spacing w:after="120"/>
-      </w:pPr>
-      <w:r>
-        <w:rPr>
-          <w:b/>
-          <w:bCs/>
-        </w:rPr>
-        <w:t xml:space="preserve">Tổng tiền (chưa VAT): {subtotal} VND</w:t>
-      </w:r>
-    </w:p>
-    <w:p>
-      <w:pPr>
-        <w:spacing w:after="120"/>
+    <w:p/>
+    <w:p>
+      <w:pPr>
+        <w:jc w:val="left"/>
+      </w:pPr>
+      <w:r>
+        <w:rPr>
+          <w:b/>
+          <w:bCs/>
+        </w:rPr>
+        <w:t xml:space="preserve">HẠNG MỤC DỊCH VỤ</w:t>
+      </w:r>
+    </w:p>
+    <w:tbl>
+      <w:tblPr>
+        <w:tblW w:type="pct" w:w="100%"/>
+        <w:tblBorders>
+          <w:top w:val="single" w:color="auto" w:sz="4"/>
+          <w:left w:val="single" w:color="auto" w:sz="4"/>
+          <w:bottom w:val="single" w:color="auto" w:sz="4"/>
+          <w:right w:val="single" w:color="auto" w:sz="4"/>
+          <w:insideH w:val="single" w:color="auto" w:sz="4"/>
+          <w:insideV w:val="single" w:color="auto" w:sz="4"/>
+        </w:tblBorders>
+      </w:tblPr>
+      <w:tblGrid>
+        <w:gridCol w:w="100"/>
+        <w:gridCol w:w="100"/>
+        <w:gridCol w:w="100"/>
+        <w:gridCol w:w="100"/>
+        <w:gridCol w:w="100"/>
+        <w:gridCol w:w="100"/>
+        <w:gridCol w:w="100"/>
+      </w:tblGrid>
+      <w:tr>
+        <w:tc>
+          <w:p>
+            <w:r>
+              <w:rPr>
+                <w:b/>
+                <w:bCs/>
+              </w:rPr>
+              <w:t xml:space="preserve">STT</w:t>
+            </w:r>
+          </w:p>
+        </w:tc>
+        <w:tc>
+          <w:p>
+            <w:r>
+              <w:rPr>
+                <w:b/>
+                <w:bCs/>
+              </w:rPr>
+              <w:t xml:space="preserve">Mô tả</w:t>
+            </w:r>
+          </w:p>
+        </w:tc>
+        <w:tc>
+          <w:p>
+            <w:r>
+              <w:rPr>
+                <w:b/>
+                <w:bCs/>
+              </w:rPr>
+              <w:t xml:space="preserve">ĐVT</w:t>
+            </w:r>
+          </w:p>
+        </w:tc>
+        <w:tc>
+          <w:p>
+            <w:r>
+              <w:rPr>
+                <w:b/>
+                <w:bCs/>
+              </w:rPr>
+              <w:t xml:space="preserve">SL</w:t>
+            </w:r>
+          </w:p>
+        </w:tc>
+        <w:tc>
+          <w:p>
+            <w:r>
+              <w:rPr>
+                <w:b/>
+                <w:bCs/>
+              </w:rPr>
+              <w:t xml:space="preserve">Đơn giá</w:t>
+            </w:r>
+          </w:p>
+        </w:tc>
+        <w:tc>
+          <w:p>
+            <w:r>
+              <w:rPr>
+                <w:b/>
+                <w:bCs/>
+              </w:rPr>
+              <w:t xml:space="preserve">Giảm giá</w:t>
+            </w:r>
+          </w:p>
+        </w:tc>
+        <w:tc>
+          <w:p>
+            <w:r>
+              <w:rPr>
+                <w:b/>
+                <w:bCs/>
+              </w:rPr>
+              <w:t xml:space="preserve">Thành tiền</w:t>
+            </w:r>
+          </w:p>
+        </w:tc>
+      </w:tr>
+      <w:tr>
+        <w:tc>
+          <w:p>
+            <w:r>
+              <w:t xml:space="preserve">{#lineItems}{stt}</w:t>
+            </w:r>
+          </w:p>
+        </w:tc>
+        <w:tc>
+          <w:p>
+            <w:r>
+              <w:t xml:space="preserve">{description}</w:t>
+            </w:r>
+          </w:p>
+        </w:tc>
+        <w:tc>
+          <w:p>
+            <w:r>
+              <w:t xml:space="preserve">{unit}</w:t>
+            </w:r>
+          </w:p>
+        </w:tc>
+        <w:tc>
+          <w:p>
+            <w:r>
+              <w:t xml:space="preserve">{quantity}</w:t>
+            </w:r>
+          </w:p>
+        </w:tc>
+        <w:tc>
+          <w:p>
+            <w:r>
+              <w:t xml:space="preserve">{unitPrice}</w:t>
+            </w:r>
+          </w:p>
+        </w:tc>
+        <w:tc>
+          <w:p>
+            <w:r>
+              <w:t xml:space="preserve">{discount}</w:t>
+            </w:r>
+          </w:p>
+        </w:tc>
+        <w:tc>
+          <w:p>
+            <w:r>
+              <w:t xml:space="preserve">{amount}{/lineItems}</w:t>
+            </w:r>
+          </w:p>
+        </w:tc>
+      </w:tr>
+    </w:tbl>
+    <w:p/>
+    <w:p>
+      <w:pPr>
+        <w:jc w:val="left"/>
+      </w:pPr>
+      <w:r>
+        <w:t xml:space="preserve">Cộng (chưa VAT): {subtotal} VND</w:t>
+      </w:r>
+    </w:p>
+    <w:p>
+      <w:pPr>
+        <w:jc w:val="left"/>
       </w:pPr>
       <w:r>
         <w:t xml:space="preserve">VAT ({vatRate}%): {vatAmount} VND</w:t>
@@ -320,90 +406,53 @@
     </w:p>
     <w:p>
       <w:pPr>
-        <w:spacing w:after="120"/>
-      </w:pPr>
-      <w:r>
-        <w:rPr>
-          <w:b/>
-          <w:bCs/>
-        </w:rPr>
-        <w:t xml:space="preserve">Tổng cộng (đã VAT): {totalAmount} VND</w:t>
-      </w:r>
-    </w:p>
-    <w:p>
-      <w:pPr>
-        <w:spacing w:after="120"/>
-      </w:pPr>
-      <w:r>
-        <w:t xml:space="preserve">Tạm ứng ({advancePercentage}%): {advanceAmount} VND</w:t>
-      </w:r>
-    </w:p>
-    <w:p>
-      <w:pPr>
-        <w:spacing w:after="120"/>
-      </w:pPr>
-      <w:r>
-        <w:t xml:space="preserve">Còn lại: {remainderAmount} VND</w:t>
-      </w:r>
-    </w:p>
-    <w:p>
-      <w:pPr>
-        <w:spacing w:after="120"/>
-      </w:pPr>
-      <w:r>
-        <w:t xml:space="preserve"/>
-      </w:r>
-    </w:p>
-    <w:p>
-      <w:pPr>
-        <w:spacing w:after="120"/>
-      </w:pPr>
-      <w:r>
-        <w:rPr>
-          <w:b/>
-          <w:bCs/>
-        </w:rPr>
-        <w:t xml:space="preserve">ĐẠI DIỆN BÊN A                                    ĐẠI DIỆN BÊN B</w:t>
-      </w:r>
-    </w:p>
-    <w:p>
-      <w:pPr>
-        <w:spacing w:after="120"/>
+        <w:jc w:val="left"/>
+      </w:pPr>
+      <w:r>
+        <w:rPr>
+          <w:b/>
+          <w:bCs/>
+        </w:rPr>
+        <w:t xml:space="preserve">TỔNG CỘNG: {totalAmount} VND</w:t>
+      </w:r>
+    </w:p>
+    <w:p>
+      <w:pPr>
+        <w:jc w:val="left"/>
+      </w:pPr>
+      <w:r>
+        <w:t xml:space="preserve">(Bằng chữ: {totalAmountInWords})</w:t>
+      </w:r>
+    </w:p>
+    <w:p/>
+    <w:p>
+      <w:pPr>
+        <w:jc w:val="left"/>
+      </w:pPr>
+      <w:r>
+        <w:t xml:space="preserve">Hợp đồng có giá trị từ ngày {signDay}/{signMonth}/{signYear}.</w:t>
+      </w:r>
+    </w:p>
+    <w:p/>
+    <w:p/>
+    <w:p>
+      <w:pPr>
+        <w:jc w:val="center"/>
+      </w:pPr>
+      <w:r>
+        <w:rPr>
+          <w:b/>
+          <w:bCs/>
+        </w:rPr>
+        <w:t xml:space="preserve">ĐẠI DIỆN BÊN A                                ĐẠI DIỆN BÊN B</w:t>
+      </w:r>
+    </w:p>
+    <w:p>
+      <w:pPr>
+        <w:jc w:val="center"/>
       </w:pPr>
       <w:r>
         <w:t xml:space="preserve">(Ký tên, đóng dấu)                                (Ký tên, đóng dấu)</w:t>
-      </w:r>
-    </w:p>
-    <w:p>
-      <w:pPr>
-        <w:spacing w:after="120"/>
-      </w:pPr>
-      <w:r>
-        <w:t xml:space="preserve"/>
-      </w:r>
-    </w:p>
-    <w:p>
-      <w:pPr>
-        <w:spacing w:after="120"/>
-      </w:pPr>
-      <w:r>
-        <w:t xml:space="preserve"/>
-      </w:r>
-    </w:p>
-    <w:p>
-      <w:pPr>
-        <w:spacing w:after="120"/>
-      </w:pPr>
-      <w:r>
-        <w:t xml:space="preserve"/>
-      </w:r>
-    </w:p>
-    <w:p>
-      <w:pPr>
-        <w:spacing w:after="120"/>
-      </w:pPr>
-      <w:r>
-        <w:t xml:space="preserve">{client.representative}                            {provider.representative}</w:t>
       </w:r>
     </w:p>
     <w:sectPr>

--- a/backend/assets/contract-templates/contract-racekit.docx
+++ b/backend/assets/contract-templates/contract-racekit.docx
@@ -1,84 +1,92 @@
 
 <file path=word/document.xml><?xml version="1.0" encoding="utf-8"?>
-<w:document xmlns:wpc="http://schemas.microsoft.com/office/word/2010/wordprocessingCanvas" xmlns:cx="http://schemas.microsoft.com/office/drawing/2014/chartex" xmlns:cx1="http://schemas.microsoft.com/office/drawing/2015/9/8/chartex" xmlns:cx2="http://schemas.microsoft.com/office/drawing/2015/10/21/chartex" xmlns:cx3="http://schemas.microsoft.com/office/drawing/2016/5/9/chartex" xmlns:cx4="http://schemas.microsoft.com/office/drawing/2016/5/10/chartex" xmlns:cx5="http://schemas.microsoft.com/office/drawing/2016/5/11/chartex" xmlns:cx6="http://schemas.microsoft.com/office/drawing/2016/5/12/chartex" xmlns:cx7="http://schemas.microsoft.com/office/drawing/2016/5/13/chartex" xmlns:cx8="http://schemas.microsoft.com/office/drawing/2016/5/14/chartex" xmlns:mc="http://schemas.openxmlformats.org/markup-compatibility/2006" xmlns:aink="http://schemas.microsoft.com/office/drawing/2016/ink" xmlns:am3d="http://schemas.microsoft.com/office/drawing/2017/model3d" xmlns:o="urn:schemas-microsoft-com:office:office" xmlns:oel="http://schemas.microsoft.com/office/2019/extlst" xmlns:r="http://schemas.openxmlformats.org/officeDocument/2006/relationships" xmlns:m="http://schemas.openxmlformats.org/officeDocument/2006/math" xmlns:v="urn:schemas-microsoft-com:vml" xmlns:wp14="http://schemas.microsoft.com/office/word/2010/wordprocessingDrawing" xmlns:wp="http://schemas.openxmlformats.org/drawingml/2006/wordprocessingDrawing" xmlns:w10="urn:schemas-microsoft-com:office:word" xmlns:w="http://schemas.openxmlformats.org/wordprocessingml/2006/main" xmlns:w14="http://schemas.microsoft.com/office/word/2010/wordml" xmlns:w15="http://schemas.microsoft.com/office/word/2012/wordml" xmlns:w16cex="http://schemas.microsoft.com/office/word/2018/wordml/cex" xmlns:w16cid="http://schemas.microsoft.com/office/word/2016/wordml/cid" xmlns:w16="http://schemas.microsoft.com/office/word/2018/wordml" xmlns:w16du="http://schemas.microsoft.com/office/word/2023/wordml/word16du" xmlns:w16sdtdh="http://schemas.microsoft.com/office/word/2020/wordml/sdtdatahash" xmlns:w16sdtfl="http://schemas.microsoft.com/office/word/2024/wordml/sdtformatlock" xmlns:w16se="http://schemas.microsoft.com/office/word/2015/wordml/symex" xmlns:wpg="http://schemas.microsoft.com/office/word/2010/wordprocessingGroup" xmlns:wpi="http://schemas.microsoft.com/office/word/2010/wordprocessingInk" xmlns:wne="http://schemas.microsoft.com/office/word/2006/wordml" xmlns:wps="http://schemas.microsoft.com/office/word/2010/wordprocessingShape" mc:Ignorable="w14 w15 w16se w16cid w16 w16cex w16sdtdh w16sdtfl w16du wp14">
+<w:document xmlns:o="urn:schemas-microsoft-com:office:office" xmlns:r="http://schemas.openxmlformats.org/officeDocument/2006/relationships" xmlns:v="urn:schemas-microsoft-com:vml" xmlns:w="http://schemas.openxmlformats.org/wordprocessingml/2006/main" xmlns:w10="urn:schemas-microsoft-com:office:word" xmlns:wp="http://schemas.openxmlformats.org/drawingml/2006/wordprocessingDrawing" xmlns:pic="http://schemas.openxmlformats.org/drawingml/2006/picture" xmlns:wps="http://schemas.microsoft.com/office/word/2010/wordprocessingShape" xmlns:wpg="http://schemas.microsoft.com/office/word/2010/wordprocessingGroup" xmlns:mc="http://schemas.openxmlformats.org/markup-compatibility/2006" xmlns:wp14="http://schemas.microsoft.com/office/word/2010/wordprocessingDrawing" xmlns:w14="http://schemas.microsoft.com/office/word/2010/wordml" xmlns:w15="http://schemas.microsoft.com/office/word/2012/wordml" mc:Ignorable="w14 wp14 w15">
   <w:body>
     <w:p>
       <w:pPr>
-        <w:spacing w:after="160" w:line="259" w:lineRule="auto"/>
-        <w:rPr>
-          <w:b/>
-          <w:bCs/>
-        </w:rPr>
-      </w:pPr>
+        <w:pStyle w:val="Normal"/>
+        <w:spacing w:lineRule="auto" w:line="259" w:before="0" w:after="160"/>
+        <w:rPr>
+          <w:b/>
+          <w:bCs/>
+        </w:rPr>
+      </w:pPr>
+      <w:r>
+        <w:rPr>
+          <w:b/>
+          <w:bCs/>
+        </w:rPr>
+      </w:r>
     </w:p>
     <w:tbl>
       <w:tblPr>
         <w:tblStyle w:val="a"/>
         <w:tblW w:w="9360" w:type="dxa"/>
+        <w:jc w:val="start"/>
         <w:tblInd w:w="0" w:type="dxa"/>
-        <w:tblBorders>
-          <w:top w:val="nil"/>
-          <w:left w:val="nil"/>
-          <w:bottom w:val="nil"/>
-          <w:right w:val="nil"/>
-          <w:insideH w:val="nil"/>
-          <w:insideV w:val="nil"/>
-        </w:tblBorders>
         <w:tblLayout w:type="fixed"/>
-        <w:tblLook w:val="0400" w:firstRow="0" w:lastRow="0" w:firstColumn="0" w:lastColumn="0" w:noHBand="0" w:noVBand="1"/>
+        <w:tblCellMar>
+          <w:top w:w="0" w:type="dxa"/>
+          <w:start w:w="108" w:type="dxa"/>
+          <w:bottom w:w="0" w:type="dxa"/>
+          <w:end w:w="108" w:type="dxa"/>
+        </w:tblCellMar>
+        <w:tblLook w:noHBand="0" w:lastColumn="0" w:firstColumn="0" w:lastRow="0" w:firstRow="0" w:noVBand="1" w:val="0400"/>
       </w:tblPr>
       <w:tblGrid>
-        <w:gridCol w:w="2196"/>
-        <w:gridCol w:w="7164"/>
+        <w:gridCol w:w="2195"/>
+        <w:gridCol w:w="7165"/>
       </w:tblGrid>
       <w:tr>
+        <w:trPr/>
         <w:tc>
           <w:tcPr>
-            <w:tcW w:w="2196" w:type="dxa"/>
+            <w:tcW w:w="2195" w:type="dxa"/>
             <w:vMerge w:val="restart"/>
+            <w:tcBorders/>
           </w:tcPr>
           <w:p>
             <w:pPr>
+              <w:pStyle w:val="Normal"/>
               <w:rPr>
                 <w:b/>
                 <w:bCs/>
               </w:rPr>
             </w:pPr>
             <w:r>
-              <w:rPr>
-                <w:b/>
-                <w:bCs/>
-                <w:noProof/>
-              </w:rPr>
+              <w:rPr/>
               <w:drawing>
-                <wp:inline distT="0" distB="0" distL="0" distR="0" wp14:anchorId="6F6999CB" wp14:editId="413DF6AF">
-                  <wp:extent cx="1294197" cy="664997"/>
+                <wp:inline distT="0" distB="0" distL="0" distR="0">
+                  <wp:extent cx="1294130" cy="664845"/>
                   <wp:effectExtent l="0" t="0" r="0" b="0"/>
                   <wp:docPr id="1" name="image1.png" descr="C:\Users\ducln_onemount\AppData\Local\Microsoft\Windows\INetCache\Content.Word\logo-5bib.png"/>
-                  <wp:cNvGraphicFramePr/>
+                  <wp:cNvGraphicFramePr>
+                    <a:graphicFrameLocks xmlns:a="http://schemas.openxmlformats.org/drawingml/2006/main" noChangeAspect="1"/>
+                  </wp:cNvGraphicFramePr>
                   <a:graphic xmlns:a="http://schemas.openxmlformats.org/drawingml/2006/main">
                     <a:graphicData uri="http://schemas.openxmlformats.org/drawingml/2006/picture">
                       <pic:pic xmlns:pic="http://schemas.openxmlformats.org/drawingml/2006/picture">
                         <pic:nvPicPr>
-                          <pic:cNvPr id="0" name="image1.png" descr="C:\Users\ducln_onemount\AppData\Local\Microsoft\Windows\INetCache\Content.Word\logo-5bib.png"/>
-                          <pic:cNvPicPr preferRelativeResize="0"/>
+                          <pic:cNvPr id="1" name="image1.png" descr="C:\Users\ducln_onemount\AppData\Local\Microsoft\Windows\INetCache\Content.Word\logo-5bib.png"/>
+                          <pic:cNvPicPr>
+                            <a:picLocks noChangeAspect="1" noChangeArrowheads="1"/>
+                          </pic:cNvPicPr>
                         </pic:nvPicPr>
                         <pic:blipFill>
-                          <a:blip r:embed="rId8"/>
-                          <a:srcRect/>
+                          <a:blip r:embed="rId2"/>
                           <a:stretch>
                             <a:fillRect/>
                           </a:stretch>
                         </pic:blipFill>
-                        <pic:spPr>
+                        <pic:spPr bwMode="auto">
                           <a:xfrm>
                             <a:off x="0" y="0"/>
-                            <a:ext cx="1294197" cy="664997"/>
+                            <a:ext cx="1294130" cy="664845"/>
                           </a:xfrm>
                           <a:prstGeom prst="rect">
                             <a:avLst/>
                           </a:prstGeom>
-                          <a:ln/>
+                          <a:noFill/>
                         </pic:spPr>
                       </pic:pic>
                     </a:graphicData>
@@ -90,10 +98,12 @@
         </w:tc>
         <w:tc>
           <w:tcPr>
-            <w:tcW w:w="7164" w:type="dxa"/>
+            <w:tcW w:w="7165" w:type="dxa"/>
+            <w:tcBorders/>
           </w:tcPr>
           <w:p>
             <w:pPr>
+              <w:pStyle w:val="Normal"/>
               <w:rPr>
                 <w:b/>
                 <w:bCs/>
@@ -110,68 +120,92 @@
         </w:tc>
       </w:tr>
       <w:tr>
+        <w:trPr/>
         <w:tc>
           <w:tcPr>
-            <w:tcW w:w="2196" w:type="dxa"/>
-            <w:vMerge/>
+            <w:tcW w:w="2195" w:type="dxa"/>
+            <w:vMerge w:val="continue"/>
+            <w:tcBorders/>
           </w:tcPr>
           <w:p>
             <w:pPr>
-              <w:widowControl w:val="0"/>
-              <w:spacing w:line="276" w:lineRule="auto"/>
+              <w:pStyle w:val="Normal"/>
+              <w:widowControl w:val="false"/>
+              <w:spacing w:lineRule="auto" w:line="276"/>
               <w:rPr>
                 <w:b/>
                 <w:bCs/>
               </w:rPr>
             </w:pPr>
+            <w:r>
+              <w:rPr>
+                <w:b/>
+                <w:bCs/>
+              </w:rPr>
+            </w:r>
           </w:p>
         </w:tc>
         <w:tc>
           <w:tcPr>
-            <w:tcW w:w="7164" w:type="dxa"/>
+            <w:tcW w:w="7165" w:type="dxa"/>
+            <w:tcBorders/>
           </w:tcPr>
           <w:p>
             <w:pPr>
+              <w:pStyle w:val="Normal"/>
               <w:rPr>
                 <w:b/>
                 <w:bCs/>
               </w:rPr>
             </w:pPr>
             <w:r>
+              <w:rPr/>
               <w:t>MST: {provider.taxId}</w:t>
             </w:r>
           </w:p>
         </w:tc>
       </w:tr>
       <w:tr>
+        <w:trPr/>
         <w:tc>
           <w:tcPr>
-            <w:tcW w:w="2196" w:type="dxa"/>
-            <w:vMerge/>
+            <w:tcW w:w="2195" w:type="dxa"/>
+            <w:vMerge w:val="continue"/>
+            <w:tcBorders/>
           </w:tcPr>
           <w:p>
             <w:pPr>
-              <w:widowControl w:val="0"/>
-              <w:spacing w:line="276" w:lineRule="auto"/>
+              <w:pStyle w:val="Normal"/>
+              <w:widowControl w:val="false"/>
+              <w:spacing w:lineRule="auto" w:line="276"/>
               <w:rPr>
                 <w:b/>
                 <w:bCs/>
               </w:rPr>
             </w:pPr>
+            <w:r>
+              <w:rPr>
+                <w:b/>
+                <w:bCs/>
+              </w:rPr>
+            </w:r>
           </w:p>
         </w:tc>
         <w:tc>
           <w:tcPr>
-            <w:tcW w:w="7164" w:type="dxa"/>
+            <w:tcW w:w="7165" w:type="dxa"/>
+            <w:tcBorders/>
           </w:tcPr>
           <w:p>
             <w:pPr>
+              <w:pStyle w:val="Normal"/>
               <w:rPr>
                 <w:b/>
                 <w:bCs/>
               </w:rPr>
             </w:pPr>
             <w:r>
+              <w:rPr/>
               <w:t>{provider.address}, TP Hà Nội, Việt Nam</w:t>
             </w:r>
           </w:p>
@@ -180,26 +214,42 @@
     </w:tbl>
     <w:p>
       <w:pPr>
-        <w:spacing w:after="160" w:line="259" w:lineRule="auto"/>
-        <w:rPr>
-          <w:b/>
-          <w:bCs/>
-        </w:rPr>
-      </w:pPr>
-    </w:p>
-    <w:p>
-      <w:pPr>
-        <w:spacing w:after="160" w:line="259" w:lineRule="auto"/>
-        <w:rPr>
-          <w:rFonts w:ascii="Aptos" w:eastAsia="Aptos" w:hAnsi="Aptos" w:cs="Aptos"/>
+        <w:pStyle w:val="Normal"/>
+        <w:spacing w:lineRule="auto" w:line="259" w:before="0" w:after="160"/>
+        <w:rPr>
+          <w:b/>
+          <w:bCs/>
+        </w:rPr>
+      </w:pPr>
+      <w:r>
+        <w:rPr>
+          <w:b/>
+          <w:bCs/>
+        </w:rPr>
+      </w:r>
+    </w:p>
+    <w:p>
+      <w:pPr>
+        <w:pStyle w:val="Normal"/>
+        <w:spacing w:lineRule="auto" w:line="259" w:before="0" w:after="160"/>
+        <w:rPr>
+          <w:rFonts w:ascii="Aptos" w:hAnsi="Aptos" w:eastAsia="Aptos" w:cs="Aptos"/>
           <w:sz w:val="22"/>
           <w:szCs w:val="22"/>
         </w:rPr>
       </w:pPr>
-    </w:p>
-    <w:p>
-      <w:pPr>
-        <w:spacing w:after="160" w:line="259" w:lineRule="auto"/>
+      <w:r>
+        <w:rPr>
+          <w:rFonts w:eastAsia="Aptos" w:cs="Aptos" w:ascii="Aptos" w:hAnsi="Aptos"/>
+          <w:sz w:val="22"/>
+          <w:szCs w:val="22"/>
+        </w:rPr>
+      </w:r>
+    </w:p>
+    <w:p>
+      <w:pPr>
+        <w:pStyle w:val="Normal"/>
+        <w:spacing w:lineRule="auto" w:line="259" w:before="0" w:after="160"/>
         <w:rPr>
           <w:b/>
           <w:bCs/>
@@ -217,128 +267,141 @@
       <w:tblPr>
         <w:tblStyle w:val="a0"/>
         <w:tblW w:w="9350" w:type="dxa"/>
+        <w:jc w:val="start"/>
         <w:tblInd w:w="0" w:type="dxa"/>
-        <w:tblBorders>
-          <w:top w:val="nil"/>
-          <w:left w:val="nil"/>
-          <w:bottom w:val="nil"/>
-          <w:right w:val="nil"/>
-          <w:insideH w:val="nil"/>
-          <w:insideV w:val="nil"/>
-        </w:tblBorders>
         <w:tblLayout w:type="fixed"/>
-        <w:tblLook w:val="0400" w:firstRow="0" w:lastRow="0" w:firstColumn="0" w:lastColumn="0" w:noHBand="0" w:noVBand="1"/>
+        <w:tblCellMar>
+          <w:top w:w="0" w:type="dxa"/>
+          <w:start w:w="108" w:type="dxa"/>
+          <w:bottom w:w="0" w:type="dxa"/>
+          <w:end w:w="108" w:type="dxa"/>
+        </w:tblCellMar>
+        <w:tblLook w:noHBand="0" w:lastColumn="0" w:firstColumn="0" w:lastRow="0" w:firstRow="0" w:noVBand="1" w:val="0400"/>
       </w:tblPr>
       <w:tblGrid>
         <w:gridCol w:w="9350"/>
       </w:tblGrid>
       <w:tr>
         <w:trPr>
-          <w:trHeight w:val="1637"/>
+          <w:trHeight w:val="1637" w:hRule="atLeast"/>
         </w:trPr>
         <w:tc>
           <w:tcPr>
             <w:tcW w:w="9350" w:type="dxa"/>
+            <w:tcBorders/>
           </w:tcPr>
           <w:p>
             <w:pPr>
+              <w:pStyle w:val="Normal"/>
               <w:rPr>
                 <w:b/>
                 <w:bCs/>
               </w:rPr>
             </w:pPr>
-          </w:p>
-        </w:tc>
-      </w:tr>
-      <w:tr>
-        <w:trPr>
-          <w:trHeight w:val="3636"/>
-        </w:trPr>
-        <w:tc>
-          <w:tcPr>
-            <w:tcW w:w="9350" w:type="dxa"/>
-          </w:tcPr>
-          <w:p>
-            <w:pPr>
-              <w:jc w:val="center"/>
+            <w:r>
               <w:rPr>
                 <w:b/>
                 <w:bCs/>
-                <w:color w:val="0000FF"/>
-                <w:sz w:val="56"/>
-                <w:szCs w:val="56"/>
-              </w:rPr>
-            </w:pPr>
-            <w:bookmarkStart w:id="0" w:name="_heading=h.h753dr398tzi" w:colFirst="0" w:colLast="0"/>
-            <w:bookmarkEnd w:id="0"/>
-            <w:r>
-              <w:rPr>
-                <w:b/>
-                <w:bCs/>
-                <w:color w:val="0000FF"/>
-                <w:sz w:val="56"/>
-                <w:szCs w:val="56"/>
-              </w:rPr>
-              <w:t>HỢP ĐỒNG</w:t>
-            </w:r>
-          </w:p>
-          <w:p>
-            <w:pPr>
-              <w:jc w:val="center"/>
-              <w:rPr>
-                <w:b/>
-                <w:bCs/>
-                <w:color w:val="0000FF"/>
-                <w:sz w:val="56"/>
-                <w:szCs w:val="56"/>
-              </w:rPr>
-            </w:pPr>
-            <w:r>
-              <w:rPr>
-                <w:b/>
-                <w:bCs/>
-                <w:color w:val="0000FF"/>
-                <w:sz w:val="56"/>
-                <w:szCs w:val="56"/>
-              </w:rPr>
-              <w:t xml:space="preserve">CUNG CẤP DỊCH VỤ </w:t>
-            </w:r>
-          </w:p>
-          <w:p>
-            <w:pPr>
-              <w:jc w:val="center"/>
-              <w:rPr>
-                <w:b/>
-                <w:bCs/>
-                <w:color w:val="0000FF"/>
-                <w:sz w:val="86"/>
-                <w:szCs w:val="86"/>
-              </w:rPr>
-            </w:pPr>
-            <w:r>
-              <w:rPr>
-                <w:b/>
-                <w:bCs/>
-                <w:color w:val="0000FF"/>
-                <w:sz w:val="56"/>
-                <w:szCs w:val="56"/>
-              </w:rPr>
-              <w:t xml:space="preserve">VẬN HÀNH RACEKIT</w:t>
+              </w:rPr>
             </w:r>
           </w:p>
         </w:tc>
       </w:tr>
       <w:tr>
         <w:trPr>
-          <w:trHeight w:val="539"/>
+          <w:trHeight w:val="3636" w:hRule="atLeast"/>
         </w:trPr>
         <w:tc>
           <w:tcPr>
             <w:tcW w:w="9350" w:type="dxa"/>
+            <w:tcBorders/>
+          </w:tcPr>
+          <w:p>
+            <w:pPr>
+              <w:pStyle w:val="Normal"/>
+              <w:jc w:val="center"/>
+              <w:rPr>
+                <w:b/>
+                <w:bCs/>
+                <w:color w:val="0000FF"/>
+                <w:sz w:val="56"/>
+                <w:szCs w:val="56"/>
+              </w:rPr>
+            </w:pPr>
+            <w:bookmarkStart w:id="0" w:name="_heading=h.h753dr398tzi"/>
+            <w:bookmarkEnd w:id="0"/>
+            <w:r>
+              <w:rPr>
+                <w:b/>
+                <w:bCs/>
+                <w:color w:val="0000FF"/>
+                <w:sz w:val="56"/>
+                <w:szCs w:val="56"/>
+              </w:rPr>
+              <w:t>HỢP ĐỒNG</w:t>
+            </w:r>
+          </w:p>
+          <w:p>
+            <w:pPr>
+              <w:pStyle w:val="Normal"/>
+              <w:jc w:val="center"/>
+              <w:rPr>
+                <w:b/>
+                <w:bCs/>
+                <w:color w:val="0000FF"/>
+                <w:sz w:val="56"/>
+                <w:szCs w:val="56"/>
+              </w:rPr>
+            </w:pPr>
+            <w:r>
+              <w:rPr>
+                <w:b/>
+                <w:bCs/>
+                <w:color w:val="0000FF"/>
+                <w:sz w:val="56"/>
+                <w:szCs w:val="56"/>
+              </w:rPr>
+              <w:t xml:space="preserve">CUNG CẤP DỊCH VỤ </w:t>
+            </w:r>
+          </w:p>
+          <w:p>
+            <w:pPr>
+              <w:pStyle w:val="Normal"/>
+              <w:jc w:val="center"/>
+              <w:rPr>
+                <w:b/>
+                <w:bCs/>
+                <w:color w:val="0000FF"/>
+                <w:sz w:val="86"/>
+                <w:szCs w:val="86"/>
+              </w:rPr>
+            </w:pPr>
+            <w:r>
+              <w:rPr>
+                <w:b/>
+                <w:bCs/>
+                <w:color w:val="0000FF"/>
+                <w:sz w:val="56"/>
+                <w:szCs w:val="56"/>
+              </w:rPr>
+              <w:t>VẬN HÀNH RACEKIT</w:t>
+            </w:r>
+          </w:p>
+        </w:tc>
+      </w:tr>
+      <w:tr>
+        <w:trPr>
+          <w:trHeight w:val="539" w:hRule="atLeast"/>
+        </w:trPr>
+        <w:tc>
+          <w:tcPr>
+            <w:tcW w:w="9350" w:type="dxa"/>
+            <w:tcBorders/>
             <w:vAlign w:val="center"/>
           </w:tcPr>
           <w:p>
             <w:pPr>
+              <w:pStyle w:val="Normal"/>
               <w:jc w:val="center"/>
               <w:rPr>
                 <w:sz w:val="32"/>
@@ -357,15 +420,17 @@
       </w:tr>
       <w:tr>
         <w:trPr>
-          <w:trHeight w:val="539"/>
+          <w:trHeight w:val="539" w:hRule="atLeast"/>
         </w:trPr>
         <w:tc>
           <w:tcPr>
             <w:tcW w:w="9350" w:type="dxa"/>
+            <w:tcBorders/>
             <w:vAlign w:val="center"/>
           </w:tcPr>
           <w:p>
             <w:pPr>
+              <w:pStyle w:val="Normal"/>
               <w:jc w:val="center"/>
               <w:rPr>
                 <w:sz w:val="32"/>
@@ -384,15 +449,17 @@
       </w:tr>
       <w:tr>
         <w:trPr>
-          <w:trHeight w:val="3087"/>
+          <w:trHeight w:val="3087" w:hRule="atLeast"/>
         </w:trPr>
         <w:tc>
           <w:tcPr>
             <w:tcW w:w="9350" w:type="dxa"/>
+            <w:tcBorders/>
             <w:vAlign w:val="center"/>
           </w:tcPr>
           <w:p>
             <w:pPr>
+              <w:pStyle w:val="Normal"/>
               <w:jc w:val="center"/>
               <w:rPr>
                 <w:sz w:val="28"/>
@@ -409,6 +476,7 @@
           </w:p>
           <w:p>
             <w:pPr>
+              <w:pStyle w:val="Normal"/>
               <w:jc w:val="center"/>
               <w:rPr>
                 <w:b/>
@@ -416,6 +484,7 @@
               </w:rPr>
             </w:pPr>
             <w:r>
+              <w:rPr/>
               <w:t>---------------------------- oOo ----------------------------</w:t>
             </w:r>
           </w:p>
@@ -424,8 +493,10 @@
     </w:tbl>
     <w:p>
       <w:pPr>
-        <w:tabs>
-          <w:tab w:val="left" w:pos="1260"/>
+        <w:pStyle w:val="Normal"/>
+        <w:tabs>
+          <w:tab w:val="clear" w:pos="720"/>
+          <w:tab w:val="left" w:pos="1260" w:leader="none"/>
         </w:tabs>
         <w:spacing w:before="60" w:after="60"/>
         <w:jc w:val="center"/>
@@ -437,13 +508,49 @@
         </w:rPr>
       </w:pPr>
       <w:r>
+        <w:rPr>
+          <w:b/>
+          <w:bCs/>
+          <w:sz w:val="26"/>
+          <w:szCs w:val="26"/>
+        </w:rPr>
+      </w:r>
+      <w:r>
         <w:br w:type="page"/>
       </w:r>
     </w:p>
     <w:p>
       <w:pPr>
-        <w:tabs>
-          <w:tab w:val="left" w:pos="1260"/>
+        <w:pStyle w:val="Normal"/>
+        <w:tabs>
+          <w:tab w:val="clear" w:pos="720"/>
+          <w:tab w:val="left" w:pos="1260" w:leader="none"/>
+        </w:tabs>
+        <w:spacing w:before="0" w:after="60"/>
+        <w:jc w:val="center"/>
+        <w:rPr>
+          <w:b/>
+          <w:bCs/>
+          <w:sz w:val="26"/>
+          <w:szCs w:val="26"/>
+        </w:rPr>
+      </w:pPr>
+      <w:r>
+        <w:rPr>
+          <w:b/>
+          <w:bCs/>
+          <w:sz w:val="26"/>
+          <w:szCs w:val="26"/>
+        </w:rPr>
+        <w:t>CỘNG HÒA XÃ HỘI CHỦ NGHĨA VIỆT NAM</w:t>
+      </w:r>
+    </w:p>
+    <w:p>
+      <w:pPr>
+        <w:pStyle w:val="Normal"/>
+        <w:tabs>
+          <w:tab w:val="clear" w:pos="720"/>
+          <w:tab w:val="left" w:pos="1260" w:leader="none"/>
         </w:tabs>
         <w:spacing w:before="60" w:after="60"/>
         <w:jc w:val="center"/>
@@ -461,38 +568,44 @@
           <w:sz w:val="26"/>
           <w:szCs w:val="26"/>
         </w:rPr>
-        <w:lastRenderedPageBreak/>
-        <w:t>CỘNG HÒA XÃ HỘI CHỦ NGHĨA VIỆT NAM</w:t>
-      </w:r>
-    </w:p>
-    <w:p>
-      <w:pPr>
-        <w:tabs>
-          <w:tab w:val="left" w:pos="1260"/>
+        <w:t>Độc lập – Tự do – Hạnh phúc</w:t>
+      </w:r>
+    </w:p>
+    <w:p>
+      <w:pPr>
+        <w:pStyle w:val="Normal"/>
+        <w:tabs>
+          <w:tab w:val="clear" w:pos="720"/>
+          <w:tab w:val="left" w:pos="1260" w:leader="none"/>
         </w:tabs>
         <w:spacing w:before="60" w:after="60"/>
         <w:jc w:val="center"/>
         <w:rPr>
-          <w:b/>
-          <w:bCs/>
-          <w:sz w:val="26"/>
-          <w:szCs w:val="26"/>
-        </w:rPr>
-      </w:pPr>
-      <w:r>
-        <w:rPr>
-          <w:b/>
-          <w:bCs/>
-          <w:sz w:val="26"/>
-          <w:szCs w:val="26"/>
-        </w:rPr>
-        <w:t>Độc lập – Tự do – Hạnh phúc</w:t>
-      </w:r>
-    </w:p>
-    <w:p>
-      <w:pPr>
-        <w:tabs>
-          <w:tab w:val="left" w:pos="1260"/>
+          <w:sz w:val="26"/>
+          <w:szCs w:val="26"/>
+        </w:rPr>
+      </w:pPr>
+      <w:r>
+        <w:rPr>
+          <w:sz w:val="26"/>
+          <w:szCs w:val="26"/>
+        </w:rPr>
+        <w:t>………</w:t>
+      </w:r>
+      <w:r>
+        <w:rPr>
+          <w:sz w:val="26"/>
+          <w:szCs w:val="26"/>
+        </w:rPr>
+        <w:t>..***……….</w:t>
+      </w:r>
+    </w:p>
+    <w:p>
+      <w:pPr>
+        <w:pStyle w:val="Normal"/>
+        <w:tabs>
+          <w:tab w:val="clear" w:pos="720"/>
+          <w:tab w:val="left" w:pos="1260" w:leader="none"/>
         </w:tabs>
         <w:spacing w:before="60" w:after="60"/>
         <w:jc w:val="center"/>
@@ -506,171 +619,211 @@
           <w:sz w:val="26"/>
           <w:szCs w:val="26"/>
         </w:rPr>
-        <w:t>………..***……….</w:t>
-      </w:r>
-    </w:p>
-    <w:p>
-      <w:pPr>
-        <w:tabs>
-          <w:tab w:val="left" w:pos="1260"/>
+      </w:r>
+    </w:p>
+    <w:p>
+      <w:pPr>
+        <w:pStyle w:val="Normal"/>
+        <w:keepNext w:val="true"/>
+        <w:keepLines/>
+        <w:tabs>
+          <w:tab w:val="clear" w:pos="720"/>
+          <w:tab w:val="left" w:pos="1260" w:leader="none"/>
+        </w:tabs>
+        <w:spacing w:lineRule="auto" w:line="288"/>
+        <w:jc w:val="end"/>
+        <w:rPr>
+          <w:i/>
+          <w:iCs/>
+          <w:sz w:val="26"/>
+          <w:szCs w:val="26"/>
+        </w:rPr>
+      </w:pPr>
+      <w:r>
+        <w:rPr>
+          <w:i/>
+          <w:iCs/>
+          <w:sz w:val="26"/>
+          <w:szCs w:val="26"/>
+        </w:rPr>
+        <w:t>Hà Nội, ngày     tháng    năm 2026</w:t>
+      </w:r>
+    </w:p>
+    <w:p>
+      <w:pPr>
+        <w:pStyle w:val="Normal"/>
+        <w:tabs>
+          <w:tab w:val="clear" w:pos="720"/>
+          <w:tab w:val="left" w:pos="1260" w:leader="none"/>
         </w:tabs>
         <w:spacing w:before="60" w:after="60"/>
         <w:jc w:val="center"/>
         <w:rPr>
-          <w:sz w:val="26"/>
-          <w:szCs w:val="26"/>
-        </w:rPr>
-      </w:pPr>
-    </w:p>
-    <w:p>
-      <w:pPr>
-        <w:keepNext/>
-        <w:keepLines/>
-        <w:tabs>
-          <w:tab w:val="left" w:pos="1260"/>
-        </w:tabs>
-        <w:spacing w:line="288" w:lineRule="auto"/>
-        <w:jc w:val="right"/>
-        <w:rPr>
+          <w:b/>
+          <w:bCs/>
+          <w:sz w:val="26"/>
+          <w:szCs w:val="26"/>
+        </w:rPr>
+      </w:pPr>
+      <w:r>
+        <w:rPr>
+          <w:b/>
+          <w:bCs/>
+          <w:sz w:val="26"/>
+          <w:szCs w:val="26"/>
+        </w:rPr>
+        <w:t>HỢP ĐỒNG DỊCH VỤ</w:t>
+      </w:r>
+    </w:p>
+    <w:p>
+      <w:pPr>
+        <w:pStyle w:val="Normal"/>
+        <w:tabs>
+          <w:tab w:val="clear" w:pos="720"/>
+          <w:tab w:val="left" w:pos="1260" w:leader="none"/>
+        </w:tabs>
+        <w:spacing w:before="60" w:after="60"/>
+        <w:jc w:val="center"/>
+        <w:rPr>
+          <w:b/>
+          <w:bCs/>
+          <w:sz w:val="26"/>
+          <w:szCs w:val="26"/>
+        </w:rPr>
+      </w:pPr>
+      <w:r>
+        <w:rPr>
+          <w:b/>
+          <w:bCs/>
+          <w:sz w:val="26"/>
+          <w:szCs w:val="26"/>
+        </w:rPr>
+        <w:t>Số: 10.04/2026/HĐDV/TAM-5BIB</w:t>
+      </w:r>
+    </w:p>
+    <w:p>
+      <w:pPr>
+        <w:pStyle w:val="Normal"/>
+        <w:tabs>
+          <w:tab w:val="clear" w:pos="720"/>
+          <w:tab w:val="left" w:pos="1260" w:leader="none"/>
+        </w:tabs>
+        <w:spacing w:before="60" w:after="60"/>
+        <w:jc w:val="center"/>
+        <w:rPr>
+          <w:b/>
+          <w:bCs/>
+          <w:sz w:val="26"/>
+          <w:szCs w:val="26"/>
+        </w:rPr>
+      </w:pPr>
+      <w:r>
+        <w:rPr>
+          <w:b/>
+          <w:bCs/>
           <w:i/>
           <w:iCs/>
           <w:sz w:val="26"/>
           <w:szCs w:val="26"/>
         </w:rPr>
-      </w:pPr>
-      <w:r>
+        <w:t>V/v: Cung cấp Dịch vụ vận hành Racekit</w:t>
+      </w:r>
+    </w:p>
+    <w:p>
+      <w:pPr>
+        <w:pStyle w:val="Normal"/>
+        <w:jc w:val="both"/>
+        <w:rPr>
+          <w:b/>
+          <w:bCs/>
+          <w:sz w:val="26"/>
+          <w:szCs w:val="26"/>
+        </w:rPr>
+      </w:pPr>
+      <w:r>
+        <w:rPr>
+          <w:b/>
+          <w:bCs/>
+          <w:sz w:val="26"/>
+          <w:szCs w:val="26"/>
+        </w:rPr>
+      </w:r>
+    </w:p>
+    <w:p>
+      <w:pPr>
+        <w:pStyle w:val="Normal"/>
+        <w:jc w:val="both"/>
+        <w:rPr>
+          <w:b/>
+          <w:bCs/>
+          <w:sz w:val="26"/>
+          <w:szCs w:val="26"/>
+        </w:rPr>
+      </w:pPr>
+      <w:r>
+        <w:rPr>
+          <w:b/>
+          <w:bCs/>
+          <w:sz w:val="26"/>
+          <w:szCs w:val="26"/>
+        </w:rPr>
+        <w:t>Căn cứ pháp luật</w:t>
+      </w:r>
+    </w:p>
+    <w:p>
+      <w:pPr>
+        <w:pStyle w:val="Normal"/>
+        <w:jc w:val="both"/>
+        <w:rPr>
+          <w:b/>
+          <w:bCs/>
+          <w:sz w:val="26"/>
+          <w:szCs w:val="26"/>
+        </w:rPr>
+      </w:pPr>
+      <w:r>
+        <w:rPr>
+          <w:b/>
+          <w:bCs/>
+          <w:sz w:val="26"/>
+          <w:szCs w:val="26"/>
+        </w:rPr>
+      </w:r>
+    </w:p>
+    <w:p>
+      <w:pPr>
+        <w:pStyle w:val="Normal"/>
+        <w:numPr>
+          <w:ilvl w:val="0"/>
+          <w:numId w:val="1"/>
+        </w:numPr>
+        <w:spacing w:lineRule="auto" w:line="278" w:before="0" w:after="160"/>
+        <w:jc w:val="both"/>
         <w:rPr>
           <w:i/>
           <w:iCs/>
           <w:sz w:val="26"/>
           <w:szCs w:val="26"/>
         </w:rPr>
-        <w:t>Hà Nội, ngày     tháng    năm 2026</w:t>
-      </w:r>
-    </w:p>
-    <w:p>
-      <w:pPr>
-        <w:tabs>
-          <w:tab w:val="left" w:pos="1260"/>
-        </w:tabs>
-        <w:spacing w:before="60" w:after="60"/>
-        <w:jc w:val="center"/>
-        <w:rPr>
-          <w:b/>
-          <w:bCs/>
-          <w:sz w:val="26"/>
-          <w:szCs w:val="26"/>
-        </w:rPr>
-      </w:pPr>
-      <w:r>
-        <w:rPr>
-          <w:b/>
-          <w:bCs/>
-          <w:sz w:val="26"/>
-          <w:szCs w:val="26"/>
-        </w:rPr>
-        <w:t>HỢP ĐỒNG DỊCH VỤ</w:t>
-      </w:r>
-    </w:p>
-    <w:p>
-      <w:pPr>
-        <w:tabs>
-          <w:tab w:val="left" w:pos="1260"/>
-        </w:tabs>
-        <w:spacing w:before="60" w:after="60"/>
-        <w:jc w:val="center"/>
-        <w:rPr>
-          <w:b/>
-          <w:bCs/>
-          <w:sz w:val="26"/>
-          <w:szCs w:val="26"/>
-        </w:rPr>
-      </w:pPr>
-      <w:r>
-        <w:rPr>
-          <w:b/>
-          <w:bCs/>
-          <w:sz w:val="26"/>
-          <w:szCs w:val="26"/>
-        </w:rPr>
-        <w:t xml:space="preserve">Số: 10.04/2026/HĐDV/TAM-5BIB</w:t>
-      </w:r>
-    </w:p>
-    <w:p>
-      <w:pPr>
-        <w:tabs>
-          <w:tab w:val="left" w:pos="1260"/>
-        </w:tabs>
-        <w:spacing w:before="60" w:after="60"/>
-        <w:jc w:val="center"/>
-        <w:rPr>
-          <w:b/>
-          <w:bCs/>
-          <w:sz w:val="26"/>
-          <w:szCs w:val="26"/>
-        </w:rPr>
-      </w:pPr>
-      <w:r>
-        <w:rPr>
-          <w:b/>
-          <w:bCs/>
+      </w:pPr>
+      <w:r>
+        <w:rPr>
           <w:i/>
           <w:iCs/>
           <w:sz w:val="26"/>
           <w:szCs w:val="26"/>
         </w:rPr>
-        <w:t>V/v: Cung cấp Dịch vụ vận hành Racekit</w:t>
-      </w:r>
-    </w:p>
-    <w:p>
-      <w:pPr>
-        <w:jc w:val="both"/>
-        <w:rPr>
-          <w:b/>
-          <w:bCs/>
-          <w:sz w:val="26"/>
-          <w:szCs w:val="26"/>
-        </w:rPr>
-      </w:pPr>
-    </w:p>
-    <w:p>
-      <w:pPr>
-        <w:jc w:val="both"/>
-        <w:rPr>
-          <w:b/>
-          <w:bCs/>
-          <w:sz w:val="26"/>
-          <w:szCs w:val="26"/>
-        </w:rPr>
-      </w:pPr>
-      <w:r>
-        <w:rPr>
-          <w:b/>
-          <w:bCs/>
-          <w:sz w:val="26"/>
-          <w:szCs w:val="26"/>
-        </w:rPr>
-        <w:t>Căn cứ pháp luật</w:t>
-      </w:r>
-    </w:p>
-    <w:p>
-      <w:pPr>
-        <w:jc w:val="both"/>
-        <w:rPr>
-          <w:b/>
-          <w:bCs/>
-          <w:sz w:val="26"/>
-          <w:szCs w:val="26"/>
-        </w:rPr>
-      </w:pPr>
-    </w:p>
-    <w:p>
-      <w:pPr>
+        <w:t>Căn cứ Bộ luật Dân sự số 91/2015/QH13 ngày 24/11/2015 của Quốc hội và các văn bản hướng dẫn thi hành;</w:t>
+      </w:r>
+    </w:p>
+    <w:p>
+      <w:pPr>
+        <w:pStyle w:val="Normal"/>
         <w:numPr>
           <w:ilvl w:val="0"/>
           <w:numId w:val="1"/>
         </w:numPr>
-        <w:spacing w:after="160" w:line="278" w:lineRule="auto"/>
+        <w:spacing w:lineRule="auto" w:line="278" w:before="0" w:after="160"/>
         <w:jc w:val="both"/>
         <w:rPr>
           <w:i/>
@@ -686,16 +839,17 @@
           <w:sz w:val="26"/>
           <w:szCs w:val="26"/>
         </w:rPr>
-        <w:t>Căn cứ Bộ luật Dân sự số 91/2015/QH13 ngày 24/11/2015 của Quốc hội và các văn bản hướng dẫn thi hành;</w:t>
-      </w:r>
-    </w:p>
-    <w:p>
-      <w:pPr>
+        <w:t>Căn cứ Luật Doanh nghiệp số 59/2020/QH14 ngày 17/6/2020 của Quốc hội và các văn bản hướng dẫn thi hành;</w:t>
+      </w:r>
+    </w:p>
+    <w:p>
+      <w:pPr>
+        <w:pStyle w:val="Normal"/>
         <w:numPr>
           <w:ilvl w:val="0"/>
           <w:numId w:val="1"/>
         </w:numPr>
-        <w:spacing w:after="160" w:line="278" w:lineRule="auto"/>
+        <w:spacing w:lineRule="auto" w:line="278" w:before="0" w:after="160"/>
         <w:jc w:val="both"/>
         <w:rPr>
           <w:i/>
@@ -711,77 +865,74 @@
           <w:sz w:val="26"/>
           <w:szCs w:val="26"/>
         </w:rPr>
-        <w:t>Căn cứ Luật Doanh nghiệp số 59/2020/QH14 ngày 17/6/2020 của Quốc hội và các văn bản hướng dẫn thi hành;</w:t>
-      </w:r>
-    </w:p>
-    <w:p>
-      <w:pPr>
+        <w:t>Căn cứ Luật Thương mại số 36/2005/QH11 ngày 14/6/2005 của Quốc hội và các văn bản hướng dẫn thi hành;</w:t>
+      </w:r>
+    </w:p>
+    <w:p>
+      <w:pPr>
+        <w:pStyle w:val="Normal"/>
         <w:numPr>
           <w:ilvl w:val="0"/>
           <w:numId w:val="1"/>
         </w:numPr>
-        <w:spacing w:after="160" w:line="278" w:lineRule="auto"/>
+        <w:pBdr/>
+        <w:spacing w:before="60" w:after="60"/>
         <w:jc w:val="both"/>
         <w:rPr>
           <w:i/>
           <w:iCs/>
-          <w:sz w:val="26"/>
-          <w:szCs w:val="26"/>
-        </w:rPr>
-      </w:pPr>
+          <w:color w:val="000000"/>
+          <w:sz w:val="26"/>
+          <w:szCs w:val="26"/>
+        </w:rPr>
+      </w:pPr>
+      <w:bookmarkStart w:id="1" w:name="_heading=h.1illd51n8ymu"/>
+      <w:bookmarkEnd w:id="1"/>
       <w:r>
         <w:rPr>
           <w:i/>
           <w:iCs/>
-          <w:sz w:val="26"/>
-          <w:szCs w:val="26"/>
-        </w:rPr>
-        <w:t>Căn cứ Luật Thương mại số 36/2005/QH11 ngày 14/6/2005 của Quốc hội và các văn bản hướng dẫn thi hành;</w:t>
-      </w:r>
-    </w:p>
-    <w:p>
-      <w:pPr>
+          <w:color w:val="000000"/>
+          <w:sz w:val="26"/>
+          <w:szCs w:val="26"/>
+        </w:rPr>
+        <w:t>Căn cứ Bộ luật Lao động số 45/2019/QH14 ngày 20/11/2019 của Quốc hội và các văn bản hướng dẫn thi hành;</w:t>
+      </w:r>
+    </w:p>
+    <w:p>
+      <w:pPr>
+        <w:pStyle w:val="Normal"/>
         <w:numPr>
           <w:ilvl w:val="0"/>
           <w:numId w:val="1"/>
         </w:numPr>
-        <w:pBdr>
-          <w:top w:val="nil"/>
-          <w:left w:val="nil"/>
-          <w:bottom w:val="nil"/>
-          <w:right w:val="nil"/>
-          <w:between w:val="nil"/>
-        </w:pBdr>
-        <w:spacing w:before="60" w:after="60"/>
+        <w:spacing w:lineRule="auto" w:line="278" w:before="0" w:after="160"/>
         <w:jc w:val="both"/>
         <w:rPr>
           <w:i/>
           <w:iCs/>
-          <w:color w:val="000000"/>
-          <w:sz w:val="26"/>
-          <w:szCs w:val="26"/>
-        </w:rPr>
-      </w:pPr>
-      <w:bookmarkStart w:id="1" w:name="_heading=h.1illd51n8ymu" w:colFirst="0" w:colLast="0"/>
-      <w:bookmarkEnd w:id="1"/>
+          <w:sz w:val="26"/>
+          <w:szCs w:val="26"/>
+        </w:rPr>
+      </w:pPr>
       <w:r>
         <w:rPr>
           <w:i/>
           <w:iCs/>
-          <w:color w:val="000000"/>
-          <w:sz w:val="26"/>
-          <w:szCs w:val="26"/>
-        </w:rPr>
-        <w:t>Căn cứ Bộ luật Lao động số 45/2019/QH14 ngày 20/11/2019 của Quốc hội và các văn bản hướng dẫn thi hành;</w:t>
-      </w:r>
-    </w:p>
-    <w:p>
-      <w:pPr>
+          <w:sz w:val="26"/>
+          <w:szCs w:val="26"/>
+        </w:rPr>
+        <w:t>Căn cứ Luật Thể dục, thể thao  số 77/2006/QH11) ngày 29/11/2006 của Quốc hội và các văn bản hướng dẫn thi hành;</w:t>
+      </w:r>
+    </w:p>
+    <w:p>
+      <w:pPr>
+        <w:pStyle w:val="Normal"/>
         <w:numPr>
           <w:ilvl w:val="0"/>
           <w:numId w:val="1"/>
         </w:numPr>
-        <w:spacing w:after="160" w:line="278" w:lineRule="auto"/>
+        <w:spacing w:lineRule="auto" w:line="278" w:before="0" w:after="160"/>
         <w:jc w:val="both"/>
         <w:rPr>
           <w:i/>
@@ -797,38 +948,14 @@
           <w:sz w:val="26"/>
           <w:szCs w:val="26"/>
         </w:rPr>
-        <w:t>Căn cứ Luật Thể dục, thể thao  số 77/2006/QH11) ngày 29/11/2006 của Quốc hội và các văn bản hướng dẫn thi hành;</w:t>
-      </w:r>
-    </w:p>
-    <w:p>
-      <w:pPr>
-        <w:numPr>
-          <w:ilvl w:val="0"/>
-          <w:numId w:val="1"/>
-        </w:numPr>
-        <w:spacing w:after="160" w:line="278" w:lineRule="auto"/>
-        <w:jc w:val="both"/>
-        <w:rPr>
-          <w:i/>
-          <w:iCs/>
-          <w:sz w:val="26"/>
-          <w:szCs w:val="26"/>
-        </w:rPr>
-      </w:pPr>
-      <w:r>
-        <w:rPr>
-          <w:i/>
-          <w:iCs/>
-          <w:sz w:val="26"/>
-          <w:szCs w:val="26"/>
-        </w:rPr>
         <w:t>Căn cứ theo nhu cầu và khả năng của mỗi bên.</w:t>
       </w:r>
     </w:p>
     <w:p>
       <w:pPr>
+        <w:pStyle w:val="Normal"/>
         <w:spacing w:before="120" w:after="120"/>
-        <w:ind w:right="92"/>
+        <w:ind w:end="92"/>
         <w:jc w:val="both"/>
         <w:rPr>
           <w:sz w:val="26"/>
@@ -845,8 +972,10 @@
     </w:p>
     <w:p>
       <w:pPr>
-        <w:tabs>
-          <w:tab w:val="left" w:pos="270"/>
+        <w:pStyle w:val="Normal"/>
+        <w:tabs>
+          <w:tab w:val="clear" w:pos="720"/>
+          <w:tab w:val="left" w:pos="270" w:leader="none"/>
         </w:tabs>
         <w:jc w:val="both"/>
         <w:rPr>
@@ -870,31 +999,36 @@
       <w:tblPr>
         <w:tblStyle w:val="a1"/>
         <w:tblW w:w="9500" w:type="dxa"/>
+        <w:jc w:val="start"/>
         <w:tblInd w:w="108" w:type="dxa"/>
         <w:tblLayout w:type="fixed"/>
-        <w:tblLook w:val="0400" w:firstRow="0" w:lastRow="0" w:firstColumn="0" w:lastColumn="0" w:noHBand="0" w:noVBand="1"/>
+        <w:tblCellMar>
+          <w:top w:w="0" w:type="dxa"/>
+          <w:start w:w="108" w:type="dxa"/>
+          <w:bottom w:w="0" w:type="dxa"/>
+          <w:end w:w="108" w:type="dxa"/>
+        </w:tblCellMar>
+        <w:tblLook w:noHBand="0" w:lastColumn="0" w:firstColumn="0" w:lastRow="0" w:firstRow="0" w:noVBand="1" w:val="0400"/>
       </w:tblPr>
       <w:tblGrid>
         <w:gridCol w:w="1710"/>
         <w:gridCol w:w="7790"/>
       </w:tblGrid>
       <w:tr>
+        <w:trPr/>
         <w:tc>
           <w:tcPr>
             <w:tcW w:w="1710" w:type="dxa"/>
+            <w:tcBorders/>
           </w:tcPr>
           <w:p>
             <w:pPr>
-              <w:pBdr>
-                <w:top w:val="nil"/>
-                <w:left w:val="nil"/>
-                <w:bottom w:val="nil"/>
-                <w:right w:val="nil"/>
-                <w:between w:val="nil"/>
-              </w:pBdr>
+              <w:pStyle w:val="Normal"/>
+              <w:pBdr/>
               <w:tabs>
-                <w:tab w:val="left" w:pos="1260"/>
-                <w:tab w:val="left" w:pos="9356"/>
+                <w:tab w:val="clear" w:pos="720"/>
+                <w:tab w:val="left" w:pos="1260" w:leader="none"/>
+                <w:tab w:val="left" w:pos="9356" w:leader="none"/>
               </w:tabs>
               <w:jc w:val="both"/>
               <w:rPr>
@@ -916,19 +1050,16 @@
         <w:tc>
           <w:tcPr>
             <w:tcW w:w="7790" w:type="dxa"/>
+            <w:tcBorders/>
           </w:tcPr>
           <w:p>
             <w:pPr>
-              <w:pBdr>
-                <w:top w:val="nil"/>
-                <w:left w:val="nil"/>
-                <w:bottom w:val="nil"/>
-                <w:right w:val="nil"/>
-                <w:between w:val="nil"/>
-              </w:pBdr>
+              <w:pStyle w:val="Normal"/>
+              <w:pBdr/>
               <w:tabs>
-                <w:tab w:val="left" w:pos="1260"/>
-                <w:tab w:val="left" w:pos="9356"/>
+                <w:tab w:val="clear" w:pos="720"/>
+                <w:tab w:val="left" w:pos="1260" w:leader="none"/>
+                <w:tab w:val="left" w:pos="9356" w:leader="none"/>
               </w:tabs>
               <w:jc w:val="both"/>
               <w:rPr>
@@ -949,22 +1080,20 @@
         </w:tc>
       </w:tr>
       <w:tr>
+        <w:trPr/>
         <w:tc>
           <w:tcPr>
             <w:tcW w:w="1710" w:type="dxa"/>
+            <w:tcBorders/>
           </w:tcPr>
           <w:p>
             <w:pPr>
-              <w:pBdr>
-                <w:top w:val="nil"/>
-                <w:left w:val="nil"/>
-                <w:bottom w:val="nil"/>
-                <w:right w:val="nil"/>
-                <w:between w:val="nil"/>
-              </w:pBdr>
+              <w:pStyle w:val="Normal"/>
+              <w:pBdr/>
               <w:tabs>
-                <w:tab w:val="left" w:pos="1260"/>
-                <w:tab w:val="left" w:pos="9356"/>
+                <w:tab w:val="clear" w:pos="720"/>
+                <w:tab w:val="left" w:pos="1260" w:leader="none"/>
+                <w:tab w:val="left" w:pos="9356" w:leader="none"/>
               </w:tabs>
               <w:jc w:val="both"/>
               <w:rPr>
@@ -986,19 +1115,16 @@
         <w:tc>
           <w:tcPr>
             <w:tcW w:w="7790" w:type="dxa"/>
+            <w:tcBorders/>
           </w:tcPr>
           <w:p>
             <w:pPr>
-              <w:pBdr>
-                <w:top w:val="nil"/>
-                <w:left w:val="nil"/>
-                <w:bottom w:val="nil"/>
-                <w:right w:val="nil"/>
-                <w:between w:val="nil"/>
-              </w:pBdr>
+              <w:pStyle w:val="Normal"/>
+              <w:pBdr/>
               <w:tabs>
-                <w:tab w:val="left" w:pos="1260"/>
-                <w:tab w:val="left" w:pos="9356"/>
+                <w:tab w:val="clear" w:pos="720"/>
+                <w:tab w:val="left" w:pos="1260" w:leader="none"/>
+                <w:tab w:val="left" w:pos="9356" w:leader="none"/>
               </w:tabs>
               <w:jc w:val="both"/>
               <w:rPr>
@@ -1019,22 +1145,20 @@
         </w:tc>
       </w:tr>
       <w:tr>
+        <w:trPr/>
         <w:tc>
           <w:tcPr>
             <w:tcW w:w="1710" w:type="dxa"/>
+            <w:tcBorders/>
           </w:tcPr>
           <w:p>
             <w:pPr>
-              <w:pBdr>
-                <w:top w:val="nil"/>
-                <w:left w:val="nil"/>
-                <w:bottom w:val="nil"/>
-                <w:right w:val="nil"/>
-                <w:between w:val="nil"/>
-              </w:pBdr>
+              <w:pStyle w:val="Normal"/>
+              <w:pBdr/>
               <w:tabs>
-                <w:tab w:val="left" w:pos="1260"/>
-                <w:tab w:val="left" w:pos="9356"/>
+                <w:tab w:val="clear" w:pos="720"/>
+                <w:tab w:val="left" w:pos="1260" w:leader="none"/>
+                <w:tab w:val="left" w:pos="9356" w:leader="none"/>
               </w:tabs>
               <w:jc w:val="both"/>
               <w:rPr>
@@ -1056,19 +1180,16 @@
         <w:tc>
           <w:tcPr>
             <w:tcW w:w="7790" w:type="dxa"/>
+            <w:tcBorders/>
           </w:tcPr>
           <w:p>
             <w:pPr>
-              <w:pBdr>
-                <w:top w:val="nil"/>
-                <w:left w:val="nil"/>
-                <w:bottom w:val="nil"/>
-                <w:right w:val="nil"/>
-                <w:between w:val="nil"/>
-              </w:pBdr>
+              <w:pStyle w:val="Normal"/>
+              <w:pBdr/>
               <w:tabs>
-                <w:tab w:val="left" w:pos="1260"/>
-                <w:tab w:val="left" w:pos="9356"/>
+                <w:tab w:val="clear" w:pos="720"/>
+                <w:tab w:val="left" w:pos="1260" w:leader="none"/>
+                <w:tab w:val="left" w:pos="9356" w:leader="none"/>
               </w:tabs>
               <w:jc w:val="both"/>
               <w:rPr>
@@ -1089,22 +1210,20 @@
         </w:tc>
       </w:tr>
       <w:tr>
+        <w:trPr/>
         <w:tc>
           <w:tcPr>
             <w:tcW w:w="1710" w:type="dxa"/>
+            <w:tcBorders/>
           </w:tcPr>
           <w:p>
             <w:pPr>
-              <w:pBdr>
-                <w:top w:val="nil"/>
-                <w:left w:val="nil"/>
-                <w:bottom w:val="nil"/>
-                <w:right w:val="nil"/>
-                <w:between w:val="nil"/>
-              </w:pBdr>
+              <w:pStyle w:val="Normal"/>
+              <w:pBdr/>
               <w:tabs>
-                <w:tab w:val="left" w:pos="1260"/>
-                <w:tab w:val="left" w:pos="9356"/>
+                <w:tab w:val="clear" w:pos="720"/>
+                <w:tab w:val="left" w:pos="1260" w:leader="none"/>
+                <w:tab w:val="left" w:pos="9356" w:leader="none"/>
               </w:tabs>
               <w:jc w:val="both"/>
               <w:rPr>
@@ -1126,14 +1245,17 @@
         <w:tc>
           <w:tcPr>
             <w:tcW w:w="7790" w:type="dxa"/>
+            <w:tcBorders/>
           </w:tcPr>
           <w:p>
             <w:pPr>
+              <w:pStyle w:val="Normal"/>
               <w:tabs>
-                <w:tab w:val="left" w:pos="1260"/>
+                <w:tab w:val="clear" w:pos="720"/>
+                <w:tab w:val="left" w:pos="1260" w:leader="none"/>
               </w:tabs>
-              <w:spacing w:line="276" w:lineRule="auto"/>
-              <w:ind w:right="520"/>
+              <w:spacing w:lineRule="auto" w:line="276"/>
+              <w:ind w:end="520"/>
               <w:jc w:val="both"/>
               <w:rPr>
                 <w:b/>
@@ -1162,22 +1284,20 @@
         </w:tc>
       </w:tr>
       <w:tr>
+        <w:trPr/>
         <w:tc>
           <w:tcPr>
             <w:tcW w:w="1710" w:type="dxa"/>
+            <w:tcBorders/>
           </w:tcPr>
           <w:p>
             <w:pPr>
-              <w:pBdr>
-                <w:top w:val="nil"/>
-                <w:left w:val="nil"/>
-                <w:bottom w:val="nil"/>
-                <w:right w:val="nil"/>
-                <w:between w:val="nil"/>
-              </w:pBdr>
+              <w:pStyle w:val="Normal"/>
+              <w:pBdr/>
               <w:tabs>
-                <w:tab w:val="left" w:pos="1260"/>
-                <w:tab w:val="left" w:pos="9356"/>
+                <w:tab w:val="clear" w:pos="720"/>
+                <w:tab w:val="left" w:pos="1260" w:leader="none"/>
+                <w:tab w:val="left" w:pos="9356" w:leader="none"/>
               </w:tabs>
               <w:jc w:val="both"/>
               <w:rPr>
@@ -1199,14 +1319,17 @@
         <w:tc>
           <w:tcPr>
             <w:tcW w:w="7790" w:type="dxa"/>
+            <w:tcBorders/>
           </w:tcPr>
           <w:p>
             <w:pPr>
+              <w:pStyle w:val="Normal"/>
               <w:tabs>
-                <w:tab w:val="left" w:pos="1260"/>
+                <w:tab w:val="clear" w:pos="720"/>
+                <w:tab w:val="left" w:pos="1260" w:leader="none"/>
               </w:tabs>
-              <w:spacing w:line="276" w:lineRule="auto"/>
-              <w:ind w:right="520"/>
+              <w:spacing w:lineRule="auto" w:line="276"/>
+              <w:ind w:end="520"/>
               <w:jc w:val="both"/>
               <w:rPr>
                 <w:sz w:val="26"/>
@@ -1242,8 +1365,10 @@
     </w:tbl>
     <w:p>
       <w:pPr>
-        <w:tabs>
-          <w:tab w:val="left" w:pos="1260"/>
+        <w:pStyle w:val="Normal"/>
+        <w:tabs>
+          <w:tab w:val="clear" w:pos="720"/>
+          <w:tab w:val="left" w:pos="1260" w:leader="none"/>
         </w:tabs>
         <w:jc w:val="both"/>
         <w:rPr>
@@ -1265,8 +1390,9 @@
     </w:p>
     <w:p>
       <w:pPr>
+        <w:pStyle w:val="Normal"/>
         <w:spacing w:before="120" w:after="120"/>
-        <w:ind w:right="92"/>
+        <w:ind w:end="92"/>
         <w:jc w:val="both"/>
         <w:rPr>
           <w:b/>
@@ -1289,31 +1415,36 @@
       <w:tblPr>
         <w:tblStyle w:val="a2"/>
         <w:tblW w:w="9500" w:type="dxa"/>
+        <w:jc w:val="start"/>
         <w:tblInd w:w="108" w:type="dxa"/>
         <w:tblLayout w:type="fixed"/>
-        <w:tblLook w:val="0400" w:firstRow="0" w:lastRow="0" w:firstColumn="0" w:lastColumn="0" w:noHBand="0" w:noVBand="1"/>
+        <w:tblCellMar>
+          <w:top w:w="0" w:type="dxa"/>
+          <w:start w:w="108" w:type="dxa"/>
+          <w:bottom w:w="0" w:type="dxa"/>
+          <w:end w:w="108" w:type="dxa"/>
+        </w:tblCellMar>
+        <w:tblLook w:noHBand="0" w:lastColumn="0" w:firstColumn="0" w:lastRow="0" w:firstRow="0" w:noVBand="1" w:val="0400"/>
       </w:tblPr>
       <w:tblGrid>
         <w:gridCol w:w="1710"/>
         <w:gridCol w:w="7790"/>
       </w:tblGrid>
       <w:tr>
+        <w:trPr/>
         <w:tc>
           <w:tcPr>
             <w:tcW w:w="1710" w:type="dxa"/>
+            <w:tcBorders/>
           </w:tcPr>
           <w:p>
             <w:pPr>
-              <w:pBdr>
-                <w:top w:val="nil"/>
-                <w:left w:val="nil"/>
-                <w:bottom w:val="nil"/>
-                <w:right w:val="nil"/>
-                <w:between w:val="nil"/>
-              </w:pBdr>
+              <w:pStyle w:val="Normal"/>
+              <w:pBdr/>
               <w:tabs>
-                <w:tab w:val="left" w:pos="1260"/>
-                <w:tab w:val="left" w:pos="9356"/>
+                <w:tab w:val="clear" w:pos="720"/>
+                <w:tab w:val="left" w:pos="1260" w:leader="none"/>
+                <w:tab w:val="left" w:pos="9356" w:leader="none"/>
               </w:tabs>
               <w:jc w:val="both"/>
               <w:rPr>
@@ -1335,19 +1466,16 @@
         <w:tc>
           <w:tcPr>
             <w:tcW w:w="7790" w:type="dxa"/>
+            <w:tcBorders/>
           </w:tcPr>
           <w:p>
             <w:pPr>
-              <w:pBdr>
-                <w:top w:val="nil"/>
-                <w:left w:val="nil"/>
-                <w:bottom w:val="nil"/>
-                <w:right w:val="nil"/>
-                <w:between w:val="nil"/>
-              </w:pBdr>
+              <w:pStyle w:val="Normal"/>
+              <w:pBdr/>
               <w:tabs>
-                <w:tab w:val="left" w:pos="1260"/>
-                <w:tab w:val="left" w:pos="9356"/>
+                <w:tab w:val="clear" w:pos="720"/>
+                <w:tab w:val="left" w:pos="1260" w:leader="none"/>
+                <w:tab w:val="left" w:pos="9356" w:leader="none"/>
               </w:tabs>
               <w:jc w:val="both"/>
               <w:rPr>
@@ -1368,28 +1496,26 @@
                 <w:sz w:val="26"/>
                 <w:szCs w:val="26"/>
               </w:rPr>
-              <w:t>VP905, Tầng 9 (Sàn văn phòng), Khối C, Tòa nhà Hồ Gươm Plaza, Số 102 Phố Trần Phú, Phường Hà Đông, TP. Hà Nội.</w:t>
+              <w:t>{provider.address}.</w:t>
             </w:r>
           </w:p>
         </w:tc>
       </w:tr>
       <w:tr>
+        <w:trPr/>
         <w:tc>
           <w:tcPr>
             <w:tcW w:w="1710" w:type="dxa"/>
+            <w:tcBorders/>
           </w:tcPr>
           <w:p>
             <w:pPr>
-              <w:pBdr>
-                <w:top w:val="nil"/>
-                <w:left w:val="nil"/>
-                <w:bottom w:val="nil"/>
-                <w:right w:val="nil"/>
-                <w:between w:val="nil"/>
-              </w:pBdr>
+              <w:pStyle w:val="Normal"/>
+              <w:pBdr/>
               <w:tabs>
-                <w:tab w:val="left" w:pos="1260"/>
-                <w:tab w:val="left" w:pos="9356"/>
+                <w:tab w:val="clear" w:pos="720"/>
+                <w:tab w:val="left" w:pos="1260" w:leader="none"/>
+                <w:tab w:val="left" w:pos="9356" w:leader="none"/>
               </w:tabs>
               <w:jc w:val="both"/>
               <w:rPr>
@@ -1411,19 +1537,16 @@
         <w:tc>
           <w:tcPr>
             <w:tcW w:w="7790" w:type="dxa"/>
+            <w:tcBorders/>
           </w:tcPr>
           <w:p>
             <w:pPr>
-              <w:pBdr>
-                <w:top w:val="nil"/>
-                <w:left w:val="nil"/>
-                <w:bottom w:val="nil"/>
-                <w:right w:val="nil"/>
-                <w:between w:val="nil"/>
-              </w:pBdr>
+              <w:pStyle w:val="Normal"/>
+              <w:pBdr/>
               <w:tabs>
-                <w:tab w:val="left" w:pos="1260"/>
-                <w:tab w:val="left" w:pos="9356"/>
+                <w:tab w:val="clear" w:pos="720"/>
+                <w:tab w:val="left" w:pos="1260" w:leader="none"/>
+                <w:tab w:val="left" w:pos="9356" w:leader="none"/>
               </w:tabs>
               <w:jc w:val="both"/>
               <w:rPr>
@@ -1444,22 +1567,20 @@
         </w:tc>
       </w:tr>
       <w:tr>
+        <w:trPr/>
         <w:tc>
           <w:tcPr>
             <w:tcW w:w="1710" w:type="dxa"/>
+            <w:tcBorders/>
           </w:tcPr>
           <w:p>
             <w:pPr>
-              <w:pBdr>
-                <w:top w:val="nil"/>
-                <w:left w:val="nil"/>
-                <w:bottom w:val="nil"/>
-                <w:right w:val="nil"/>
-                <w:between w:val="nil"/>
-              </w:pBdr>
+              <w:pStyle w:val="Normal"/>
+              <w:pBdr/>
               <w:tabs>
-                <w:tab w:val="left" w:pos="1260"/>
-                <w:tab w:val="left" w:pos="9356"/>
+                <w:tab w:val="clear" w:pos="720"/>
+                <w:tab w:val="left" w:pos="1260" w:leader="none"/>
+                <w:tab w:val="left" w:pos="9356" w:leader="none"/>
               </w:tabs>
               <w:jc w:val="both"/>
               <w:rPr>
@@ -1481,19 +1602,16 @@
         <w:tc>
           <w:tcPr>
             <w:tcW w:w="7790" w:type="dxa"/>
+            <w:tcBorders/>
           </w:tcPr>
           <w:p>
             <w:pPr>
-              <w:pBdr>
-                <w:top w:val="nil"/>
-                <w:left w:val="nil"/>
-                <w:bottom w:val="nil"/>
-                <w:right w:val="nil"/>
-                <w:between w:val="nil"/>
-              </w:pBdr>
+              <w:pStyle w:val="Normal"/>
+              <w:pBdr/>
               <w:tabs>
-                <w:tab w:val="left" w:pos="1260"/>
-                <w:tab w:val="left" w:pos="9356"/>
+                <w:tab w:val="clear" w:pos="720"/>
+                <w:tab w:val="left" w:pos="1260" w:leader="none"/>
+                <w:tab w:val="left" w:pos="9356" w:leader="none"/>
               </w:tabs>
               <w:jc w:val="both"/>
               <w:rPr>
@@ -1514,22 +1632,20 @@
         </w:tc>
       </w:tr>
       <w:tr>
+        <w:trPr/>
         <w:tc>
           <w:tcPr>
             <w:tcW w:w="1710" w:type="dxa"/>
+            <w:tcBorders/>
           </w:tcPr>
           <w:p>
             <w:pPr>
-              <w:pBdr>
-                <w:top w:val="nil"/>
-                <w:left w:val="nil"/>
-                <w:bottom w:val="nil"/>
-                <w:right w:val="nil"/>
-                <w:between w:val="nil"/>
-              </w:pBdr>
+              <w:pStyle w:val="Normal"/>
+              <w:pBdr/>
               <w:tabs>
-                <w:tab w:val="left" w:pos="1260"/>
-                <w:tab w:val="left" w:pos="9356"/>
+                <w:tab w:val="clear" w:pos="720"/>
+                <w:tab w:val="left" w:pos="1260" w:leader="none"/>
+                <w:tab w:val="left" w:pos="9356" w:leader="none"/>
               </w:tabs>
               <w:jc w:val="both"/>
               <w:rPr>
@@ -1551,11 +1667,14 @@
         <w:tc>
           <w:tcPr>
             <w:tcW w:w="7790" w:type="dxa"/>
+            <w:tcBorders/>
           </w:tcPr>
           <w:p>
             <w:pPr>
+              <w:pStyle w:val="Normal"/>
               <w:tabs>
-                <w:tab w:val="left" w:pos="1260"/>
+                <w:tab w:val="clear" w:pos="720"/>
+                <w:tab w:val="left" w:pos="1260" w:leader="none"/>
               </w:tabs>
               <w:jc w:val="both"/>
               <w:rPr>
@@ -1571,35 +1690,25 @@
                 <w:szCs w:val="26"/>
               </w:rPr>
               <w:t>: {provider.representative}</w:t>
-            </w:r>
-            <w:r>
-              <w:rPr>
-                <w:b/>
-                <w:bCs/>
-                <w:sz w:val="26"/>
-                <w:szCs w:val="26"/>
-              </w:rPr>
             </w:r>
           </w:p>
         </w:tc>
       </w:tr>
       <w:tr>
+        <w:trPr/>
         <w:tc>
           <w:tcPr>
             <w:tcW w:w="1710" w:type="dxa"/>
+            <w:tcBorders/>
           </w:tcPr>
           <w:p>
             <w:pPr>
-              <w:pBdr>
-                <w:top w:val="nil"/>
-                <w:left w:val="nil"/>
-                <w:bottom w:val="nil"/>
-                <w:right w:val="nil"/>
-                <w:between w:val="nil"/>
-              </w:pBdr>
+              <w:pStyle w:val="Normal"/>
+              <w:pBdr/>
               <w:tabs>
-                <w:tab w:val="left" w:pos="1260"/>
-                <w:tab w:val="left" w:pos="9356"/>
+                <w:tab w:val="clear" w:pos="720"/>
+                <w:tab w:val="left" w:pos="1260" w:leader="none"/>
+                <w:tab w:val="left" w:pos="9356" w:leader="none"/>
               </w:tabs>
               <w:jc w:val="both"/>
               <w:rPr>
@@ -1621,11 +1730,14 @@
         <w:tc>
           <w:tcPr>
             <w:tcW w:w="7790" w:type="dxa"/>
+            <w:tcBorders/>
           </w:tcPr>
           <w:p>
             <w:pPr>
+              <w:pStyle w:val="Normal"/>
               <w:tabs>
-                <w:tab w:val="left" w:pos="1260"/>
+                <w:tab w:val="clear" w:pos="720"/>
+                <w:tab w:val="left" w:pos="1260" w:leader="none"/>
               </w:tabs>
               <w:jc w:val="both"/>
               <w:rPr>
@@ -1660,22 +1772,20 @@
         </w:tc>
       </w:tr>
       <w:tr>
+        <w:trPr/>
         <w:tc>
           <w:tcPr>
             <w:tcW w:w="1710" w:type="dxa"/>
+            <w:tcBorders/>
           </w:tcPr>
           <w:p>
             <w:pPr>
-              <w:pBdr>
-                <w:top w:val="nil"/>
-                <w:left w:val="nil"/>
-                <w:bottom w:val="nil"/>
-                <w:right w:val="nil"/>
-                <w:between w:val="nil"/>
-              </w:pBdr>
+              <w:pStyle w:val="Normal"/>
+              <w:pBdr/>
               <w:tabs>
-                <w:tab w:val="left" w:pos="1260"/>
-                <w:tab w:val="left" w:pos="9356"/>
+                <w:tab w:val="clear" w:pos="720"/>
+                <w:tab w:val="left" w:pos="1260" w:leader="none"/>
+                <w:tab w:val="left" w:pos="9356" w:leader="none"/>
               </w:tabs>
               <w:jc w:val="both"/>
               <w:rPr>
@@ -1697,11 +1807,14 @@
         <w:tc>
           <w:tcPr>
             <w:tcW w:w="7790" w:type="dxa"/>
+            <w:tcBorders/>
           </w:tcPr>
           <w:p>
             <w:pPr>
+              <w:pStyle w:val="Normal"/>
               <w:tabs>
-                <w:tab w:val="left" w:pos="1260"/>
+                <w:tab w:val="clear" w:pos="720"/>
+                <w:tab w:val="left" w:pos="1260" w:leader="none"/>
               </w:tabs>
               <w:jc w:val="both"/>
               <w:rPr>
@@ -1722,8 +1835,9 @@
     </w:tbl>
     <w:p>
       <w:pPr>
+        <w:pStyle w:val="Normal"/>
         <w:spacing w:before="120" w:after="120"/>
-        <w:ind w:right="92"/>
+        <w:ind w:end="92"/>
         <w:jc w:val="both"/>
         <w:rPr>
           <w:sz w:val="26"/>
@@ -1740,45 +1854,35 @@
     </w:p>
     <w:p>
       <w:pPr>
+        <w:pStyle w:val="Normal"/>
         <w:numPr>
           <w:ilvl w:val="0"/>
           <w:numId w:val="2"/>
         </w:numPr>
-        <w:pBdr>
-          <w:top w:val="nil"/>
-          <w:left w:val="nil"/>
-          <w:bottom w:val="nil"/>
-          <w:right w:val="nil"/>
-          <w:between w:val="nil"/>
-        </w:pBdr>
-        <w:spacing w:before="120" w:after="120" w:line="312" w:lineRule="auto"/>
-        <w:jc w:val="both"/>
-      </w:pPr>
-      <w:r>
-        <w:rPr>
-          <w:b/>
-          <w:bCs/>
-          <w:color w:val="000000"/>
-          <w:sz w:val="26"/>
-          <w:szCs w:val="26"/>
-        </w:rPr>
-        <w:lastRenderedPageBreak/>
+        <w:pBdr/>
+        <w:spacing w:lineRule="auto" w:line="312" w:before="120" w:after="120"/>
+        <w:jc w:val="both"/>
+        <w:rPr/>
+      </w:pPr>
+      <w:r>
+        <w:rPr>
+          <w:b/>
+          <w:bCs/>
+          <w:color w:val="000000"/>
+          <w:sz w:val="26"/>
+          <w:szCs w:val="26"/>
+        </w:rPr>
         <w:t>ĐỐI TƯỢNG VÀ PHẠM VI HỢP ĐỒNG</w:t>
       </w:r>
     </w:p>
     <w:p>
       <w:pPr>
+        <w:pStyle w:val="Normal"/>
         <w:numPr>
           <w:ilvl w:val="1"/>
           <w:numId w:val="2"/>
         </w:numPr>
-        <w:pBdr>
-          <w:top w:val="nil"/>
-          <w:left w:val="nil"/>
-          <w:bottom w:val="nil"/>
-          <w:right w:val="nil"/>
-          <w:between w:val="nil"/>
-        </w:pBdr>
+        <w:pBdr/>
         <w:jc w:val="both"/>
         <w:rPr>
           <w:b/>
@@ -1801,21 +1905,17 @@
     </w:p>
     <w:p>
       <w:pPr>
+        <w:pStyle w:val="Normal"/>
         <w:numPr>
           <w:ilvl w:val="2"/>
           <w:numId w:val="2"/>
         </w:numPr>
-        <w:pBdr>
-          <w:top w:val="nil"/>
-          <w:left w:val="nil"/>
-          <w:bottom w:val="nil"/>
-          <w:right w:val="nil"/>
-          <w:between w:val="nil"/>
-        </w:pBdr>
-        <w:tabs>
-          <w:tab w:val="left" w:pos="360"/>
-        </w:tabs>
-        <w:spacing w:line="276" w:lineRule="auto"/>
+        <w:pBdr/>
+        <w:tabs>
+          <w:tab w:val="clear" w:pos="720"/>
+          <w:tab w:val="left" w:pos="360" w:leader="none"/>
+        </w:tabs>
+        <w:spacing w:lineRule="auto" w:line="276"/>
         <w:jc w:val="both"/>
         <w:rPr>
           <w:color w:val="000000"/>
@@ -1834,21 +1934,17 @@
     </w:p>
     <w:p>
       <w:pPr>
+        <w:pStyle w:val="Normal"/>
         <w:numPr>
           <w:ilvl w:val="2"/>
           <w:numId w:val="2"/>
         </w:numPr>
-        <w:pBdr>
-          <w:top w:val="nil"/>
-          <w:left w:val="nil"/>
-          <w:bottom w:val="nil"/>
-          <w:right w:val="nil"/>
-          <w:between w:val="nil"/>
-        </w:pBdr>
-        <w:tabs>
-          <w:tab w:val="left" w:pos="360"/>
-        </w:tabs>
-        <w:spacing w:line="276" w:lineRule="auto"/>
+        <w:pBdr/>
+        <w:tabs>
+          <w:tab w:val="clear" w:pos="720"/>
+          <w:tab w:val="left" w:pos="360" w:leader="none"/>
+        </w:tabs>
+        <w:spacing w:lineRule="auto" w:line="276"/>
         <w:jc w:val="both"/>
         <w:rPr>
           <w:color w:val="000000"/>
@@ -1882,51 +1978,50 @@
     </w:p>
     <w:p>
       <w:pPr>
+        <w:pStyle w:val="Normal"/>
         <w:numPr>
           <w:ilvl w:val="2"/>
           <w:numId w:val="2"/>
         </w:numPr>
-        <w:pBdr>
-          <w:top w:val="nil"/>
-          <w:left w:val="nil"/>
-          <w:bottom w:val="nil"/>
-          <w:right w:val="nil"/>
-          <w:between w:val="nil"/>
-        </w:pBdr>
-        <w:tabs>
-          <w:tab w:val="left" w:pos="360"/>
-        </w:tabs>
-        <w:spacing w:line="276" w:lineRule="auto"/>
-        <w:jc w:val="both"/>
-        <w:rPr>
-          <w:color w:val="000000"/>
-          <w:sz w:val="26"/>
-          <w:szCs w:val="26"/>
-        </w:rPr>
-      </w:pPr>
-      <w:r>
-        <w:rPr>
-          <w:color w:val="000000"/>
-          <w:sz w:val="26"/>
-          <w:szCs w:val="26"/>
-        </w:rPr>
-        <w:t>“Racekit”: là bộ vật phẩm và tài liệu mà người tham gia giải chạy nhận được khi đăng ký tham dự, bao gồm 01 bib, 01 áo, 01 túi.</w:t>
-      </w:r>
-    </w:p>
-    <w:p>
-      <w:pPr>
+        <w:pBdr/>
+        <w:tabs>
+          <w:tab w:val="clear" w:pos="720"/>
+          <w:tab w:val="left" w:pos="360" w:leader="none"/>
+        </w:tabs>
+        <w:spacing w:lineRule="auto" w:line="276"/>
+        <w:jc w:val="both"/>
+        <w:rPr>
+          <w:color w:val="000000"/>
+          <w:sz w:val="26"/>
+          <w:szCs w:val="26"/>
+        </w:rPr>
+      </w:pPr>
+      <w:r>
+        <w:rPr>
+          <w:color w:val="000000"/>
+          <w:sz w:val="26"/>
+          <w:szCs w:val="26"/>
+        </w:rPr>
+        <w:t>“</w:t>
+      </w:r>
+      <w:r>
+        <w:rPr>
+          <w:color w:val="000000"/>
+          <w:sz w:val="26"/>
+          <w:szCs w:val="26"/>
+        </w:rPr>
+        <w:t>Racekit”: là bộ vật phẩm và tài liệu mà người tham gia giải chạy nhận được khi đăng ký tham dự, bao gồm 01 bib, 01 áo, 01 túi.</w:t>
+      </w:r>
+    </w:p>
+    <w:p>
+      <w:pPr>
+        <w:pStyle w:val="Normal"/>
         <w:numPr>
           <w:ilvl w:val="1"/>
           <w:numId w:val="2"/>
         </w:numPr>
-        <w:pBdr>
-          <w:top w:val="nil"/>
-          <w:left w:val="nil"/>
-          <w:bottom w:val="nil"/>
-          <w:right w:val="nil"/>
-          <w:between w:val="nil"/>
-        </w:pBdr>
-        <w:spacing w:after="120" w:line="276" w:lineRule="auto"/>
+        <w:pBdr/>
+        <w:spacing w:lineRule="auto" w:line="276" w:before="0" w:after="120"/>
         <w:jc w:val="both"/>
         <w:rPr>
           <w:b/>
@@ -1949,7 +2044,8 @@
     </w:p>
     <w:p>
       <w:pPr>
-        <w:spacing w:before="120" w:after="120" w:line="276" w:lineRule="auto"/>
+        <w:pStyle w:val="Normal"/>
+        <w:spacing w:lineRule="auto" w:line="276" w:before="120" w:after="120"/>
         <w:jc w:val="both"/>
         <w:rPr>
           <w:sz w:val="26"/>
@@ -1989,21 +2085,17 @@
     </w:p>
     <w:p>
       <w:pPr>
+        <w:pStyle w:val="Normal"/>
         <w:numPr>
           <w:ilvl w:val="2"/>
           <w:numId w:val="2"/>
         </w:numPr>
-        <w:pBdr>
-          <w:top w:val="nil"/>
-          <w:left w:val="nil"/>
-          <w:bottom w:val="nil"/>
-          <w:right w:val="nil"/>
-          <w:between w:val="nil"/>
-        </w:pBdr>
-        <w:tabs>
-          <w:tab w:val="left" w:pos="360"/>
-        </w:tabs>
-        <w:spacing w:before="120" w:line="276" w:lineRule="auto"/>
+        <w:pBdr/>
+        <w:tabs>
+          <w:tab w:val="clear" w:pos="720"/>
+          <w:tab w:val="left" w:pos="360" w:leader="none"/>
+        </w:tabs>
+        <w:spacing w:lineRule="auto" w:line="276" w:before="120" w:after="0"/>
         <w:jc w:val="both"/>
         <w:rPr>
           <w:color w:val="000000"/>
@@ -2039,21 +2131,17 @@
     </w:p>
     <w:p>
       <w:pPr>
+        <w:pStyle w:val="Normal"/>
         <w:numPr>
           <w:ilvl w:val="2"/>
           <w:numId w:val="2"/>
         </w:numPr>
-        <w:pBdr>
-          <w:top w:val="nil"/>
-          <w:left w:val="nil"/>
-          <w:bottom w:val="nil"/>
-          <w:right w:val="nil"/>
-          <w:between w:val="nil"/>
-        </w:pBdr>
-        <w:tabs>
-          <w:tab w:val="left" w:pos="360"/>
-        </w:tabs>
-        <w:spacing w:line="276" w:lineRule="auto"/>
+        <w:pBdr/>
+        <w:tabs>
+          <w:tab w:val="clear" w:pos="720"/>
+          <w:tab w:val="left" w:pos="360" w:leader="none"/>
+        </w:tabs>
+        <w:spacing w:lineRule="auto" w:line="276"/>
         <w:jc w:val="both"/>
         <w:rPr>
           <w:color w:val="000000"/>
@@ -2089,21 +2177,17 @@
     </w:p>
     <w:p>
       <w:pPr>
+        <w:pStyle w:val="Normal"/>
         <w:numPr>
           <w:ilvl w:val="2"/>
           <w:numId w:val="2"/>
         </w:numPr>
-        <w:pBdr>
-          <w:top w:val="nil"/>
-          <w:left w:val="nil"/>
-          <w:bottom w:val="nil"/>
-          <w:right w:val="nil"/>
-          <w:between w:val="nil"/>
-        </w:pBdr>
-        <w:tabs>
-          <w:tab w:val="left" w:pos="360"/>
-        </w:tabs>
-        <w:spacing w:line="276" w:lineRule="auto"/>
+        <w:pBdr/>
+        <w:tabs>
+          <w:tab w:val="clear" w:pos="720"/>
+          <w:tab w:val="left" w:pos="360" w:leader="none"/>
+        </w:tabs>
+        <w:spacing w:lineRule="auto" w:line="276"/>
         <w:jc w:val="both"/>
         <w:rPr>
           <w:color w:val="000000"/>
@@ -2139,18 +2223,13 @@
     </w:p>
     <w:p>
       <w:pPr>
+        <w:pStyle w:val="Normal"/>
         <w:numPr>
           <w:ilvl w:val="2"/>
           <w:numId w:val="2"/>
         </w:numPr>
-        <w:pBdr>
-          <w:top w:val="nil"/>
-          <w:left w:val="nil"/>
-          <w:bottom w:val="nil"/>
-          <w:right w:val="nil"/>
-          <w:between w:val="nil"/>
-        </w:pBdr>
-        <w:spacing w:line="276" w:lineRule="auto"/>
+        <w:pBdr/>
+        <w:spacing w:lineRule="auto" w:line="276"/>
         <w:jc w:val="both"/>
         <w:rPr>
           <w:color w:val="000000"/>
@@ -2169,19 +2248,14 @@
     </w:p>
     <w:p>
       <w:pPr>
+        <w:pStyle w:val="Normal"/>
         <w:numPr>
           <w:ilvl w:val="2"/>
           <w:numId w:val="2"/>
         </w:numPr>
-        <w:pBdr>
-          <w:top w:val="nil"/>
-          <w:left w:val="nil"/>
-          <w:bottom w:val="nil"/>
-          <w:right w:val="nil"/>
-          <w:between w:val="nil"/>
-        </w:pBdr>
-        <w:spacing w:line="276" w:lineRule="auto"/>
-        <w:ind w:right="-5"/>
+        <w:pBdr/>
+        <w:spacing w:lineRule="auto" w:line="276"/>
+        <w:ind w:firstLine="720" w:end="-5"/>
         <w:jc w:val="both"/>
         <w:rPr>
           <w:color w:val="000000"/>
@@ -2200,17 +2274,12 @@
     </w:p>
     <w:p>
       <w:pPr>
+        <w:pStyle w:val="Normal"/>
         <w:numPr>
           <w:ilvl w:val="0"/>
           <w:numId w:val="2"/>
         </w:numPr>
-        <w:pBdr>
-          <w:top w:val="nil"/>
-          <w:left w:val="nil"/>
-          <w:bottom w:val="nil"/>
-          <w:right w:val="nil"/>
-          <w:between w:val="nil"/>
-        </w:pBdr>
+        <w:pBdr/>
         <w:jc w:val="both"/>
         <w:rPr>
           <w:b/>
@@ -2233,18 +2302,13 @@
     </w:p>
     <w:p>
       <w:pPr>
+        <w:pStyle w:val="Normal"/>
         <w:numPr>
           <w:ilvl w:val="1"/>
           <w:numId w:val="2"/>
         </w:numPr>
-        <w:pBdr>
-          <w:top w:val="nil"/>
-          <w:left w:val="nil"/>
-          <w:bottom w:val="nil"/>
-          <w:right w:val="nil"/>
-          <w:between w:val="nil"/>
-        </w:pBdr>
-        <w:spacing w:line="276" w:lineRule="auto"/>
+        <w:pBdr/>
+        <w:spacing w:lineRule="auto" w:line="276"/>
         <w:jc w:val="both"/>
         <w:rPr>
           <w:b/>
@@ -2284,14 +2348,9 @@
     </w:p>
     <w:p>
       <w:pPr>
-        <w:pBdr>
-          <w:top w:val="nil"/>
-          <w:left w:val="nil"/>
-          <w:bottom w:val="nil"/>
-          <w:right w:val="nil"/>
-          <w:between w:val="nil"/>
-        </w:pBdr>
-        <w:spacing w:after="120" w:line="276" w:lineRule="auto"/>
+        <w:pStyle w:val="Normal"/>
+        <w:pBdr/>
+        <w:spacing w:lineRule="auto" w:line="276" w:before="0" w:after="120"/>
         <w:jc w:val="both"/>
         <w:rPr>
           <w:i/>
@@ -2335,19 +2394,14 @@
           <w:sz w:val="26"/>
           <w:szCs w:val="26"/>
         </w:rPr>
-        <w:t xml:space="preserve">) chi tiết cụ thể như sau:</w:t>
-      </w:r>
-    </w:p>
-    <w:p>
-      <w:pPr>
-        <w:pBdr>
-          <w:top w:val="nil"/>
-          <w:left w:val="nil"/>
-          <w:bottom w:val="nil"/>
-          <w:right w:val="nil"/>
-          <w:between w:val="nil"/>
-        </w:pBdr>
-        <w:spacing w:after="120" w:line="276" w:lineRule="auto"/>
+        <w:t>) chi tiết cụ thể như sau:</w:t>
+      </w:r>
+    </w:p>
+    <w:p>
+      <w:pPr>
+        <w:pStyle w:val="Normal"/>
+        <w:pBdr/>
+        <w:spacing w:lineRule="auto" w:line="276" w:before="0" w:after="120"/>
         <w:jc w:val="both"/>
         <w:rPr>
           <w:color w:val="000000"/>
@@ -2367,53 +2421,48 @@
     <w:tbl>
       <w:tblPr>
         <w:tblW w:w="9495" w:type="dxa"/>
-        <w:tblBorders>
-          <w:top w:val="single" w:sz="4" w:space="0" w:color="000000"/>
-          <w:left w:val="single" w:sz="4" w:space="0" w:color="000000"/>
-          <w:bottom w:val="single" w:sz="4" w:space="0" w:color="000000"/>
-          <w:right w:val="single" w:sz="4" w:space="0" w:color="000000"/>
-          <w:insideH w:val="single" w:sz="4" w:space="0" w:color="000000"/>
-          <w:insideV w:val="single" w:sz="4" w:space="0" w:color="000000"/>
-        </w:tblBorders>
+        <w:jc w:val="start"/>
+        <w:tblInd w:w="0" w:type="dxa"/>
         <w:tblLayout w:type="fixed"/>
-        <w:tblLook w:val="0600" w:firstRow="0" w:lastRow="0" w:firstColumn="0" w:lastColumn="0" w:noHBand="1" w:noVBand="1"/>
+        <w:tblCellMar>
+          <w:top w:w="0" w:type="dxa"/>
+          <w:start w:w="40" w:type="dxa"/>
+          <w:bottom w:w="0" w:type="dxa"/>
+          <w:end w:w="40" w:type="dxa"/>
+        </w:tblCellMar>
+        <w:tblLook w:noHBand="1" w:lastColumn="0" w:firstColumn="0" w:lastRow="0" w:firstRow="0" w:noVBand="1" w:val="0600"/>
       </w:tblPr>
       <w:tblGrid>
         <w:gridCol w:w="690"/>
-        <w:gridCol w:w="1380"/>
+        <w:gridCol w:w="1379"/>
         <w:gridCol w:w="2602"/>
         <w:gridCol w:w="1350"/>
         <w:gridCol w:w="900"/>
-        <w:gridCol w:w="1080"/>
+        <w:gridCol w:w="1081"/>
         <w:gridCol w:w="1493"/>
       </w:tblGrid>
       <w:tr>
         <w:trPr>
-          <w:trHeight w:val="14"/>
-          <w:tblHeader/>
+          <w:tblHeader w:val="true"/>
+          <w:trHeight w:val="14" w:hRule="atLeast"/>
         </w:trPr>
         <w:tc>
           <w:tcPr>
             <w:tcW w:w="690" w:type="dxa"/>
             <w:tcBorders>
               <w:top w:val="single" w:sz="6" w:space="0" w:color="000000"/>
-              <w:left w:val="single" w:sz="6" w:space="0" w:color="000000"/>
+              <w:start w:val="single" w:sz="6" w:space="0" w:color="000000"/>
               <w:bottom w:val="single" w:sz="6" w:space="0" w:color="000000"/>
-              <w:right w:val="single" w:sz="6" w:space="0" w:color="000000"/>
+              <w:end w:val="single" w:sz="6" w:space="0" w:color="000000"/>
             </w:tcBorders>
-            <w:shd w:val="clear" w:color="auto" w:fill="A8D08D"/>
-            <w:tcMar>
-              <w:top w:w="0" w:type="dxa"/>
-              <w:left w:w="40" w:type="dxa"/>
-              <w:bottom w:w="0" w:type="dxa"/>
-              <w:right w:w="40" w:type="dxa"/>
-            </w:tcMar>
+            <w:shd w:color="auto" w:fill="A8D08D" w:val="clear"/>
             <w:vAlign w:val="bottom"/>
           </w:tcPr>
           <w:p>
             <w:pPr>
-              <w:widowControl w:val="0"/>
-              <w:spacing w:line="276" w:lineRule="auto"/>
+              <w:pStyle w:val="Normal"/>
+              <w:widowControl w:val="false"/>
+              <w:spacing w:lineRule="auto" w:line="276"/>
               <w:jc w:val="center"/>
               <w:rPr>
                 <w:sz w:val="26"/>
@@ -2433,26 +2482,21 @@
         </w:tc>
         <w:tc>
           <w:tcPr>
-            <w:tcW w:w="1380" w:type="dxa"/>
+            <w:tcW w:w="1379" w:type="dxa"/>
             <w:tcBorders>
               <w:top w:val="single" w:sz="6" w:space="0" w:color="000000"/>
-              <w:left w:val="single" w:sz="6" w:space="0" w:color="000000"/>
+              <w:start w:val="single" w:sz="6" w:space="0" w:color="000000"/>
               <w:bottom w:val="single" w:sz="6" w:space="0" w:color="000000"/>
-              <w:right w:val="single" w:sz="6" w:space="0" w:color="000000"/>
+              <w:end w:val="single" w:sz="6" w:space="0" w:color="000000"/>
             </w:tcBorders>
-            <w:shd w:val="clear" w:color="auto" w:fill="A8D08D"/>
-            <w:tcMar>
-              <w:top w:w="0" w:type="dxa"/>
-              <w:left w:w="40" w:type="dxa"/>
-              <w:bottom w:w="0" w:type="dxa"/>
-              <w:right w:w="40" w:type="dxa"/>
-            </w:tcMar>
+            <w:shd w:color="auto" w:fill="A8D08D" w:val="clear"/>
             <w:vAlign w:val="bottom"/>
           </w:tcPr>
           <w:p>
             <w:pPr>
-              <w:widowControl w:val="0"/>
-              <w:spacing w:line="276" w:lineRule="auto"/>
+              <w:pStyle w:val="Normal"/>
+              <w:widowControl w:val="false"/>
+              <w:spacing w:lineRule="auto" w:line="276"/>
               <w:jc w:val="center"/>
               <w:rPr>
                 <w:sz w:val="26"/>
@@ -2475,23 +2519,18 @@
             <w:tcW w:w="2602" w:type="dxa"/>
             <w:tcBorders>
               <w:top w:val="single" w:sz="6" w:space="0" w:color="000000"/>
-              <w:left w:val="single" w:sz="6" w:space="0" w:color="000000"/>
+              <w:start w:val="single" w:sz="6" w:space="0" w:color="000000"/>
               <w:bottom w:val="single" w:sz="6" w:space="0" w:color="000000"/>
-              <w:right w:val="single" w:sz="6" w:space="0" w:color="000000"/>
+              <w:end w:val="single" w:sz="6" w:space="0" w:color="000000"/>
             </w:tcBorders>
-            <w:shd w:val="clear" w:color="auto" w:fill="A8D08D"/>
-            <w:tcMar>
-              <w:top w:w="0" w:type="dxa"/>
-              <w:left w:w="40" w:type="dxa"/>
-              <w:bottom w:w="0" w:type="dxa"/>
-              <w:right w:w="40" w:type="dxa"/>
-            </w:tcMar>
+            <w:shd w:color="auto" w:fill="A8D08D" w:val="clear"/>
             <w:vAlign w:val="bottom"/>
           </w:tcPr>
           <w:p>
             <w:pPr>
-              <w:widowControl w:val="0"/>
-              <w:spacing w:line="276" w:lineRule="auto"/>
+              <w:pStyle w:val="Normal"/>
+              <w:widowControl w:val="false"/>
+              <w:spacing w:lineRule="auto" w:line="276"/>
               <w:jc w:val="center"/>
               <w:rPr>
                 <w:sz w:val="26"/>
@@ -2514,23 +2553,18 @@
             <w:tcW w:w="1350" w:type="dxa"/>
             <w:tcBorders>
               <w:top w:val="single" w:sz="6" w:space="0" w:color="000000"/>
-              <w:left w:val="single" w:sz="6" w:space="0" w:color="000000"/>
+              <w:start w:val="single" w:sz="6" w:space="0" w:color="000000"/>
               <w:bottom w:val="single" w:sz="6" w:space="0" w:color="000000"/>
-              <w:right w:val="single" w:sz="6" w:space="0" w:color="000000"/>
+              <w:end w:val="single" w:sz="6" w:space="0" w:color="000000"/>
             </w:tcBorders>
-            <w:shd w:val="clear" w:color="auto" w:fill="A8D08D"/>
-            <w:tcMar>
-              <w:top w:w="0" w:type="dxa"/>
-              <w:left w:w="40" w:type="dxa"/>
-              <w:bottom w:w="0" w:type="dxa"/>
-              <w:right w:w="40" w:type="dxa"/>
-            </w:tcMar>
+            <w:shd w:color="auto" w:fill="A8D08D" w:val="clear"/>
             <w:vAlign w:val="bottom"/>
           </w:tcPr>
           <w:p>
             <w:pPr>
-              <w:widowControl w:val="0"/>
-              <w:spacing w:line="276" w:lineRule="auto"/>
+              <w:pStyle w:val="Normal"/>
+              <w:widowControl w:val="false"/>
+              <w:spacing w:lineRule="auto" w:line="276"/>
               <w:jc w:val="center"/>
               <w:rPr>
                 <w:sz w:val="26"/>
@@ -2553,23 +2587,18 @@
             <w:tcW w:w="900" w:type="dxa"/>
             <w:tcBorders>
               <w:top w:val="single" w:sz="6" w:space="0" w:color="000000"/>
-              <w:left w:val="single" w:sz="6" w:space="0" w:color="000000"/>
+              <w:start w:val="single" w:sz="6" w:space="0" w:color="000000"/>
               <w:bottom w:val="single" w:sz="6" w:space="0" w:color="000000"/>
-              <w:right w:val="single" w:sz="6" w:space="0" w:color="000000"/>
+              <w:end w:val="single" w:sz="6" w:space="0" w:color="000000"/>
             </w:tcBorders>
-            <w:shd w:val="clear" w:color="auto" w:fill="A8D08D"/>
-            <w:tcMar>
-              <w:top w:w="0" w:type="dxa"/>
-              <w:left w:w="40" w:type="dxa"/>
-              <w:bottom w:w="0" w:type="dxa"/>
-              <w:right w:w="40" w:type="dxa"/>
-            </w:tcMar>
+            <w:shd w:color="auto" w:fill="A8D08D" w:val="clear"/>
             <w:vAlign w:val="bottom"/>
           </w:tcPr>
           <w:p>
             <w:pPr>
-              <w:widowControl w:val="0"/>
-              <w:spacing w:line="276" w:lineRule="auto"/>
+              <w:pStyle w:val="Normal"/>
+              <w:widowControl w:val="false"/>
+              <w:spacing w:lineRule="auto" w:line="276"/>
               <w:jc w:val="center"/>
               <w:rPr>
                 <w:sz w:val="26"/>
@@ -2589,26 +2618,21 @@
         </w:tc>
         <w:tc>
           <w:tcPr>
-            <w:tcW w:w="1080" w:type="dxa"/>
+            <w:tcW w:w="1081" w:type="dxa"/>
             <w:tcBorders>
               <w:top w:val="single" w:sz="6" w:space="0" w:color="000000"/>
-              <w:left w:val="single" w:sz="6" w:space="0" w:color="000000"/>
+              <w:start w:val="single" w:sz="6" w:space="0" w:color="000000"/>
               <w:bottom w:val="single" w:sz="6" w:space="0" w:color="000000"/>
-              <w:right w:val="single" w:sz="6" w:space="0" w:color="000000"/>
+              <w:end w:val="single" w:sz="6" w:space="0" w:color="000000"/>
             </w:tcBorders>
-            <w:shd w:val="clear" w:color="auto" w:fill="A8D08D"/>
-            <w:tcMar>
-              <w:top w:w="0" w:type="dxa"/>
-              <w:left w:w="40" w:type="dxa"/>
-              <w:bottom w:w="0" w:type="dxa"/>
-              <w:right w:w="40" w:type="dxa"/>
-            </w:tcMar>
+            <w:shd w:color="auto" w:fill="A8D08D" w:val="clear"/>
             <w:vAlign w:val="bottom"/>
           </w:tcPr>
           <w:p>
             <w:pPr>
-              <w:widowControl w:val="0"/>
-              <w:spacing w:line="276" w:lineRule="auto"/>
+              <w:pStyle w:val="Normal"/>
+              <w:widowControl w:val="false"/>
+              <w:spacing w:lineRule="auto" w:line="276"/>
               <w:jc w:val="center"/>
               <w:rPr>
                 <w:sz w:val="26"/>
@@ -2631,23 +2655,18 @@
             <w:tcW w:w="1493" w:type="dxa"/>
             <w:tcBorders>
               <w:top w:val="single" w:sz="6" w:space="0" w:color="000000"/>
-              <w:left w:val="single" w:sz="6" w:space="0" w:color="000000"/>
+              <w:start w:val="single" w:sz="6" w:space="0" w:color="000000"/>
               <w:bottom w:val="single" w:sz="6" w:space="0" w:color="000000"/>
-              <w:right w:val="single" w:sz="6" w:space="0" w:color="000000"/>
+              <w:end w:val="single" w:sz="6" w:space="0" w:color="000000"/>
             </w:tcBorders>
-            <w:shd w:val="clear" w:color="auto" w:fill="A8D08D"/>
-            <w:tcMar>
-              <w:top w:w="0" w:type="dxa"/>
-              <w:left w:w="40" w:type="dxa"/>
-              <w:bottom w:w="0" w:type="dxa"/>
-              <w:right w:w="40" w:type="dxa"/>
-            </w:tcMar>
+            <w:shd w:color="auto" w:fill="A8D08D" w:val="clear"/>
             <w:vAlign w:val="bottom"/>
           </w:tcPr>
           <w:p>
             <w:pPr>
-              <w:widowControl w:val="0"/>
-              <w:spacing w:line="276" w:lineRule="auto"/>
+              <w:pStyle w:val="Normal"/>
+              <w:widowControl w:val="false"/>
+              <w:spacing w:lineRule="auto" w:line="276"/>
               <w:jc w:val="center"/>
               <w:rPr>
                 <w:sz w:val="26"/>
@@ -2668,30 +2687,35 @@
       </w:tr>
       <w:tr>
         <w:trPr>
-          <w:trHeight w:val="198"/>
+          <w:trHeight w:val="198" w:hRule="atLeast"/>
         </w:trPr>
         <w:tc>
           <w:tcPr>
             <w:tcW w:w="690" w:type="dxa"/>
+            <w:tcBorders>
+              <w:top w:val="single" w:sz="4" w:space="0" w:color="000000"/>
+              <w:start w:val="single" w:sz="4" w:space="0" w:color="000000"/>
+              <w:bottom w:val="single" w:sz="4" w:space="0" w:color="000000"/>
+              <w:end w:val="single" w:sz="4" w:space="0" w:color="000000"/>
+            </w:tcBorders>
             <w:tcMar>
-              <w:top w:w="0" w:type="dxa"/>
-              <w:left w:w="0" w:type="dxa"/>
-              <w:bottom w:w="0" w:type="dxa"/>
-              <w:right w:w="0" w:type="dxa"/>
+              <w:start w:w="0" w:type="dxa"/>
+              <w:end w:w="0" w:type="dxa"/>
             </w:tcMar>
             <w:vAlign w:val="center"/>
           </w:tcPr>
           <w:p>
             <w:pPr>
-              <w:spacing w:after="200" w:line="276" w:lineRule="auto"/>
+              <w:pStyle w:val="Normal"/>
+              <w:spacing w:lineRule="auto" w:line="276" w:before="0" w:after="200"/>
               <w:jc w:val="center"/>
               <w:rPr>
-                <w:rFonts w:ascii="Arial" w:eastAsia="Arial" w:hAnsi="Arial" w:cs="Arial"/>
+                <w:rFonts w:ascii="Arial" w:hAnsi="Arial" w:eastAsia="Arial" w:cs="Arial"/>
               </w:rPr>
             </w:pPr>
             <w:r>
               <w:rPr>
-                <w:rFonts w:ascii="Arial" w:eastAsia="Arial" w:hAnsi="Arial" w:cs="Arial"/>
+                <w:rFonts w:eastAsia="Arial" w:cs="Arial" w:ascii="Arial" w:hAnsi="Arial"/>
               </w:rPr>
               <w:t>{#lineItems}{stt}</w:t>
             </w:r>
@@ -2699,25 +2723,20 @@
         </w:tc>
         <w:tc>
           <w:tcPr>
-            <w:tcW w:w="1380" w:type="dxa"/>
+            <w:tcW w:w="1379" w:type="dxa"/>
             <w:tcBorders>
               <w:top w:val="single" w:sz="6" w:space="0" w:color="000000"/>
-              <w:left w:val="single" w:sz="6" w:space="0" w:color="000000"/>
+              <w:start w:val="single" w:sz="6" w:space="0" w:color="000000"/>
               <w:bottom w:val="single" w:sz="6" w:space="0" w:color="000000"/>
-              <w:right w:val="single" w:sz="6" w:space="0" w:color="000000"/>
+              <w:end w:val="single" w:sz="6" w:space="0" w:color="000000"/>
             </w:tcBorders>
-            <w:tcMar>
-              <w:top w:w="0" w:type="dxa"/>
-              <w:left w:w="40" w:type="dxa"/>
-              <w:bottom w:w="0" w:type="dxa"/>
-              <w:right w:w="40" w:type="dxa"/>
-            </w:tcMar>
             <w:vAlign w:val="bottom"/>
           </w:tcPr>
           <w:p>
             <w:pPr>
-              <w:widowControl w:val="0"/>
-              <w:spacing w:line="276" w:lineRule="auto"/>
+              <w:pStyle w:val="Normal"/>
+              <w:widowControl w:val="false"/>
+              <w:spacing w:lineRule="auto" w:line="276"/>
               <w:rPr>
                 <w:sz w:val="26"/>
                 <w:szCs w:val="26"/>
@@ -2737,22 +2756,17 @@
             <w:tcW w:w="2602" w:type="dxa"/>
             <w:tcBorders>
               <w:top w:val="single" w:sz="6" w:space="0" w:color="000000"/>
-              <w:left w:val="single" w:sz="6" w:space="0" w:color="CCCCCC"/>
+              <w:start w:val="single" w:sz="6" w:space="0" w:color="CCCCCC"/>
               <w:bottom w:val="single" w:sz="6" w:space="0" w:color="000000"/>
-              <w:right w:val="single" w:sz="6" w:space="0" w:color="000000"/>
+              <w:end w:val="single" w:sz="6" w:space="0" w:color="000000"/>
             </w:tcBorders>
-            <w:tcMar>
-              <w:top w:w="0" w:type="dxa"/>
-              <w:left w:w="40" w:type="dxa"/>
-              <w:bottom w:w="0" w:type="dxa"/>
-              <w:right w:w="40" w:type="dxa"/>
-            </w:tcMar>
             <w:vAlign w:val="bottom"/>
           </w:tcPr>
           <w:p>
             <w:pPr>
-              <w:widowControl w:val="0"/>
-              <w:spacing w:line="276" w:lineRule="auto"/>
+              <w:pStyle w:val="Normal"/>
+              <w:widowControl w:val="false"/>
+              <w:spacing w:lineRule="auto" w:line="276"/>
               <w:rPr>
                 <w:sz w:val="26"/>
                 <w:szCs w:val="26"/>
@@ -2772,22 +2786,17 @@
             <w:tcW w:w="1350" w:type="dxa"/>
             <w:tcBorders>
               <w:top w:val="single" w:sz="6" w:space="0" w:color="000000"/>
-              <w:left w:val="single" w:sz="6" w:space="0" w:color="CCCCCC"/>
+              <w:start w:val="single" w:sz="6" w:space="0" w:color="CCCCCC"/>
               <w:bottom w:val="single" w:sz="6" w:space="0" w:color="000000"/>
-              <w:right w:val="single" w:sz="6" w:space="0" w:color="000000"/>
+              <w:end w:val="single" w:sz="6" w:space="0" w:color="000000"/>
             </w:tcBorders>
-            <w:tcMar>
-              <w:top w:w="0" w:type="dxa"/>
-              <w:left w:w="40" w:type="dxa"/>
-              <w:bottom w:w="0" w:type="dxa"/>
-              <w:right w:w="40" w:type="dxa"/>
-            </w:tcMar>
             <w:vAlign w:val="bottom"/>
           </w:tcPr>
           <w:p>
             <w:pPr>
-              <w:widowControl w:val="0"/>
-              <w:spacing w:line="276" w:lineRule="auto"/>
+              <w:pStyle w:val="Normal"/>
+              <w:widowControl w:val="false"/>
+              <w:spacing w:lineRule="auto" w:line="276"/>
               <w:jc w:val="center"/>
               <w:rPr>
                 <w:sz w:val="26"/>
@@ -2808,22 +2817,17 @@
             <w:tcW w:w="900" w:type="dxa"/>
             <w:tcBorders>
               <w:top w:val="single" w:sz="6" w:space="0" w:color="000000"/>
-              <w:left w:val="single" w:sz="6" w:space="0" w:color="CCCCCC"/>
+              <w:start w:val="single" w:sz="6" w:space="0" w:color="CCCCCC"/>
               <w:bottom w:val="single" w:sz="6" w:space="0" w:color="000000"/>
-              <w:right w:val="single" w:sz="6" w:space="0" w:color="000000"/>
+              <w:end w:val="single" w:sz="6" w:space="0" w:color="000000"/>
             </w:tcBorders>
-            <w:tcMar>
-              <w:top w:w="0" w:type="dxa"/>
-              <w:left w:w="40" w:type="dxa"/>
-              <w:bottom w:w="0" w:type="dxa"/>
-              <w:right w:w="40" w:type="dxa"/>
-            </w:tcMar>
             <w:vAlign w:val="bottom"/>
           </w:tcPr>
           <w:p>
             <w:pPr>
-              <w:widowControl w:val="0"/>
-              <w:spacing w:line="276" w:lineRule="auto"/>
+              <w:pStyle w:val="Normal"/>
+              <w:widowControl w:val="false"/>
+              <w:spacing w:lineRule="auto" w:line="276"/>
               <w:jc w:val="center"/>
               <w:rPr>
                 <w:sz w:val="26"/>
@@ -2841,25 +2845,20 @@
         </w:tc>
         <w:tc>
           <w:tcPr>
-            <w:tcW w:w="1080" w:type="dxa"/>
+            <w:tcW w:w="1081" w:type="dxa"/>
             <w:tcBorders>
               <w:top w:val="single" w:sz="6" w:space="0" w:color="000000"/>
-              <w:left w:val="single" w:sz="6" w:space="0" w:color="CCCCCC"/>
+              <w:start w:val="single" w:sz="6" w:space="0" w:color="CCCCCC"/>
               <w:bottom w:val="single" w:sz="6" w:space="0" w:color="000000"/>
-              <w:right w:val="single" w:sz="6" w:space="0" w:color="000000"/>
+              <w:end w:val="single" w:sz="6" w:space="0" w:color="000000"/>
             </w:tcBorders>
-            <w:tcMar>
-              <w:top w:w="0" w:type="dxa"/>
-              <w:left w:w="40" w:type="dxa"/>
-              <w:bottom w:w="0" w:type="dxa"/>
-              <w:right w:w="40" w:type="dxa"/>
-            </w:tcMar>
             <w:vAlign w:val="bottom"/>
           </w:tcPr>
           <w:p>
             <w:pPr>
-              <w:widowControl w:val="0"/>
-              <w:spacing w:line="276" w:lineRule="auto"/>
+              <w:pStyle w:val="Normal"/>
+              <w:widowControl w:val="false"/>
+              <w:spacing w:lineRule="auto" w:line="276"/>
               <w:jc w:val="center"/>
               <w:rPr>
                 <w:sz w:val="26"/>
@@ -2867,6 +2866,7 @@
               </w:rPr>
             </w:pPr>
             <w:r>
+              <w:rPr/>
               <w:t>{discount}</w:t>
             </w:r>
           </w:p>
@@ -2876,23 +2876,18 @@
             <w:tcW w:w="1493" w:type="dxa"/>
             <w:tcBorders>
               <w:top w:val="single" w:sz="6" w:space="0" w:color="000000"/>
-              <w:left w:val="single" w:sz="6" w:space="0" w:color="CCCCCC"/>
+              <w:start w:val="single" w:sz="6" w:space="0" w:color="CCCCCC"/>
               <w:bottom w:val="single" w:sz="6" w:space="0" w:color="000000"/>
-              <w:right w:val="single" w:sz="6" w:space="0" w:color="000000"/>
+              <w:end w:val="single" w:sz="6" w:space="0" w:color="000000"/>
             </w:tcBorders>
-            <w:tcMar>
-              <w:top w:w="0" w:type="dxa"/>
-              <w:left w:w="40" w:type="dxa"/>
-              <w:bottom w:w="0" w:type="dxa"/>
-              <w:right w:w="40" w:type="dxa"/>
-            </w:tcMar>
             <w:vAlign w:val="bottom"/>
           </w:tcPr>
           <w:p>
             <w:pPr>
-              <w:widowControl w:val="0"/>
-              <w:spacing w:line="276" w:lineRule="auto"/>
-              <w:jc w:val="right"/>
+              <w:pStyle w:val="Normal"/>
+              <w:widowControl w:val="false"/>
+              <w:spacing w:lineRule="auto" w:line="276"/>
+              <w:jc w:val="end"/>
               <w:rPr>
                 <w:sz w:val="26"/>
                 <w:szCs w:val="26"/>
@@ -2911,46 +2906,45 @@
     </w:tbl>
     <w:p>
       <w:pPr>
-        <w:pBdr>
-          <w:top w:val="nil"/>
-          <w:left w:val="nil"/>
-          <w:bottom w:val="nil"/>
-          <w:right w:val="nil"/>
-          <w:between w:val="nil"/>
-        </w:pBdr>
-        <w:spacing w:after="120" w:line="276" w:lineRule="auto"/>
-        <w:jc w:val="both"/>
-        <w:rPr>
-          <w:b/>
-          <w:bCs/>
-          <w:color w:val="000000"/>
-          <w:sz w:val="26"/>
-          <w:szCs w:val="26"/>
-        </w:rPr>
-      </w:pPr>
-    </w:p>
-    <w:p>
-      <w:pPr>
+        <w:pStyle w:val="Normal"/>
+        <w:pBdr/>
+        <w:spacing w:lineRule="auto" w:line="276" w:before="0" w:after="120"/>
+        <w:jc w:val="both"/>
+        <w:rPr>
+          <w:b/>
+          <w:bCs/>
+          <w:color w:val="000000"/>
+          <w:sz w:val="26"/>
+          <w:szCs w:val="26"/>
+        </w:rPr>
+      </w:pPr>
+      <w:r>
+        <w:rPr>
+          <w:b/>
+          <w:bCs/>
+          <w:color w:val="000000"/>
+          <w:sz w:val="26"/>
+          <w:szCs w:val="26"/>
+        </w:rPr>
+      </w:r>
+    </w:p>
+    <w:p>
+      <w:pPr>
+        <w:pStyle w:val="Normal"/>
         <w:numPr>
           <w:ilvl w:val="1"/>
           <w:numId w:val="2"/>
         </w:numPr>
-        <w:pBdr>
-          <w:top w:val="nil"/>
-          <w:left w:val="nil"/>
-          <w:bottom w:val="nil"/>
-          <w:right w:val="nil"/>
-          <w:between w:val="nil"/>
-        </w:pBdr>
-        <w:spacing w:before="120" w:line="276" w:lineRule="auto"/>
-        <w:jc w:val="both"/>
-        <w:rPr>
-          <w:color w:val="000000"/>
-          <w:sz w:val="26"/>
-          <w:szCs w:val="26"/>
-        </w:rPr>
-      </w:pPr>
-      <w:bookmarkStart w:id="2" w:name="_heading=h.fcggvbisheio" w:colFirst="0" w:colLast="0"/>
+        <w:pBdr/>
+        <w:spacing w:lineRule="auto" w:line="276" w:before="120" w:after="0"/>
+        <w:jc w:val="both"/>
+        <w:rPr>
+          <w:color w:val="000000"/>
+          <w:sz w:val="26"/>
+          <w:szCs w:val="26"/>
+        </w:rPr>
+      </w:pPr>
+      <w:bookmarkStart w:id="2" w:name="_heading=h.fcggvbisheio"/>
       <w:bookmarkEnd w:id="2"/>
       <w:r>
         <w:rPr>
@@ -2958,23 +2952,17 @@
           <w:sz w:val="26"/>
           <w:szCs w:val="26"/>
         </w:rPr>
-        <w:lastRenderedPageBreak/>
         <w:t xml:space="preserve">Tổng giá trị Hợp đồng này đã bao gồm thuế VAT và các chi phí phát sinh liên quan đến việc cung cấp Dịch vụ, bao gồm cả chi phí vận chuyển, lắp đặt và tháo gỡ thiết bị, thu dọn hiện trường và bàn giao hiện trạng ban đầu sau khi kết thúc Sự kiện. Giá trị Hợp đồng có thể thay đổi căn cứ vào các chi phí phát sinh thực tế từ việc thực hiện Dịch vụ. Tuy nhiên, bất cứ chi phí phát sinh mà có thể làm thay đổi Tổng giá trị Hợp đồng nêu trên phải được Hai Bên thống nhất phê duyệt bằng văn bản trước khi thực hiện công việc phát sinh đó. </w:t>
       </w:r>
     </w:p>
     <w:p>
       <w:pPr>
+        <w:pStyle w:val="Normal"/>
         <w:numPr>
           <w:ilvl w:val="0"/>
           <w:numId w:val="2"/>
         </w:numPr>
-        <w:pBdr>
-          <w:top w:val="nil"/>
-          <w:left w:val="nil"/>
-          <w:bottom w:val="nil"/>
-          <w:right w:val="nil"/>
-          <w:between w:val="nil"/>
-        </w:pBdr>
+        <w:pBdr/>
         <w:jc w:val="both"/>
         <w:rPr>
           <w:b/>
@@ -2997,18 +2985,13 @@
     </w:p>
     <w:p>
       <w:pPr>
+        <w:pStyle w:val="Normal"/>
         <w:numPr>
           <w:ilvl w:val="1"/>
           <w:numId w:val="2"/>
         </w:numPr>
-        <w:pBdr>
-          <w:top w:val="nil"/>
-          <w:left w:val="nil"/>
-          <w:bottom w:val="nil"/>
-          <w:right w:val="nil"/>
-          <w:between w:val="nil"/>
-        </w:pBdr>
-        <w:spacing w:line="276" w:lineRule="auto"/>
+        <w:pBdr/>
+        <w:spacing w:lineRule="auto" w:line="276"/>
         <w:jc w:val="both"/>
         <w:rPr>
           <w:color w:val="000000"/>
@@ -3037,22 +3020,17 @@
     </w:p>
     <w:p>
       <w:pPr>
+        <w:pStyle w:val="Normal"/>
         <w:numPr>
           <w:ilvl w:val="2"/>
           <w:numId w:val="2"/>
         </w:numPr>
-        <w:pBdr>
-          <w:top w:val="nil"/>
-          <w:left w:val="nil"/>
-          <w:bottom w:val="nil"/>
-          <w:right w:val="nil"/>
-          <w:between w:val="nil"/>
-        </w:pBdr>
-        <w:tabs>
-          <w:tab w:val="left" w:pos="540"/>
-          <w:tab w:val="left" w:pos="720"/>
-        </w:tabs>
-        <w:spacing w:line="276" w:lineRule="auto"/>
+        <w:pBdr/>
+        <w:tabs>
+          <w:tab w:val="left" w:pos="540" w:leader="none"/>
+          <w:tab w:val="left" w:pos="720" w:leader="none"/>
+        </w:tabs>
+        <w:spacing w:lineRule="auto" w:line="276"/>
         <w:jc w:val="both"/>
         <w:rPr>
           <w:color w:val="000000"/>
@@ -3109,28 +3087,23 @@
           <w:sz w:val="26"/>
           <w:szCs w:val="26"/>
         </w:rPr>
-        <w:t xml:space="preserve">trong vòng mười (10) ngày làm việc sau khi hai Bên ký kết Hợp đồng và Bên A nhận được đủ hồ sơ thanh toán gồm:</w:t>
-      </w:r>
-    </w:p>
-    <w:p>
-      <w:pPr>
+        <w:t>trong vòng mười (10) ngày làm việc sau khi hai Bên ký kết Hợp đồng và Bên A nhận được đủ hồ sơ thanh toán gồm:</w:t>
+      </w:r>
+    </w:p>
+    <w:p>
+      <w:pPr>
+        <w:pStyle w:val="Normal"/>
         <w:numPr>
           <w:ilvl w:val="2"/>
           <w:numId w:val="3"/>
         </w:numPr>
-        <w:pBdr>
-          <w:top w:val="nil"/>
-          <w:left w:val="nil"/>
-          <w:bottom w:val="nil"/>
-          <w:right w:val="nil"/>
-          <w:between w:val="nil"/>
-        </w:pBdr>
-        <w:tabs>
-          <w:tab w:val="left" w:pos="540"/>
-          <w:tab w:val="left" w:pos="720"/>
-          <w:tab w:val="left" w:pos="1440"/>
-        </w:tabs>
-        <w:spacing w:line="276" w:lineRule="auto"/>
+        <w:pBdr/>
+        <w:tabs>
+          <w:tab w:val="left" w:pos="540" w:leader="none"/>
+          <w:tab w:val="left" w:pos="720" w:leader="none"/>
+          <w:tab w:val="left" w:pos="1440" w:leader="none"/>
+        </w:tabs>
+        <w:spacing w:lineRule="auto" w:line="276"/>
         <w:jc w:val="both"/>
         <w:rPr>
           <w:color w:val="000000"/>
@@ -3149,23 +3122,18 @@
     </w:p>
     <w:p>
       <w:pPr>
+        <w:pStyle w:val="Normal"/>
         <w:numPr>
           <w:ilvl w:val="2"/>
           <w:numId w:val="3"/>
         </w:numPr>
-        <w:pBdr>
-          <w:top w:val="nil"/>
-          <w:left w:val="nil"/>
-          <w:bottom w:val="nil"/>
-          <w:right w:val="nil"/>
-          <w:between w:val="nil"/>
-        </w:pBdr>
-        <w:tabs>
-          <w:tab w:val="left" w:pos="540"/>
-          <w:tab w:val="left" w:pos="720"/>
-          <w:tab w:val="left" w:pos="1440"/>
-        </w:tabs>
-        <w:spacing w:line="276" w:lineRule="auto"/>
+        <w:pBdr/>
+        <w:tabs>
+          <w:tab w:val="left" w:pos="540" w:leader="none"/>
+          <w:tab w:val="left" w:pos="720" w:leader="none"/>
+          <w:tab w:val="left" w:pos="1440" w:leader="none"/>
+        </w:tabs>
+        <w:spacing w:lineRule="auto" w:line="276"/>
         <w:jc w:val="both"/>
         <w:rPr>
           <w:color w:val="000000"/>
@@ -3199,22 +3167,17 @@
     </w:p>
     <w:p>
       <w:pPr>
+        <w:pStyle w:val="Normal"/>
         <w:numPr>
           <w:ilvl w:val="2"/>
           <w:numId w:val="2"/>
         </w:numPr>
-        <w:pBdr>
-          <w:top w:val="nil"/>
-          <w:left w:val="nil"/>
-          <w:bottom w:val="nil"/>
-          <w:right w:val="nil"/>
-          <w:between w:val="nil"/>
-        </w:pBdr>
-        <w:tabs>
-          <w:tab w:val="left" w:pos="540"/>
-          <w:tab w:val="left" w:pos="720"/>
-        </w:tabs>
-        <w:spacing w:line="276" w:lineRule="auto"/>
+        <w:pBdr/>
+        <w:tabs>
+          <w:tab w:val="left" w:pos="540" w:leader="none"/>
+          <w:tab w:val="left" w:pos="720" w:leader="none"/>
+        </w:tabs>
+        <w:spacing w:lineRule="auto" w:line="276"/>
         <w:jc w:val="both"/>
         <w:rPr>
           <w:i/>
@@ -3279,23 +3242,18 @@
     </w:p>
     <w:p>
       <w:pPr>
+        <w:pStyle w:val="Normal"/>
         <w:numPr>
           <w:ilvl w:val="2"/>
           <w:numId w:val="3"/>
         </w:numPr>
-        <w:pBdr>
-          <w:top w:val="nil"/>
-          <w:left w:val="nil"/>
-          <w:bottom w:val="nil"/>
-          <w:right w:val="nil"/>
-          <w:between w:val="nil"/>
-        </w:pBdr>
-        <w:tabs>
-          <w:tab w:val="left" w:pos="540"/>
-          <w:tab w:val="left" w:pos="720"/>
-          <w:tab w:val="left" w:pos="1440"/>
-        </w:tabs>
-        <w:spacing w:line="276" w:lineRule="auto"/>
+        <w:pBdr/>
+        <w:tabs>
+          <w:tab w:val="left" w:pos="540" w:leader="none"/>
+          <w:tab w:val="left" w:pos="720" w:leader="none"/>
+          <w:tab w:val="left" w:pos="1440" w:leader="none"/>
+        </w:tabs>
+        <w:spacing w:lineRule="auto" w:line="276"/>
         <w:jc w:val="both"/>
         <w:rPr>
           <w:color w:val="000000"/>
@@ -3314,23 +3272,18 @@
     </w:p>
     <w:p>
       <w:pPr>
+        <w:pStyle w:val="Normal"/>
         <w:numPr>
           <w:ilvl w:val="2"/>
           <w:numId w:val="3"/>
         </w:numPr>
-        <w:pBdr>
-          <w:top w:val="nil"/>
-          <w:left w:val="nil"/>
-          <w:bottom w:val="nil"/>
-          <w:right w:val="nil"/>
-          <w:between w:val="nil"/>
-        </w:pBdr>
-        <w:tabs>
-          <w:tab w:val="left" w:pos="540"/>
-          <w:tab w:val="left" w:pos="720"/>
-          <w:tab w:val="left" w:pos="1440"/>
-        </w:tabs>
-        <w:spacing w:line="276" w:lineRule="auto"/>
+        <w:pBdr/>
+        <w:tabs>
+          <w:tab w:val="left" w:pos="540" w:leader="none"/>
+          <w:tab w:val="left" w:pos="720" w:leader="none"/>
+          <w:tab w:val="left" w:pos="1440" w:leader="none"/>
+        </w:tabs>
+        <w:spacing w:lineRule="auto" w:line="276"/>
         <w:jc w:val="both"/>
         <w:rPr>
           <w:color w:val="000000"/>
@@ -3364,23 +3317,18 @@
     </w:p>
     <w:p>
       <w:pPr>
+        <w:pStyle w:val="Normal"/>
         <w:numPr>
           <w:ilvl w:val="2"/>
           <w:numId w:val="3"/>
         </w:numPr>
-        <w:pBdr>
-          <w:top w:val="nil"/>
-          <w:left w:val="nil"/>
-          <w:bottom w:val="nil"/>
-          <w:right w:val="nil"/>
-          <w:between w:val="nil"/>
-        </w:pBdr>
-        <w:tabs>
-          <w:tab w:val="left" w:pos="540"/>
-          <w:tab w:val="left" w:pos="720"/>
-          <w:tab w:val="left" w:pos="1440"/>
-        </w:tabs>
-        <w:spacing w:line="276" w:lineRule="auto"/>
+        <w:pBdr/>
+        <w:tabs>
+          <w:tab w:val="left" w:pos="540" w:leader="none"/>
+          <w:tab w:val="left" w:pos="720" w:leader="none"/>
+          <w:tab w:val="left" w:pos="1440" w:leader="none"/>
+        </w:tabs>
+        <w:spacing w:lineRule="auto" w:line="276"/>
         <w:jc w:val="both"/>
         <w:rPr>
           <w:color w:val="000000"/>
@@ -3399,23 +3347,18 @@
     </w:p>
     <w:p>
       <w:pPr>
+        <w:pStyle w:val="Normal"/>
         <w:numPr>
           <w:ilvl w:val="2"/>
           <w:numId w:val="3"/>
         </w:numPr>
-        <w:pBdr>
-          <w:top w:val="nil"/>
-          <w:left w:val="nil"/>
-          <w:bottom w:val="nil"/>
-          <w:right w:val="nil"/>
-          <w:between w:val="nil"/>
-        </w:pBdr>
-        <w:tabs>
-          <w:tab w:val="left" w:pos="540"/>
-          <w:tab w:val="left" w:pos="720"/>
-          <w:tab w:val="left" w:pos="1440"/>
-        </w:tabs>
-        <w:spacing w:line="276" w:lineRule="auto"/>
+        <w:pBdr/>
+        <w:tabs>
+          <w:tab w:val="left" w:pos="540" w:leader="none"/>
+          <w:tab w:val="left" w:pos="720" w:leader="none"/>
+          <w:tab w:val="left" w:pos="1440" w:leader="none"/>
+        </w:tabs>
+        <w:spacing w:lineRule="auto" w:line="276"/>
         <w:jc w:val="both"/>
         <w:rPr>
           <w:color w:val="000000"/>
@@ -3434,21 +3377,17 @@
     </w:p>
     <w:p>
       <w:pPr>
+        <w:pStyle w:val="Normal"/>
         <w:numPr>
           <w:ilvl w:val="1"/>
           <w:numId w:val="2"/>
         </w:numPr>
-        <w:pBdr>
-          <w:top w:val="nil"/>
-          <w:left w:val="nil"/>
-          <w:bottom w:val="nil"/>
-          <w:right w:val="nil"/>
-          <w:between w:val="nil"/>
-        </w:pBdr>
-        <w:tabs>
-          <w:tab w:val="left" w:pos="540"/>
-        </w:tabs>
-        <w:spacing w:line="276" w:lineRule="auto"/>
+        <w:pBdr/>
+        <w:tabs>
+          <w:tab w:val="clear" w:pos="720"/>
+          <w:tab w:val="left" w:pos="540" w:leader="none"/>
+        </w:tabs>
+        <w:spacing w:lineRule="auto" w:line="276"/>
         <w:jc w:val="both"/>
         <w:rPr>
           <w:color w:val="000000"/>
@@ -3477,21 +3416,17 @@
     </w:p>
     <w:p>
       <w:pPr>
+        <w:pStyle w:val="Normal"/>
         <w:numPr>
           <w:ilvl w:val="0"/>
           <w:numId w:val="7"/>
         </w:numPr>
-        <w:pBdr>
-          <w:top w:val="nil"/>
-          <w:left w:val="nil"/>
-          <w:bottom w:val="nil"/>
-          <w:right w:val="nil"/>
-          <w:between w:val="nil"/>
-        </w:pBdr>
-        <w:tabs>
-          <w:tab w:val="left" w:pos="540"/>
-        </w:tabs>
-        <w:spacing w:line="276" w:lineRule="auto"/>
+        <w:pBdr/>
+        <w:tabs>
+          <w:tab w:val="clear" w:pos="720"/>
+          <w:tab w:val="left" w:pos="540" w:leader="none"/>
+        </w:tabs>
+        <w:spacing w:lineRule="auto" w:line="276"/>
         <w:jc w:val="both"/>
         <w:rPr>
           <w:b/>
@@ -3522,21 +3457,17 @@
     </w:p>
     <w:p>
       <w:pPr>
+        <w:pStyle w:val="Normal"/>
         <w:numPr>
           <w:ilvl w:val="0"/>
           <w:numId w:val="7"/>
         </w:numPr>
-        <w:pBdr>
-          <w:top w:val="nil"/>
-          <w:left w:val="nil"/>
-          <w:bottom w:val="nil"/>
-          <w:right w:val="nil"/>
-          <w:between w:val="nil"/>
-        </w:pBdr>
-        <w:tabs>
-          <w:tab w:val="left" w:pos="540"/>
-        </w:tabs>
-        <w:spacing w:line="276" w:lineRule="auto"/>
+        <w:pBdr/>
+        <w:tabs>
+          <w:tab w:val="clear" w:pos="720"/>
+          <w:tab w:val="left" w:pos="540" w:leader="none"/>
+        </w:tabs>
+        <w:spacing w:lineRule="auto" w:line="276"/>
         <w:jc w:val="both"/>
         <w:rPr>
           <w:color w:val="000000"/>
@@ -3565,18 +3496,13 @@
     </w:p>
     <w:p>
       <w:pPr>
+        <w:pStyle w:val="Normal"/>
         <w:numPr>
           <w:ilvl w:val="0"/>
           <w:numId w:val="2"/>
         </w:numPr>
-        <w:pBdr>
-          <w:top w:val="nil"/>
-          <w:left w:val="nil"/>
-          <w:bottom w:val="nil"/>
-          <w:right w:val="nil"/>
-          <w:between w:val="nil"/>
-        </w:pBdr>
-        <w:spacing w:line="276" w:lineRule="auto"/>
+        <w:pBdr/>
+        <w:spacing w:lineRule="auto" w:line="276"/>
         <w:jc w:val="both"/>
         <w:rPr>
           <w:b/>
@@ -3599,18 +3525,13 @@
     </w:p>
     <w:p>
       <w:pPr>
+        <w:pStyle w:val="Normal"/>
         <w:numPr>
           <w:ilvl w:val="1"/>
           <w:numId w:val="2"/>
         </w:numPr>
-        <w:pBdr>
-          <w:top w:val="nil"/>
-          <w:left w:val="nil"/>
-          <w:bottom w:val="nil"/>
-          <w:right w:val="nil"/>
-          <w:between w:val="nil"/>
-        </w:pBdr>
-        <w:spacing w:line="276" w:lineRule="auto"/>
+        <w:pBdr/>
+        <w:spacing w:lineRule="auto" w:line="276"/>
         <w:jc w:val="both"/>
         <w:rPr>
           <w:b/>
@@ -3633,18 +3554,13 @@
     </w:p>
     <w:p>
       <w:pPr>
+        <w:pStyle w:val="Normal"/>
         <w:numPr>
           <w:ilvl w:val="2"/>
           <w:numId w:val="2"/>
         </w:numPr>
-        <w:pBdr>
-          <w:top w:val="nil"/>
-          <w:left w:val="nil"/>
-          <w:bottom w:val="nil"/>
-          <w:right w:val="nil"/>
-          <w:between w:val="nil"/>
-        </w:pBdr>
-        <w:spacing w:line="276" w:lineRule="auto"/>
+        <w:pBdr/>
+        <w:spacing w:lineRule="auto" w:line="276"/>
         <w:jc w:val="both"/>
         <w:rPr>
           <w:color w:val="000000"/>
@@ -3663,18 +3579,13 @@
     </w:p>
     <w:p>
       <w:pPr>
+        <w:pStyle w:val="Normal"/>
         <w:numPr>
           <w:ilvl w:val="2"/>
           <w:numId w:val="2"/>
         </w:numPr>
-        <w:pBdr>
-          <w:top w:val="nil"/>
-          <w:left w:val="nil"/>
-          <w:bottom w:val="nil"/>
-          <w:right w:val="nil"/>
-          <w:between w:val="nil"/>
-        </w:pBdr>
-        <w:spacing w:line="276" w:lineRule="auto"/>
+        <w:pBdr/>
+        <w:spacing w:lineRule="auto" w:line="276"/>
         <w:jc w:val="both"/>
         <w:rPr>
           <w:color w:val="000000"/>
@@ -3693,18 +3604,13 @@
     </w:p>
     <w:p>
       <w:pPr>
+        <w:pStyle w:val="Normal"/>
         <w:numPr>
           <w:ilvl w:val="2"/>
           <w:numId w:val="2"/>
         </w:numPr>
-        <w:pBdr>
-          <w:top w:val="nil"/>
-          <w:left w:val="nil"/>
-          <w:bottom w:val="nil"/>
-          <w:right w:val="nil"/>
-          <w:between w:val="nil"/>
-        </w:pBdr>
-        <w:spacing w:line="276" w:lineRule="auto"/>
+        <w:pBdr/>
+        <w:spacing w:lineRule="auto" w:line="276"/>
         <w:jc w:val="both"/>
         <w:rPr>
           <w:color w:val="000000"/>
@@ -3723,49 +3629,38 @@
     </w:p>
     <w:p>
       <w:pPr>
+        <w:pStyle w:val="Normal"/>
         <w:numPr>
           <w:ilvl w:val="2"/>
           <w:numId w:val="2"/>
         </w:numPr>
-        <w:pBdr>
-          <w:top w:val="nil"/>
-          <w:left w:val="nil"/>
-          <w:bottom w:val="nil"/>
-          <w:right w:val="nil"/>
-          <w:between w:val="nil"/>
-        </w:pBdr>
-        <w:spacing w:line="276" w:lineRule="auto"/>
-        <w:jc w:val="both"/>
-        <w:rPr>
-          <w:color w:val="000000"/>
-          <w:sz w:val="26"/>
-          <w:szCs w:val="26"/>
-        </w:rPr>
-      </w:pPr>
-      <w:r>
-        <w:rPr>
-          <w:color w:val="000000"/>
-          <w:sz w:val="26"/>
-          <w:szCs w:val="26"/>
-        </w:rPr>
-        <w:lastRenderedPageBreak/>
+        <w:pBdr/>
+        <w:spacing w:lineRule="auto" w:line="276"/>
+        <w:jc w:val="both"/>
+        <w:rPr>
+          <w:color w:val="000000"/>
+          <w:sz w:val="26"/>
+          <w:szCs w:val="26"/>
+        </w:rPr>
+      </w:pPr>
+      <w:r>
+        <w:rPr>
+          <w:color w:val="000000"/>
+          <w:sz w:val="26"/>
+          <w:szCs w:val="26"/>
+        </w:rPr>
         <w:t>Được yêu cầu bồi thường các thiệt hại do lỗi vi phạm Hợp đồng của Bên B (nếu có).</w:t>
       </w:r>
     </w:p>
     <w:p>
       <w:pPr>
+        <w:pStyle w:val="Normal"/>
         <w:numPr>
           <w:ilvl w:val="1"/>
           <w:numId w:val="2"/>
         </w:numPr>
-        <w:pBdr>
-          <w:top w:val="nil"/>
-          <w:left w:val="nil"/>
-          <w:bottom w:val="nil"/>
-          <w:right w:val="nil"/>
-          <w:between w:val="nil"/>
-        </w:pBdr>
-        <w:spacing w:line="276" w:lineRule="auto"/>
+        <w:pBdr/>
+        <w:spacing w:lineRule="auto" w:line="276"/>
         <w:jc w:val="both"/>
         <w:rPr>
           <w:b/>
@@ -3788,18 +3683,13 @@
     </w:p>
     <w:p>
       <w:pPr>
+        <w:pStyle w:val="Normal"/>
         <w:numPr>
           <w:ilvl w:val="2"/>
           <w:numId w:val="2"/>
         </w:numPr>
-        <w:pBdr>
-          <w:top w:val="nil"/>
-          <w:left w:val="nil"/>
-          <w:bottom w:val="nil"/>
-          <w:right w:val="nil"/>
-          <w:between w:val="nil"/>
-        </w:pBdr>
-        <w:spacing w:line="276" w:lineRule="auto"/>
+        <w:pBdr/>
+        <w:spacing w:lineRule="auto" w:line="276"/>
         <w:jc w:val="both"/>
         <w:rPr>
           <w:color w:val="000000"/>
@@ -3818,26 +3708,21 @@
     </w:p>
     <w:p>
       <w:pPr>
+        <w:pStyle w:val="Normal"/>
         <w:numPr>
           <w:ilvl w:val="2"/>
           <w:numId w:val="2"/>
         </w:numPr>
-        <w:pBdr>
-          <w:top w:val="nil"/>
-          <w:left w:val="nil"/>
-          <w:bottom w:val="nil"/>
-          <w:right w:val="nil"/>
-          <w:between w:val="nil"/>
-        </w:pBdr>
-        <w:spacing w:line="276" w:lineRule="auto"/>
-        <w:jc w:val="both"/>
-        <w:rPr>
-          <w:color w:val="000000"/>
-          <w:sz w:val="26"/>
-          <w:szCs w:val="26"/>
-        </w:rPr>
-      </w:pPr>
-      <w:bookmarkStart w:id="3" w:name="_heading=h.5d295lcif4zy" w:colFirst="0" w:colLast="0"/>
+        <w:pBdr/>
+        <w:spacing w:lineRule="auto" w:line="276"/>
+        <w:jc w:val="both"/>
+        <w:rPr>
+          <w:color w:val="000000"/>
+          <w:sz w:val="26"/>
+          <w:szCs w:val="26"/>
+        </w:rPr>
+      </w:pPr>
+      <w:bookmarkStart w:id="3" w:name="_heading=h.5d295lcif4zy"/>
       <w:bookmarkEnd w:id="3"/>
       <w:r>
         <w:rPr>
@@ -3850,18 +3735,13 @@
     </w:p>
     <w:p>
       <w:pPr>
+        <w:pStyle w:val="Normal"/>
         <w:numPr>
           <w:ilvl w:val="2"/>
           <w:numId w:val="2"/>
         </w:numPr>
-        <w:pBdr>
-          <w:top w:val="nil"/>
-          <w:left w:val="nil"/>
-          <w:bottom w:val="nil"/>
-          <w:right w:val="nil"/>
-          <w:between w:val="nil"/>
-        </w:pBdr>
-        <w:spacing w:line="276" w:lineRule="auto"/>
+        <w:pBdr/>
+        <w:spacing w:lineRule="auto" w:line="276"/>
         <w:jc w:val="both"/>
         <w:rPr>
           <w:color w:val="000000"/>
@@ -3880,18 +3760,13 @@
     </w:p>
     <w:p>
       <w:pPr>
+        <w:pStyle w:val="Normal"/>
         <w:numPr>
           <w:ilvl w:val="2"/>
           <w:numId w:val="2"/>
         </w:numPr>
-        <w:pBdr>
-          <w:top w:val="nil"/>
-          <w:left w:val="nil"/>
-          <w:bottom w:val="nil"/>
-          <w:right w:val="nil"/>
-          <w:between w:val="nil"/>
-        </w:pBdr>
-        <w:spacing w:line="276" w:lineRule="auto"/>
+        <w:pBdr/>
+        <w:spacing w:lineRule="auto" w:line="276"/>
         <w:jc w:val="both"/>
         <w:rPr>
           <w:color w:val="000000"/>
@@ -3910,18 +3785,13 @@
     </w:p>
     <w:p>
       <w:pPr>
+        <w:pStyle w:val="Normal"/>
         <w:numPr>
           <w:ilvl w:val="2"/>
           <w:numId w:val="2"/>
         </w:numPr>
-        <w:pBdr>
-          <w:top w:val="nil"/>
-          <w:left w:val="nil"/>
-          <w:bottom w:val="nil"/>
-          <w:right w:val="nil"/>
-          <w:between w:val="nil"/>
-        </w:pBdr>
-        <w:spacing w:line="276" w:lineRule="auto"/>
+        <w:pBdr/>
+        <w:spacing w:lineRule="auto" w:line="276"/>
         <w:jc w:val="both"/>
         <w:rPr>
           <w:color w:val="000000"/>
@@ -3940,18 +3810,13 @@
     </w:p>
     <w:p>
       <w:pPr>
+        <w:pStyle w:val="Normal"/>
         <w:numPr>
           <w:ilvl w:val="2"/>
           <w:numId w:val="2"/>
         </w:numPr>
-        <w:pBdr>
-          <w:top w:val="nil"/>
-          <w:left w:val="nil"/>
-          <w:bottom w:val="nil"/>
-          <w:right w:val="nil"/>
-          <w:between w:val="nil"/>
-        </w:pBdr>
-        <w:spacing w:line="276" w:lineRule="auto"/>
+        <w:pBdr/>
+        <w:spacing w:lineRule="auto" w:line="276"/>
         <w:jc w:val="both"/>
         <w:rPr>
           <w:color w:val="000000"/>
@@ -3970,18 +3835,13 @@
     </w:p>
     <w:p>
       <w:pPr>
+        <w:pStyle w:val="Normal"/>
         <w:numPr>
           <w:ilvl w:val="2"/>
           <w:numId w:val="2"/>
         </w:numPr>
-        <w:pBdr>
-          <w:top w:val="nil"/>
-          <w:left w:val="nil"/>
-          <w:bottom w:val="nil"/>
-          <w:right w:val="nil"/>
-          <w:between w:val="nil"/>
-        </w:pBdr>
-        <w:spacing w:line="276" w:lineRule="auto"/>
+        <w:pBdr/>
+        <w:spacing w:lineRule="auto" w:line="276"/>
         <w:jc w:val="both"/>
         <w:rPr>
           <w:color w:val="000000"/>
@@ -4000,18 +3860,13 @@
     </w:p>
     <w:p>
       <w:pPr>
+        <w:pStyle w:val="Normal"/>
         <w:numPr>
           <w:ilvl w:val="2"/>
           <w:numId w:val="2"/>
         </w:numPr>
-        <w:pBdr>
-          <w:top w:val="nil"/>
-          <w:left w:val="nil"/>
-          <w:bottom w:val="nil"/>
-          <w:right w:val="nil"/>
-          <w:between w:val="nil"/>
-        </w:pBdr>
-        <w:spacing w:line="276" w:lineRule="auto"/>
+        <w:pBdr/>
+        <w:spacing w:lineRule="auto" w:line="276"/>
         <w:jc w:val="both"/>
         <w:rPr>
           <w:color w:val="000000"/>
@@ -4030,18 +3885,13 @@
     </w:p>
     <w:p>
       <w:pPr>
+        <w:pStyle w:val="Normal"/>
         <w:numPr>
           <w:ilvl w:val="0"/>
           <w:numId w:val="2"/>
         </w:numPr>
-        <w:pBdr>
-          <w:top w:val="nil"/>
-          <w:left w:val="nil"/>
-          <w:bottom w:val="nil"/>
-          <w:right w:val="nil"/>
-          <w:between w:val="nil"/>
-        </w:pBdr>
-        <w:spacing w:line="276" w:lineRule="auto"/>
+        <w:pBdr/>
+        <w:spacing w:lineRule="auto" w:line="276"/>
         <w:jc w:val="both"/>
         <w:rPr>
           <w:b/>
@@ -4064,18 +3914,13 @@
     </w:p>
     <w:p>
       <w:pPr>
+        <w:pStyle w:val="Normal"/>
         <w:numPr>
           <w:ilvl w:val="1"/>
           <w:numId w:val="2"/>
         </w:numPr>
-        <w:pBdr>
-          <w:top w:val="nil"/>
-          <w:left w:val="nil"/>
-          <w:bottom w:val="nil"/>
-          <w:right w:val="nil"/>
-          <w:between w:val="nil"/>
-        </w:pBdr>
-        <w:spacing w:line="276" w:lineRule="auto"/>
+        <w:pBdr/>
+        <w:spacing w:lineRule="auto" w:line="276"/>
         <w:jc w:val="both"/>
         <w:rPr>
           <w:b/>
@@ -4098,18 +3943,13 @@
     </w:p>
     <w:p>
       <w:pPr>
+        <w:pStyle w:val="Normal"/>
         <w:numPr>
           <w:ilvl w:val="2"/>
           <w:numId w:val="2"/>
         </w:numPr>
-        <w:pBdr>
-          <w:top w:val="nil"/>
-          <w:left w:val="nil"/>
-          <w:bottom w:val="nil"/>
-          <w:right w:val="nil"/>
-          <w:between w:val="nil"/>
-        </w:pBdr>
-        <w:spacing w:line="276" w:lineRule="auto"/>
+        <w:pBdr/>
+        <w:spacing w:lineRule="auto" w:line="276"/>
         <w:jc w:val="both"/>
         <w:rPr>
           <w:color w:val="000000"/>
@@ -4128,18 +3968,13 @@
     </w:p>
     <w:p>
       <w:pPr>
+        <w:pStyle w:val="Normal"/>
         <w:numPr>
           <w:ilvl w:val="2"/>
           <w:numId w:val="2"/>
         </w:numPr>
-        <w:pBdr>
-          <w:top w:val="nil"/>
-          <w:left w:val="nil"/>
-          <w:bottom w:val="nil"/>
-          <w:right w:val="nil"/>
-          <w:between w:val="nil"/>
-        </w:pBdr>
-        <w:spacing w:line="276" w:lineRule="auto"/>
+        <w:pBdr/>
+        <w:spacing w:lineRule="auto" w:line="276"/>
         <w:jc w:val="both"/>
         <w:rPr>
           <w:color w:val="000000"/>
@@ -4158,18 +3993,13 @@
     </w:p>
     <w:p>
       <w:pPr>
+        <w:pStyle w:val="Normal"/>
         <w:numPr>
           <w:ilvl w:val="2"/>
           <w:numId w:val="2"/>
         </w:numPr>
-        <w:pBdr>
-          <w:top w:val="nil"/>
-          <w:left w:val="nil"/>
-          <w:bottom w:val="nil"/>
-          <w:right w:val="nil"/>
-          <w:between w:val="nil"/>
-        </w:pBdr>
-        <w:spacing w:line="276" w:lineRule="auto"/>
+        <w:pBdr/>
+        <w:spacing w:lineRule="auto" w:line="276"/>
         <w:jc w:val="both"/>
         <w:rPr>
           <w:color w:val="000000"/>
@@ -4188,21 +4018,16 @@
     </w:p>
     <w:p>
       <w:pPr>
+        <w:pStyle w:val="Normal"/>
         <w:numPr>
           <w:ilvl w:val="1"/>
           <w:numId w:val="2"/>
         </w:numPr>
-        <w:pBdr>
-          <w:top w:val="nil"/>
-          <w:left w:val="nil"/>
-          <w:bottom w:val="nil"/>
-          <w:right w:val="nil"/>
-          <w:between w:val="nil"/>
-        </w:pBdr>
-        <w:tabs>
-          <w:tab w:val="left" w:pos="720"/>
-        </w:tabs>
-        <w:spacing w:line="276" w:lineRule="auto"/>
+        <w:pBdr/>
+        <w:tabs>
+          <w:tab w:val="left" w:pos="720" w:leader="none"/>
+        </w:tabs>
+        <w:spacing w:lineRule="auto" w:line="276"/>
         <w:jc w:val="both"/>
         <w:rPr>
           <w:b/>
@@ -4225,18 +4050,13 @@
     </w:p>
     <w:p>
       <w:pPr>
+        <w:pStyle w:val="Normal"/>
         <w:numPr>
           <w:ilvl w:val="2"/>
           <w:numId w:val="2"/>
         </w:numPr>
-        <w:pBdr>
-          <w:top w:val="nil"/>
-          <w:left w:val="nil"/>
-          <w:bottom w:val="nil"/>
-          <w:right w:val="nil"/>
-          <w:between w:val="nil"/>
-        </w:pBdr>
-        <w:spacing w:line="276" w:lineRule="auto"/>
+        <w:pBdr/>
+        <w:spacing w:lineRule="auto" w:line="276"/>
         <w:jc w:val="both"/>
         <w:rPr>
           <w:color w:val="000000"/>
@@ -4255,18 +4075,13 @@
     </w:p>
     <w:p>
       <w:pPr>
+        <w:pStyle w:val="Normal"/>
         <w:numPr>
           <w:ilvl w:val="2"/>
           <w:numId w:val="2"/>
         </w:numPr>
-        <w:pBdr>
-          <w:top w:val="nil"/>
-          <w:left w:val="nil"/>
-          <w:bottom w:val="nil"/>
-          <w:right w:val="nil"/>
-          <w:between w:val="nil"/>
-        </w:pBdr>
-        <w:spacing w:line="276" w:lineRule="auto"/>
+        <w:pBdr/>
+        <w:spacing w:lineRule="auto" w:line="276"/>
         <w:jc w:val="both"/>
         <w:rPr>
           <w:color w:val="000000"/>
@@ -4285,18 +4100,13 @@
     </w:p>
     <w:p>
       <w:pPr>
+        <w:pStyle w:val="Normal"/>
         <w:numPr>
           <w:ilvl w:val="2"/>
           <w:numId w:val="2"/>
         </w:numPr>
-        <w:pBdr>
-          <w:top w:val="nil"/>
-          <w:left w:val="nil"/>
-          <w:bottom w:val="nil"/>
-          <w:right w:val="nil"/>
-          <w:between w:val="nil"/>
-        </w:pBdr>
-        <w:spacing w:line="276" w:lineRule="auto"/>
+        <w:pBdr/>
+        <w:spacing w:lineRule="auto" w:line="276"/>
         <w:jc w:val="both"/>
         <w:rPr>
           <w:color w:val="000000"/>
@@ -4315,18 +4125,13 @@
     </w:p>
     <w:p>
       <w:pPr>
+        <w:pStyle w:val="Normal"/>
         <w:numPr>
           <w:ilvl w:val="2"/>
           <w:numId w:val="2"/>
         </w:numPr>
-        <w:pBdr>
-          <w:top w:val="nil"/>
-          <w:left w:val="nil"/>
-          <w:bottom w:val="nil"/>
-          <w:right w:val="nil"/>
-          <w:between w:val="nil"/>
-        </w:pBdr>
-        <w:spacing w:line="276" w:lineRule="auto"/>
+        <w:pBdr/>
+        <w:spacing w:lineRule="auto" w:line="276"/>
         <w:jc w:val="both"/>
         <w:rPr>
           <w:color w:val="000000"/>
@@ -4345,18 +4150,13 @@
     </w:p>
     <w:p>
       <w:pPr>
+        <w:pStyle w:val="Normal"/>
         <w:numPr>
           <w:ilvl w:val="2"/>
           <w:numId w:val="2"/>
         </w:numPr>
-        <w:pBdr>
-          <w:top w:val="nil"/>
-          <w:left w:val="nil"/>
-          <w:bottom w:val="nil"/>
-          <w:right w:val="nil"/>
-          <w:between w:val="nil"/>
-        </w:pBdr>
-        <w:spacing w:line="276" w:lineRule="auto"/>
+        <w:pBdr/>
+        <w:spacing w:lineRule="auto" w:line="276"/>
         <w:jc w:val="both"/>
         <w:rPr>
           <w:color w:val="000000"/>
@@ -4375,57 +4175,38 @@
     </w:p>
     <w:p>
       <w:pPr>
+        <w:pStyle w:val="Normal"/>
         <w:numPr>
           <w:ilvl w:val="2"/>
           <w:numId w:val="2"/>
         </w:numPr>
-        <w:pBdr>
-          <w:top w:val="nil"/>
-          <w:left w:val="nil"/>
-          <w:bottom w:val="nil"/>
-          <w:right w:val="nil"/>
-          <w:between w:val="nil"/>
-        </w:pBdr>
-        <w:spacing w:line="276" w:lineRule="auto"/>
-        <w:jc w:val="both"/>
-        <w:rPr>
-          <w:color w:val="000000"/>
-          <w:sz w:val="26"/>
-          <w:szCs w:val="26"/>
-        </w:rPr>
-      </w:pPr>
-      <w:r>
-        <w:rPr>
-          <w:color w:val="000000"/>
-          <w:sz w:val="26"/>
-          <w:szCs w:val="26"/>
-        </w:rPr>
-        <w:t xml:space="preserve">Trong thời gian diễn ra các Sự kiện, Bên B có trách nhiệm ngay lập tức thông báo cho Bên A khi xảy ra các sự cố có thể làm ảnh hưởng đến việc thực hiện các </w:t>
-      </w:r>
-      <w:r>
-        <w:rPr>
-          <w:color w:val="000000"/>
-          <w:sz w:val="26"/>
-          <w:szCs w:val="26"/>
-        </w:rPr>
-        <w:lastRenderedPageBreak/>
-        <w:t>hạng mục thuộc Dịch vụ đúng theo yêu cầu hoặc tiến độ như đã thỏa thuận giữa hai Bên để thảo luận, thống nhất giải pháp xử lí và tiến hành xử lý các sự cố trong thời gian hai (02) giờ kể từ khi phát sinh sự cố;</w:t>
-      </w:r>
-    </w:p>
-    <w:p>
-      <w:pPr>
+        <w:pBdr/>
+        <w:spacing w:lineRule="auto" w:line="276"/>
+        <w:jc w:val="both"/>
+        <w:rPr>
+          <w:color w:val="000000"/>
+          <w:sz w:val="26"/>
+          <w:szCs w:val="26"/>
+        </w:rPr>
+      </w:pPr>
+      <w:r>
+        <w:rPr>
+          <w:color w:val="000000"/>
+          <w:sz w:val="26"/>
+          <w:szCs w:val="26"/>
+        </w:rPr>
+        <w:t>Trong thời gian diễn ra các Sự kiện, Bên B có trách nhiệm ngay lập tức thông báo cho Bên A khi xảy ra các sự cố có thể làm ảnh hưởng đến việc thực hiện các hạng mục thuộc Dịch vụ đúng theo yêu cầu hoặc tiến độ như đã thỏa thuận giữa hai Bên để thảo luận, thống nhất giải pháp xử lí và tiến hành xử lý các sự cố trong thời gian hai (02) giờ kể từ khi phát sinh sự cố;</w:t>
+      </w:r>
+    </w:p>
+    <w:p>
+      <w:pPr>
+        <w:pStyle w:val="Normal"/>
         <w:numPr>
           <w:ilvl w:val="2"/>
           <w:numId w:val="2"/>
         </w:numPr>
-        <w:pBdr>
-          <w:top w:val="nil"/>
-          <w:left w:val="nil"/>
-          <w:bottom w:val="nil"/>
-          <w:right w:val="nil"/>
-          <w:between w:val="nil"/>
-        </w:pBdr>
-        <w:spacing w:line="276" w:lineRule="auto"/>
+        <w:pBdr/>
+        <w:spacing w:lineRule="auto" w:line="276"/>
         <w:jc w:val="both"/>
         <w:rPr>
           <w:color w:val="000000"/>
@@ -4440,31 +4221,19 @@
           <w:szCs w:val="26"/>
         </w:rPr>
         <w:t>Bên B cam kết giữ cho Bên A không phải chịu bất kỳ trách nhiệm nào đối với các tổn thất, thiệt hại hoặc chi phí phát sinh từ khiếu nại, tranh chấp hoặc kiện tụng của bên thứ ba liên quan đến việc Bên B cung cấp dịch vụ cho Sự kiện, hoặc việc sử dụng, thuê, cung cấp hàng hóa từ bên thứ ba để thực hiện Hợp đồng này.</w:t>
-      </w:r>
-      <w:r>
-        <w:rPr>
-          <w:color w:val="000000"/>
-          <w:sz w:val="26"/>
-          <w:szCs w:val="26"/>
-        </w:rPr>
         <w:br/>
         <w:t>Trường hợp Bên A phải trực tiếp tham gia giải quyết các tranh chấp hoặc khiếu nại nói trên, Bên B có trách nhiệm hoàn trả toàn bộ chi phí mà Bên A đã chi trả, bao gồm nhưng không giới hạn ở chi phí bồi thường, luật sư, tố tụng, xử lý khủng hoảng truyền thông và các khoản chi phí hợp lý khác (nếu có).</w:t>
       </w:r>
     </w:p>
     <w:p>
       <w:pPr>
+        <w:pStyle w:val="Normal"/>
         <w:numPr>
           <w:ilvl w:val="2"/>
           <w:numId w:val="2"/>
         </w:numPr>
-        <w:pBdr>
-          <w:top w:val="nil"/>
-          <w:left w:val="nil"/>
-          <w:bottom w:val="nil"/>
-          <w:right w:val="nil"/>
-          <w:between w:val="nil"/>
-        </w:pBdr>
-        <w:spacing w:line="276" w:lineRule="auto"/>
+        <w:pBdr/>
+        <w:spacing w:lineRule="auto" w:line="276"/>
         <w:jc w:val="both"/>
         <w:rPr>
           <w:color w:val="000000"/>
@@ -4483,26 +4252,21 @@
     </w:p>
     <w:p>
       <w:pPr>
+        <w:pStyle w:val="Normal"/>
         <w:numPr>
           <w:ilvl w:val="2"/>
           <w:numId w:val="2"/>
         </w:numPr>
-        <w:pBdr>
-          <w:top w:val="nil"/>
-          <w:left w:val="nil"/>
-          <w:bottom w:val="nil"/>
-          <w:right w:val="nil"/>
-          <w:between w:val="nil"/>
-        </w:pBdr>
-        <w:spacing w:line="276" w:lineRule="auto"/>
-        <w:jc w:val="both"/>
-        <w:rPr>
-          <w:color w:val="000000"/>
-          <w:sz w:val="26"/>
-          <w:szCs w:val="26"/>
-        </w:rPr>
-      </w:pPr>
-      <w:bookmarkStart w:id="4" w:name="_heading=h.gjdgxs" w:colFirst="0" w:colLast="0"/>
+        <w:pBdr/>
+        <w:spacing w:lineRule="auto" w:line="276"/>
+        <w:jc w:val="both"/>
+        <w:rPr>
+          <w:color w:val="000000"/>
+          <w:sz w:val="26"/>
+          <w:szCs w:val="26"/>
+        </w:rPr>
+      </w:pPr>
+      <w:bookmarkStart w:id="4" w:name="_heading=h.gjdgxs"/>
       <w:bookmarkEnd w:id="4"/>
       <w:r>
         <w:rPr>
@@ -4515,19 +4279,15 @@
     </w:p>
     <w:p>
       <w:pPr>
+        <w:pStyle w:val="Normal"/>
         <w:numPr>
           <w:ilvl w:val="0"/>
           <w:numId w:val="2"/>
         </w:numPr>
-        <w:pBdr>
-          <w:top w:val="nil"/>
-          <w:left w:val="nil"/>
-          <w:bottom w:val="nil"/>
-          <w:right w:val="nil"/>
-          <w:between w:val="nil"/>
-        </w:pBdr>
-        <w:spacing w:after="120" w:line="276" w:lineRule="auto"/>
-        <w:jc w:val="both"/>
+        <w:pBdr/>
+        <w:spacing w:lineRule="auto" w:line="276" w:before="0" w:after="120"/>
+        <w:jc w:val="both"/>
+        <w:rPr/>
       </w:pPr>
       <w:r>
         <w:rPr>
@@ -4544,19 +4304,19 @@
       <w:pPr>
         <w:pStyle w:val="Heading2"/>
         <w:spacing w:before="120" w:after="120"/>
-        <w:ind w:right="92"/>
-        <w:rPr>
-          <w:b w:val="0"/>
-          <w:bCs w:val="0"/>
+        <w:ind w:end="92"/>
+        <w:rPr>
+          <w:b w:val="false"/>
+          <w:bCs w:val="false"/>
           <w:color w:val="333333"/>
         </w:rPr>
       </w:pPr>
-      <w:bookmarkStart w:id="5" w:name="_heading=h.vn7wahp9r8rq" w:colFirst="0" w:colLast="0"/>
+      <w:bookmarkStart w:id="5" w:name="_heading=h.vn7wahp9r8rq"/>
       <w:bookmarkEnd w:id="5"/>
       <w:r>
         <w:rPr>
-          <w:b w:val="0"/>
-          <w:bCs w:val="0"/>
+          <w:b w:val="false"/>
+          <w:bCs w:val="false"/>
           <w:color w:val="333333"/>
         </w:rPr>
         <w:t xml:space="preserve">Hợp Đồng có thể chấm dứt theo một trong các trường hợp sau: </w:t>
@@ -4570,18 +4330,18 @@
           <w:ilvl w:val="0"/>
           <w:numId w:val="6"/>
         </w:numPr>
-        <w:spacing w:before="120" w:after="120" w:line="276" w:lineRule="auto"/>
-        <w:ind w:right="92"/>
-        <w:rPr>
-          <w:b w:val="0"/>
-          <w:bCs w:val="0"/>
+        <w:spacing w:lineRule="auto" w:line="276" w:before="120" w:after="120"/>
+        <w:ind w:hanging="360" w:start="1080" w:end="92"/>
+        <w:rPr>
+          <w:b w:val="false"/>
+          <w:bCs w:val="false"/>
           <w:color w:val="333333"/>
         </w:rPr>
       </w:pPr>
       <w:r>
         <w:rPr>
-          <w:b w:val="0"/>
-          <w:bCs w:val="0"/>
+          <w:b w:val="false"/>
+          <w:bCs w:val="false"/>
           <w:color w:val="333333"/>
         </w:rPr>
         <w:t>Hai Bên thỏa thuận chấm dứt Hợp Đồng này bằng văn bản;</w:t>
@@ -4595,18 +4355,18 @@
           <w:ilvl w:val="0"/>
           <w:numId w:val="6"/>
         </w:numPr>
-        <w:spacing w:before="120" w:after="120" w:line="276" w:lineRule="auto"/>
-        <w:ind w:right="92"/>
-        <w:rPr>
-          <w:b w:val="0"/>
-          <w:bCs w:val="0"/>
+        <w:spacing w:lineRule="auto" w:line="276" w:before="120" w:after="120"/>
+        <w:ind w:hanging="360" w:start="1080" w:end="92"/>
+        <w:rPr>
+          <w:b w:val="false"/>
+          <w:bCs w:val="false"/>
           <w:color w:val="333333"/>
         </w:rPr>
       </w:pPr>
       <w:r>
         <w:rPr>
-          <w:b w:val="0"/>
-          <w:bCs w:val="0"/>
+          <w:b w:val="false"/>
+          <w:bCs w:val="false"/>
           <w:color w:val="333333"/>
         </w:rPr>
         <w:t>Các Bên đã hoàn thành đầy đủ các nghĩa vụ của mình theo Hợp Đồng này và Hợp Đồng được tự động thanh lý;</w:t>
@@ -4620,18 +4380,18 @@
           <w:ilvl w:val="0"/>
           <w:numId w:val="6"/>
         </w:numPr>
-        <w:spacing w:before="120" w:after="120" w:line="276" w:lineRule="auto"/>
-        <w:ind w:right="92"/>
-        <w:rPr>
-          <w:b w:val="0"/>
-          <w:bCs w:val="0"/>
+        <w:spacing w:lineRule="auto" w:line="276" w:before="120" w:after="120"/>
+        <w:ind w:hanging="360" w:start="1080" w:end="92"/>
+        <w:rPr>
+          <w:b w:val="false"/>
+          <w:bCs w:val="false"/>
           <w:color w:val="333333"/>
         </w:rPr>
       </w:pPr>
       <w:r>
         <w:rPr>
-          <w:b w:val="0"/>
-          <w:bCs w:val="0"/>
+          <w:b w:val="false"/>
+          <w:bCs w:val="false"/>
           <w:color w:val="333333"/>
         </w:rPr>
         <w:t>Một Bên vi phạm nghĩa vụ theo thỏa thuận tại Hợp đồng này, đã được bên kia thông báo bằng văn bản/thư điện tử trong vòng 15 ngày kể từ ngày nhận được thông báo mà không sửa chữa, khắc phục được sẽ được xem là vi phạm hợp đồng. Bên gửi thông báo được quyền đơn phương chấm dứt hợp đồng. Bên cạnh đó, bên vi phạm sẽ bị xử lý theo quy định tại Điều 7;</w:t>
@@ -4645,18 +4405,18 @@
           <w:ilvl w:val="0"/>
           <w:numId w:val="6"/>
         </w:numPr>
-        <w:spacing w:before="120" w:after="120" w:line="276" w:lineRule="auto"/>
-        <w:ind w:right="92"/>
-        <w:rPr>
-          <w:b w:val="0"/>
-          <w:bCs w:val="0"/>
+        <w:spacing w:lineRule="auto" w:line="276" w:before="120" w:after="120"/>
+        <w:ind w:hanging="360" w:start="1080" w:end="92"/>
+        <w:rPr>
+          <w:b w:val="false"/>
+          <w:bCs w:val="false"/>
           <w:color w:val="333333"/>
         </w:rPr>
       </w:pPr>
       <w:r>
         <w:rPr>
-          <w:b w:val="0"/>
-          <w:bCs w:val="0"/>
+          <w:b w:val="false"/>
+          <w:bCs w:val="false"/>
           <w:color w:val="333333"/>
         </w:rPr>
         <w:t>ưMột trong hai bên buộc phải giải thể, phá sản theo quyết định của Cơ quan Nhà nước có thẩm quyền.</w:t>
@@ -4664,18 +4424,13 @@
     </w:p>
     <w:p>
       <w:pPr>
+        <w:pStyle w:val="Normal"/>
         <w:numPr>
           <w:ilvl w:val="0"/>
           <w:numId w:val="6"/>
         </w:numPr>
-        <w:pBdr>
-          <w:top w:val="nil"/>
-          <w:left w:val="nil"/>
-          <w:bottom w:val="nil"/>
-          <w:right w:val="nil"/>
-          <w:between w:val="nil"/>
-        </w:pBdr>
-        <w:spacing w:line="278" w:lineRule="auto"/>
+        <w:pBdr/>
+        <w:spacing w:lineRule="auto" w:line="278"/>
         <w:jc w:val="both"/>
         <w:rPr>
           <w:color w:val="000000"/>
@@ -4694,19 +4449,15 @@
     </w:p>
     <w:p>
       <w:pPr>
+        <w:pStyle w:val="Normal"/>
         <w:numPr>
           <w:ilvl w:val="0"/>
           <w:numId w:val="2"/>
         </w:numPr>
-        <w:pBdr>
-          <w:top w:val="nil"/>
-          <w:left w:val="nil"/>
-          <w:bottom w:val="nil"/>
-          <w:right w:val="nil"/>
-          <w:between w:val="nil"/>
-        </w:pBdr>
-        <w:spacing w:line="276" w:lineRule="auto"/>
-        <w:jc w:val="both"/>
+        <w:pBdr/>
+        <w:spacing w:lineRule="auto" w:line="276"/>
+        <w:jc w:val="both"/>
+        <w:rPr/>
       </w:pPr>
       <w:r>
         <w:rPr>
@@ -4721,26 +4472,21 @@
     </w:p>
     <w:p>
       <w:pPr>
+        <w:pStyle w:val="Normal"/>
         <w:numPr>
           <w:ilvl w:val="1"/>
           <w:numId w:val="2"/>
         </w:numPr>
-        <w:pBdr>
-          <w:top w:val="nil"/>
-          <w:left w:val="nil"/>
-          <w:bottom w:val="nil"/>
-          <w:right w:val="nil"/>
-          <w:between w:val="nil"/>
-        </w:pBdr>
-        <w:spacing w:line="276" w:lineRule="auto"/>
-        <w:jc w:val="both"/>
-        <w:rPr>
-          <w:color w:val="000000"/>
-          <w:sz w:val="26"/>
-          <w:szCs w:val="26"/>
-        </w:rPr>
-      </w:pPr>
-      <w:bookmarkStart w:id="6" w:name="_heading=h.wlu40xnk465w" w:colFirst="0" w:colLast="0"/>
+        <w:pBdr/>
+        <w:spacing w:lineRule="auto" w:line="276"/>
+        <w:jc w:val="both"/>
+        <w:rPr>
+          <w:color w:val="000000"/>
+          <w:sz w:val="26"/>
+          <w:szCs w:val="26"/>
+        </w:rPr>
+      </w:pPr>
+      <w:bookmarkStart w:id="6" w:name="_heading=h.wlu40xnk465w"/>
       <w:bookmarkEnd w:id="6"/>
       <w:r>
         <w:rPr>
@@ -4748,40 +4494,26 @@
           <w:sz w:val="26"/>
           <w:szCs w:val="26"/>
         </w:rPr>
-        <w:t xml:space="preserve">Sự kiện bất khả kháng được quy định bao gồm nhưng không giới hạn ở: luật pháp hiện tại hoặc tương lai thay đổi tác động đến các điều khoản hợp đồng, quy định hoặc mệnh lệnh từ các cấp có thẩm quyền can thiệp vào sự kiện hoặc hợp đồng, thiên tai, động đất, sóng thần, lũ lụt, mưa lớn, hỏa hoạn, dịch bệnh, tai nạn, vụ nổ, thương vong, tranh chấp lao động (bao gồm nhưng không giới hạn ở việc đe dọa hoặc đình công tại xưởng làm việc, tẩy chay hoặc đình công ở khu vực gần xưởng), bạo loạn, xáo trộn </w:t>
-      </w:r>
-      <w:r>
-        <w:rPr>
-          <w:color w:val="000000"/>
-          <w:sz w:val="26"/>
-          <w:szCs w:val="26"/>
-        </w:rPr>
-        <w:lastRenderedPageBreak/>
-        <w:t>dân sự, xung đột chiến tranh hoặc vũ trang, chậm trễ của hãng chuyên chở công cộng hoặc hãng chuyên chở quốc tế.</w:t>
-      </w:r>
-    </w:p>
-    <w:p>
-      <w:pPr>
+        <w:t>Sự kiện bất khả kháng được quy định bao gồm nhưng không giới hạn ở: luật pháp hiện tại hoặc tương lai thay đổi tác động đến các điều khoản hợp đồng, quy định hoặc mệnh lệnh từ các cấp có thẩm quyền can thiệp vào sự kiện hoặc hợp đồng, thiên tai, động đất, sóng thần, lũ lụt, mưa lớn, hỏa hoạn, dịch bệnh, tai nạn, vụ nổ, thương vong, tranh chấp lao động (bao gồm nhưng không giới hạn ở việc đe dọa hoặc đình công tại xưởng làm việc, tẩy chay hoặc đình công ở khu vực gần xưởng), bạo loạn, xáo trộn dân sự, xung đột chiến tranh hoặc vũ trang, chậm trễ của hãng chuyên chở công cộng hoặc hãng chuyên chở quốc tế.</w:t>
+      </w:r>
+    </w:p>
+    <w:p>
+      <w:pPr>
+        <w:pStyle w:val="Normal"/>
         <w:numPr>
           <w:ilvl w:val="1"/>
           <w:numId w:val="2"/>
         </w:numPr>
-        <w:pBdr>
-          <w:top w:val="nil"/>
-          <w:left w:val="nil"/>
-          <w:bottom w:val="nil"/>
-          <w:right w:val="nil"/>
-          <w:between w:val="nil"/>
-        </w:pBdr>
-        <w:spacing w:line="276" w:lineRule="auto"/>
-        <w:jc w:val="both"/>
-        <w:rPr>
-          <w:color w:val="000000"/>
-          <w:sz w:val="26"/>
-          <w:szCs w:val="26"/>
-        </w:rPr>
-      </w:pPr>
-      <w:bookmarkStart w:id="7" w:name="_heading=h.rehwlgkaiyut" w:colFirst="0" w:colLast="0"/>
+        <w:pBdr/>
+        <w:spacing w:lineRule="auto" w:line="276"/>
+        <w:jc w:val="both"/>
+        <w:rPr>
+          <w:color w:val="000000"/>
+          <w:sz w:val="26"/>
+          <w:szCs w:val="26"/>
+        </w:rPr>
+      </w:pPr>
+      <w:bookmarkStart w:id="7" w:name="_heading=h.rehwlgkaiyut"/>
       <w:bookmarkEnd w:id="7"/>
       <w:r>
         <w:rPr>
@@ -4794,26 +4526,21 @@
     </w:p>
     <w:p>
       <w:pPr>
+        <w:pStyle w:val="Normal"/>
         <w:numPr>
           <w:ilvl w:val="1"/>
           <w:numId w:val="2"/>
         </w:numPr>
-        <w:pBdr>
-          <w:top w:val="nil"/>
-          <w:left w:val="nil"/>
-          <w:bottom w:val="nil"/>
-          <w:right w:val="nil"/>
-          <w:between w:val="nil"/>
-        </w:pBdr>
-        <w:spacing w:line="276" w:lineRule="auto"/>
-        <w:jc w:val="both"/>
-        <w:rPr>
-          <w:color w:val="000000"/>
-          <w:sz w:val="26"/>
-          <w:szCs w:val="26"/>
-        </w:rPr>
-      </w:pPr>
-      <w:bookmarkStart w:id="8" w:name="_heading=h.cku1yr7o7jnf" w:colFirst="0" w:colLast="0"/>
+        <w:pBdr/>
+        <w:spacing w:lineRule="auto" w:line="276"/>
+        <w:jc w:val="both"/>
+        <w:rPr>
+          <w:color w:val="000000"/>
+          <w:sz w:val="26"/>
+          <w:szCs w:val="26"/>
+        </w:rPr>
+      </w:pPr>
+      <w:bookmarkStart w:id="8" w:name="_heading=h.cku1yr7o7jnf"/>
       <w:bookmarkEnd w:id="8"/>
       <w:r>
         <w:rPr>
@@ -4826,26 +4553,21 @@
     </w:p>
     <w:p>
       <w:pPr>
+        <w:pStyle w:val="Normal"/>
         <w:numPr>
           <w:ilvl w:val="1"/>
           <w:numId w:val="2"/>
         </w:numPr>
-        <w:pBdr>
-          <w:top w:val="nil"/>
-          <w:left w:val="nil"/>
-          <w:bottom w:val="nil"/>
-          <w:right w:val="nil"/>
-          <w:between w:val="nil"/>
-        </w:pBdr>
-        <w:spacing w:line="276" w:lineRule="auto"/>
-        <w:jc w:val="both"/>
-        <w:rPr>
-          <w:color w:val="000000"/>
-          <w:sz w:val="26"/>
-          <w:szCs w:val="26"/>
-        </w:rPr>
-      </w:pPr>
-      <w:bookmarkStart w:id="9" w:name="_heading=h.gxsi96cb79iw" w:colFirst="0" w:colLast="0"/>
+        <w:pBdr/>
+        <w:spacing w:lineRule="auto" w:line="276"/>
+        <w:jc w:val="both"/>
+        <w:rPr>
+          <w:color w:val="000000"/>
+          <w:sz w:val="26"/>
+          <w:szCs w:val="26"/>
+        </w:rPr>
+      </w:pPr>
+      <w:bookmarkStart w:id="9" w:name="_heading=h.gxsi96cb79iw"/>
       <w:bookmarkEnd w:id="9"/>
       <w:r>
         <w:rPr>
@@ -4858,28 +4580,23 @@
     </w:p>
     <w:p>
       <w:pPr>
+        <w:pStyle w:val="Normal"/>
         <w:numPr>
           <w:ilvl w:val="0"/>
           <w:numId w:val="2"/>
         </w:numPr>
-        <w:pBdr>
-          <w:top w:val="nil"/>
-          <w:left w:val="nil"/>
-          <w:bottom w:val="nil"/>
-          <w:right w:val="nil"/>
-          <w:between w:val="nil"/>
-        </w:pBdr>
-        <w:spacing w:line="276" w:lineRule="auto"/>
-        <w:jc w:val="both"/>
-        <w:rPr>
-          <w:b/>
-          <w:bCs/>
-          <w:color w:val="000000"/>
-          <w:sz w:val="26"/>
-          <w:szCs w:val="26"/>
-        </w:rPr>
-      </w:pPr>
-      <w:bookmarkStart w:id="10" w:name="_heading=h.tzf1no1kgf31" w:colFirst="0" w:colLast="0"/>
+        <w:pBdr/>
+        <w:spacing w:lineRule="auto" w:line="276"/>
+        <w:jc w:val="both"/>
+        <w:rPr>
+          <w:b/>
+          <w:bCs/>
+          <w:color w:val="000000"/>
+          <w:sz w:val="26"/>
+          <w:szCs w:val="26"/>
+        </w:rPr>
+      </w:pPr>
+      <w:bookmarkStart w:id="10" w:name="_heading=h.tzf1no1kgf31"/>
       <w:bookmarkEnd w:id="10"/>
       <w:r>
         <w:rPr>
@@ -4894,26 +4611,21 @@
     </w:p>
     <w:p>
       <w:pPr>
+        <w:pStyle w:val="Normal"/>
         <w:numPr>
           <w:ilvl w:val="1"/>
           <w:numId w:val="2"/>
         </w:numPr>
-        <w:pBdr>
-          <w:top w:val="nil"/>
-          <w:left w:val="nil"/>
-          <w:bottom w:val="nil"/>
-          <w:right w:val="nil"/>
-          <w:between w:val="nil"/>
-        </w:pBdr>
-        <w:spacing w:line="276" w:lineRule="auto"/>
-        <w:jc w:val="both"/>
-        <w:rPr>
-          <w:color w:val="000000"/>
-          <w:sz w:val="26"/>
-          <w:szCs w:val="26"/>
-        </w:rPr>
-      </w:pPr>
-      <w:bookmarkStart w:id="11" w:name="_heading=h.q3modbfd8oqc" w:colFirst="0" w:colLast="0"/>
+        <w:pBdr/>
+        <w:spacing w:lineRule="auto" w:line="276"/>
+        <w:jc w:val="both"/>
+        <w:rPr>
+          <w:color w:val="000000"/>
+          <w:sz w:val="26"/>
+          <w:szCs w:val="26"/>
+        </w:rPr>
+      </w:pPr>
+      <w:bookmarkStart w:id="11" w:name="_heading=h.q3modbfd8oqc"/>
       <w:bookmarkEnd w:id="11"/>
       <w:r>
         <w:rPr>
@@ -4926,18 +4638,13 @@
     </w:p>
     <w:p>
       <w:pPr>
+        <w:pStyle w:val="Normal"/>
         <w:numPr>
           <w:ilvl w:val="1"/>
           <w:numId w:val="2"/>
         </w:numPr>
-        <w:pBdr>
-          <w:top w:val="nil"/>
-          <w:left w:val="nil"/>
-          <w:bottom w:val="nil"/>
-          <w:right w:val="nil"/>
-          <w:between w:val="nil"/>
-        </w:pBdr>
-        <w:spacing w:line="276" w:lineRule="auto"/>
+        <w:pBdr/>
+        <w:spacing w:lineRule="auto" w:line="276"/>
         <w:jc w:val="both"/>
         <w:rPr>
           <w:color w:val="000000"/>
@@ -4956,18 +4663,13 @@
     </w:p>
     <w:p>
       <w:pPr>
+        <w:pStyle w:val="Normal"/>
         <w:numPr>
           <w:ilvl w:val="1"/>
           <w:numId w:val="2"/>
         </w:numPr>
-        <w:pBdr>
-          <w:top w:val="nil"/>
-          <w:left w:val="nil"/>
-          <w:bottom w:val="nil"/>
-          <w:right w:val="nil"/>
-          <w:between w:val="nil"/>
-        </w:pBdr>
-        <w:spacing w:line="276" w:lineRule="auto"/>
+        <w:pBdr/>
+        <w:spacing w:lineRule="auto" w:line="276"/>
         <w:jc w:val="both"/>
         <w:rPr>
           <w:color w:val="000000"/>
@@ -4986,18 +4688,13 @@
     </w:p>
     <w:p>
       <w:pPr>
+        <w:pStyle w:val="Normal"/>
         <w:numPr>
           <w:ilvl w:val="0"/>
           <w:numId w:val="2"/>
         </w:numPr>
-        <w:pBdr>
-          <w:top w:val="nil"/>
-          <w:left w:val="nil"/>
-          <w:bottom w:val="nil"/>
-          <w:right w:val="nil"/>
-          <w:between w:val="nil"/>
-        </w:pBdr>
-        <w:spacing w:line="276" w:lineRule="auto"/>
+        <w:pBdr/>
+        <w:spacing w:lineRule="auto" w:line="276"/>
         <w:jc w:val="both"/>
         <w:rPr>
           <w:b/>
@@ -5020,18 +4717,13 @@
     </w:p>
     <w:p>
       <w:pPr>
+        <w:pStyle w:val="Normal"/>
         <w:numPr>
           <w:ilvl w:val="1"/>
           <w:numId w:val="2"/>
         </w:numPr>
-        <w:pBdr>
-          <w:top w:val="nil"/>
-          <w:left w:val="nil"/>
-          <w:bottom w:val="nil"/>
-          <w:right w:val="nil"/>
-          <w:between w:val="nil"/>
-        </w:pBdr>
-        <w:spacing w:line="276" w:lineRule="auto"/>
+        <w:pBdr/>
+        <w:spacing w:lineRule="auto" w:line="276"/>
         <w:jc w:val="both"/>
         <w:rPr>
           <w:color w:val="000000"/>
@@ -5050,18 +4742,13 @@
     </w:p>
     <w:p>
       <w:pPr>
+        <w:pStyle w:val="Normal"/>
         <w:numPr>
           <w:ilvl w:val="1"/>
           <w:numId w:val="2"/>
         </w:numPr>
-        <w:pBdr>
-          <w:top w:val="nil"/>
-          <w:left w:val="nil"/>
-          <w:bottom w:val="nil"/>
-          <w:right w:val="nil"/>
-          <w:between w:val="nil"/>
-        </w:pBdr>
-        <w:spacing w:after="120" w:line="276" w:lineRule="auto"/>
+        <w:pBdr/>
+        <w:spacing w:lineRule="auto" w:line="276" w:before="0" w:after="120"/>
         <w:jc w:val="both"/>
         <w:rPr>
           <w:color w:val="000000"/>
@@ -5080,11 +4767,12 @@
     </w:p>
     <w:p>
       <w:pPr>
+        <w:pStyle w:val="Normal"/>
         <w:numPr>
           <w:ilvl w:val="0"/>
           <w:numId w:val="4"/>
         </w:numPr>
-        <w:spacing w:line="278" w:lineRule="auto"/>
+        <w:spacing w:lineRule="auto" w:line="278"/>
         <w:jc w:val="both"/>
         <w:rPr>
           <w:sz w:val="26"/>
@@ -5101,11 +4789,12 @@
     </w:p>
     <w:p>
       <w:pPr>
+        <w:pStyle w:val="Normal"/>
         <w:numPr>
           <w:ilvl w:val="0"/>
           <w:numId w:val="4"/>
         </w:numPr>
-        <w:spacing w:line="278" w:lineRule="auto"/>
+        <w:spacing w:lineRule="auto" w:line="278"/>
         <w:jc w:val="both"/>
         <w:rPr>
           <w:sz w:val="26"/>
@@ -5122,33 +4811,34 @@
     </w:p>
     <w:p>
       <w:pPr>
+        <w:pStyle w:val="Normal"/>
         <w:numPr>
           <w:ilvl w:val="0"/>
           <w:numId w:val="5"/>
         </w:numPr>
-        <w:spacing w:line="278" w:lineRule="auto"/>
-        <w:jc w:val="both"/>
-        <w:rPr>
-          <w:sz w:val="26"/>
-          <w:szCs w:val="26"/>
-        </w:rPr>
-      </w:pPr>
-      <w:r>
-        <w:rPr>
-          <w:sz w:val="26"/>
-          <w:szCs w:val="26"/>
-        </w:rPr>
-        <w:lastRenderedPageBreak/>
+        <w:spacing w:lineRule="auto" w:line="278"/>
+        <w:jc w:val="both"/>
+        <w:rPr>
+          <w:sz w:val="26"/>
+          <w:szCs w:val="26"/>
+        </w:rPr>
+      </w:pPr>
+      <w:r>
+        <w:rPr>
+          <w:sz w:val="26"/>
+          <w:szCs w:val="26"/>
+        </w:rPr>
         <w:t>Thông tin đã được công bố công khai hoặc đã phổ biến rộng rãi không phải do lỗi của Bên tiếp nhận thông tin; hoặc</w:t>
       </w:r>
     </w:p>
     <w:p>
       <w:pPr>
+        <w:pStyle w:val="Normal"/>
         <w:numPr>
           <w:ilvl w:val="0"/>
           <w:numId w:val="5"/>
         </w:numPr>
-        <w:spacing w:after="160" w:line="278" w:lineRule="auto"/>
+        <w:spacing w:lineRule="auto" w:line="278" w:before="0" w:after="160"/>
         <w:jc w:val="both"/>
         <w:rPr>
           <w:sz w:val="26"/>
@@ -5165,18 +4855,13 @@
     </w:p>
     <w:p>
       <w:pPr>
+        <w:pStyle w:val="Normal"/>
         <w:numPr>
           <w:ilvl w:val="1"/>
           <w:numId w:val="2"/>
         </w:numPr>
-        <w:pBdr>
-          <w:top w:val="nil"/>
-          <w:left w:val="nil"/>
-          <w:bottom w:val="nil"/>
-          <w:right w:val="nil"/>
-          <w:between w:val="nil"/>
-        </w:pBdr>
-        <w:spacing w:before="120" w:line="276" w:lineRule="auto"/>
+        <w:pBdr/>
+        <w:spacing w:lineRule="auto" w:line="276" w:before="120" w:after="0"/>
         <w:jc w:val="both"/>
         <w:rPr>
           <w:color w:val="000000"/>
@@ -5195,18 +4880,13 @@
     </w:p>
     <w:p>
       <w:pPr>
+        <w:pStyle w:val="Normal"/>
         <w:numPr>
           <w:ilvl w:val="1"/>
           <w:numId w:val="2"/>
         </w:numPr>
-        <w:pBdr>
-          <w:top w:val="nil"/>
-          <w:left w:val="nil"/>
-          <w:bottom w:val="nil"/>
-          <w:right w:val="nil"/>
-          <w:between w:val="nil"/>
-        </w:pBdr>
-        <w:spacing w:line="276" w:lineRule="auto"/>
+        <w:pBdr/>
+        <w:spacing w:lineRule="auto" w:line="276"/>
         <w:jc w:val="both"/>
         <w:rPr>
           <w:color w:val="000000"/>
@@ -5225,45 +4905,46 @@
     </w:p>
     <w:p>
       <w:pPr>
+        <w:pStyle w:val="Normal"/>
         <w:numPr>
           <w:ilvl w:val="0"/>
           <w:numId w:val="2"/>
         </w:numPr>
-        <w:pBdr>
-          <w:top w:val="nil"/>
-          <w:left w:val="nil"/>
-          <w:bottom w:val="nil"/>
-          <w:right w:val="nil"/>
-          <w:between w:val="nil"/>
-        </w:pBdr>
-        <w:spacing w:line="276" w:lineRule="auto"/>
-        <w:jc w:val="both"/>
-      </w:pPr>
-      <w:r>
-        <w:rPr>
-          <w:b/>
-          <w:bCs/>
-          <w:color w:val="000000"/>
-          <w:sz w:val="26"/>
-          <w:szCs w:val="26"/>
-        </w:rPr>
-        <w:t xml:space="preserve"> GIẢI QUYẾT TRANH CHẤP HỢP ĐỒNG</w:t>
-      </w:r>
-    </w:p>
-    <w:p>
-      <w:pPr>
+        <w:pBdr/>
+        <w:spacing w:lineRule="auto" w:line="276"/>
+        <w:jc w:val="both"/>
+        <w:rPr/>
+      </w:pPr>
+      <w:r>
+        <w:rPr>
+          <w:b/>
+          <w:bCs/>
+          <w:color w:val="000000"/>
+          <w:sz w:val="26"/>
+          <w:szCs w:val="26"/>
+        </w:rPr>
+        <w:t xml:space="preserve"> </w:t>
+      </w:r>
+      <w:r>
+        <w:rPr>
+          <w:b/>
+          <w:bCs/>
+          <w:color w:val="000000"/>
+          <w:sz w:val="26"/>
+          <w:szCs w:val="26"/>
+        </w:rPr>
+        <w:t>GIẢI QUYẾT TRANH CHẤP HỢP ĐỒNG</w:t>
+      </w:r>
+    </w:p>
+    <w:p>
+      <w:pPr>
+        <w:pStyle w:val="Normal"/>
         <w:numPr>
           <w:ilvl w:val="1"/>
           <w:numId w:val="2"/>
         </w:numPr>
-        <w:pBdr>
-          <w:top w:val="nil"/>
-          <w:left w:val="nil"/>
-          <w:bottom w:val="nil"/>
-          <w:right w:val="nil"/>
-          <w:between w:val="nil"/>
-        </w:pBdr>
-        <w:spacing w:line="276" w:lineRule="auto"/>
+        <w:pBdr/>
+        <w:spacing w:lineRule="auto" w:line="276"/>
         <w:jc w:val="both"/>
         <w:rPr>
           <w:color w:val="000000"/>
@@ -5282,18 +4963,13 @@
     </w:p>
     <w:p>
       <w:pPr>
+        <w:pStyle w:val="Normal"/>
         <w:numPr>
           <w:ilvl w:val="1"/>
           <w:numId w:val="2"/>
         </w:numPr>
-        <w:pBdr>
-          <w:top w:val="nil"/>
-          <w:left w:val="nil"/>
-          <w:bottom w:val="nil"/>
-          <w:right w:val="nil"/>
-          <w:between w:val="nil"/>
-        </w:pBdr>
-        <w:spacing w:line="276" w:lineRule="auto"/>
+        <w:pBdr/>
+        <w:spacing w:lineRule="auto" w:line="276"/>
         <w:jc w:val="both"/>
         <w:rPr>
           <w:color w:val="000000"/>
@@ -5312,52 +4988,52 @@
     </w:p>
     <w:p>
       <w:pPr>
+        <w:pStyle w:val="Normal"/>
         <w:numPr>
           <w:ilvl w:val="0"/>
           <w:numId w:val="2"/>
         </w:numPr>
-        <w:pBdr>
-          <w:top w:val="nil"/>
-          <w:left w:val="nil"/>
-          <w:bottom w:val="nil"/>
-          <w:right w:val="nil"/>
-          <w:between w:val="nil"/>
-        </w:pBdr>
-        <w:spacing w:line="276" w:lineRule="auto"/>
-        <w:jc w:val="both"/>
-        <w:rPr>
-          <w:b/>
-          <w:bCs/>
-          <w:color w:val="000000"/>
-          <w:sz w:val="26"/>
-          <w:szCs w:val="26"/>
-        </w:rPr>
-      </w:pPr>
-      <w:r>
-        <w:rPr>
-          <w:b/>
-          <w:bCs/>
-          <w:color w:val="000000"/>
-          <w:sz w:val="26"/>
-          <w:szCs w:val="26"/>
-        </w:rPr>
-        <w:t xml:space="preserve"> ĐIỀU KHOẢN CHUNG</w:t>
-      </w:r>
-    </w:p>
-    <w:p>
-      <w:pPr>
+        <w:pBdr/>
+        <w:spacing w:lineRule="auto" w:line="276"/>
+        <w:jc w:val="both"/>
+        <w:rPr>
+          <w:b/>
+          <w:bCs/>
+          <w:color w:val="000000"/>
+          <w:sz w:val="26"/>
+          <w:szCs w:val="26"/>
+        </w:rPr>
+      </w:pPr>
+      <w:r>
+        <w:rPr>
+          <w:b/>
+          <w:bCs/>
+          <w:color w:val="000000"/>
+          <w:sz w:val="26"/>
+          <w:szCs w:val="26"/>
+        </w:rPr>
+        <w:t xml:space="preserve"> </w:t>
+      </w:r>
+      <w:r>
+        <w:rPr>
+          <w:b/>
+          <w:bCs/>
+          <w:color w:val="000000"/>
+          <w:sz w:val="26"/>
+          <w:szCs w:val="26"/>
+        </w:rPr>
+        <w:t>ĐIỀU KHOẢN CHUNG</w:t>
+      </w:r>
+    </w:p>
+    <w:p>
+      <w:pPr>
+        <w:pStyle w:val="Normal"/>
         <w:numPr>
           <w:ilvl w:val="1"/>
           <w:numId w:val="2"/>
         </w:numPr>
-        <w:pBdr>
-          <w:top w:val="nil"/>
-          <w:left w:val="nil"/>
-          <w:bottom w:val="nil"/>
-          <w:right w:val="nil"/>
-          <w:between w:val="nil"/>
-        </w:pBdr>
-        <w:spacing w:line="276" w:lineRule="auto"/>
+        <w:pBdr/>
+        <w:spacing w:lineRule="auto" w:line="276"/>
         <w:jc w:val="both"/>
         <w:rPr>
           <w:color w:val="000000"/>
@@ -5376,18 +5052,13 @@
     </w:p>
     <w:p>
       <w:pPr>
+        <w:pStyle w:val="Normal"/>
         <w:numPr>
           <w:ilvl w:val="1"/>
           <w:numId w:val="2"/>
         </w:numPr>
-        <w:pBdr>
-          <w:top w:val="nil"/>
-          <w:left w:val="nil"/>
-          <w:bottom w:val="nil"/>
-          <w:right w:val="nil"/>
-          <w:between w:val="nil"/>
-        </w:pBdr>
-        <w:spacing w:line="276" w:lineRule="auto"/>
+        <w:pBdr/>
+        <w:spacing w:lineRule="auto" w:line="276"/>
         <w:jc w:val="both"/>
         <w:rPr>
           <w:color w:val="000000"/>
@@ -5406,18 +5077,13 @@
     </w:p>
     <w:p>
       <w:pPr>
+        <w:pStyle w:val="Normal"/>
         <w:numPr>
           <w:ilvl w:val="1"/>
           <w:numId w:val="2"/>
         </w:numPr>
-        <w:pBdr>
-          <w:top w:val="nil"/>
-          <w:left w:val="nil"/>
-          <w:bottom w:val="nil"/>
-          <w:right w:val="nil"/>
-          <w:between w:val="nil"/>
-        </w:pBdr>
-        <w:spacing w:line="276" w:lineRule="auto"/>
+        <w:pBdr/>
+        <w:spacing w:lineRule="auto" w:line="276"/>
         <w:jc w:val="both"/>
         <w:rPr>
           <w:color w:val="000000"/>
@@ -5436,49 +5102,38 @@
     </w:p>
     <w:p>
       <w:pPr>
+        <w:pStyle w:val="Normal"/>
         <w:numPr>
           <w:ilvl w:val="1"/>
           <w:numId w:val="2"/>
         </w:numPr>
-        <w:pBdr>
-          <w:top w:val="nil"/>
-          <w:left w:val="nil"/>
-          <w:bottom w:val="nil"/>
-          <w:right w:val="nil"/>
-          <w:between w:val="nil"/>
-        </w:pBdr>
-        <w:spacing w:line="276" w:lineRule="auto"/>
-        <w:jc w:val="both"/>
-        <w:rPr>
-          <w:color w:val="000000"/>
-          <w:sz w:val="26"/>
-          <w:szCs w:val="26"/>
-        </w:rPr>
-      </w:pPr>
-      <w:r>
-        <w:rPr>
-          <w:color w:val="000000"/>
-          <w:sz w:val="26"/>
-          <w:szCs w:val="26"/>
-        </w:rPr>
-        <w:lastRenderedPageBreak/>
+        <w:pBdr/>
+        <w:spacing w:lineRule="auto" w:line="276"/>
+        <w:jc w:val="both"/>
+        <w:rPr>
+          <w:color w:val="000000"/>
+          <w:sz w:val="26"/>
+          <w:szCs w:val="26"/>
+        </w:rPr>
+      </w:pPr>
+      <w:r>
+        <w:rPr>
+          <w:color w:val="000000"/>
+          <w:sz w:val="26"/>
+          <w:szCs w:val="26"/>
+        </w:rPr>
         <w:t>Mỗi Bên chịu trách nhiệm thanh toán nghĩa vụ thuế của mỗi bên phát sinh từ giao dịch theo Hợp đồng này. Nếu có bất kỳ khoản thuế nào thuộc nghĩa vụ của Bên A mà Bên B có trách nhiệm khấu trừ và nộp hộ theo pháp luật Việt Nam thì Bên B phải tính và khấu trừ, nộp hộ cho Bên A theo đúng quy định của pháp luật. Và khoản tiền này được khấu trừ vào khoản tiền Bên B thanh toán cho Bên A.</w:t>
       </w:r>
     </w:p>
     <w:p>
       <w:pPr>
+        <w:pStyle w:val="Normal"/>
         <w:numPr>
           <w:ilvl w:val="1"/>
           <w:numId w:val="2"/>
         </w:numPr>
-        <w:pBdr>
-          <w:top w:val="nil"/>
-          <w:left w:val="nil"/>
-          <w:bottom w:val="nil"/>
-          <w:right w:val="nil"/>
-          <w:between w:val="nil"/>
-        </w:pBdr>
-        <w:spacing w:line="276" w:lineRule="auto"/>
+        <w:pBdr/>
+        <w:spacing w:lineRule="auto" w:line="276"/>
         <w:jc w:val="both"/>
         <w:rPr>
           <w:color w:val="000000"/>
@@ -5497,18 +5152,13 @@
     </w:p>
     <w:p>
       <w:pPr>
+        <w:pStyle w:val="Normal"/>
         <w:numPr>
           <w:ilvl w:val="1"/>
           <w:numId w:val="2"/>
         </w:numPr>
-        <w:pBdr>
-          <w:top w:val="nil"/>
-          <w:left w:val="nil"/>
-          <w:bottom w:val="nil"/>
-          <w:right w:val="nil"/>
-          <w:between w:val="nil"/>
-        </w:pBdr>
-        <w:spacing w:line="276" w:lineRule="auto"/>
+        <w:pBdr/>
+        <w:spacing w:lineRule="auto" w:line="276"/>
         <w:jc w:val="both"/>
         <w:rPr>
           <w:color w:val="000000"/>
@@ -5527,18 +5177,13 @@
     </w:p>
     <w:p>
       <w:pPr>
+        <w:pStyle w:val="Normal"/>
         <w:numPr>
           <w:ilvl w:val="1"/>
           <w:numId w:val="2"/>
         </w:numPr>
-        <w:pBdr>
-          <w:top w:val="nil"/>
-          <w:left w:val="nil"/>
-          <w:bottom w:val="nil"/>
-          <w:right w:val="nil"/>
-          <w:between w:val="nil"/>
-        </w:pBdr>
-        <w:spacing w:line="276" w:lineRule="auto"/>
+        <w:pBdr/>
+        <w:spacing w:lineRule="auto" w:line="276"/>
         <w:jc w:val="both"/>
         <w:rPr>
           <w:color w:val="000000"/>
@@ -5557,18 +5202,13 @@
     </w:p>
     <w:p>
       <w:pPr>
+        <w:pStyle w:val="Normal"/>
         <w:numPr>
           <w:ilvl w:val="1"/>
           <w:numId w:val="2"/>
         </w:numPr>
-        <w:pBdr>
-          <w:top w:val="nil"/>
-          <w:left w:val="nil"/>
-          <w:bottom w:val="nil"/>
-          <w:right w:val="nil"/>
-          <w:between w:val="nil"/>
-        </w:pBdr>
-        <w:spacing w:after="120" w:line="276" w:lineRule="auto"/>
+        <w:pBdr/>
+        <w:spacing w:lineRule="auto" w:line="276" w:before="0" w:after="120"/>
         <w:jc w:val="both"/>
         <w:rPr>
           <w:color w:val="000000"/>
@@ -5587,7 +5227,8 @@
     </w:p>
     <w:p>
       <w:pPr>
-        <w:spacing w:after="160" w:line="278" w:lineRule="auto"/>
+        <w:pStyle w:val="Normal"/>
+        <w:spacing w:lineRule="auto" w:line="278" w:before="0" w:after="160"/>
         <w:jc w:val="both"/>
         <w:rPr>
           <w:sz w:val="26"/>
@@ -5613,38 +5254,56 @@
     </w:p>
     <w:p>
       <w:pPr>
-        <w:spacing w:after="160" w:line="278" w:lineRule="auto"/>
-        <w:jc w:val="both"/>
-        <w:rPr>
-          <w:sz w:val="26"/>
-          <w:szCs w:val="26"/>
-        </w:rPr>
-      </w:pPr>
+        <w:pStyle w:val="Normal"/>
+        <w:spacing w:lineRule="auto" w:line="278" w:before="0" w:after="160"/>
+        <w:jc w:val="both"/>
+        <w:rPr>
+          <w:sz w:val="26"/>
+          <w:szCs w:val="26"/>
+        </w:rPr>
+      </w:pPr>
+      <w:r>
+        <w:rPr>
+          <w:sz w:val="26"/>
+          <w:szCs w:val="26"/>
+        </w:rPr>
+      </w:r>
     </w:p>
     <w:tbl>
       <w:tblPr>
         <w:tblStyle w:val="a3"/>
         <w:tblW w:w="9062" w:type="dxa"/>
+        <w:jc w:val="start"/>
         <w:tblInd w:w="0" w:type="dxa"/>
         <w:tblLayout w:type="fixed"/>
-        <w:tblLook w:val="0400" w:firstRow="0" w:lastRow="0" w:firstColumn="0" w:lastColumn="0" w:noHBand="0" w:noVBand="1"/>
+        <w:tblCellMar>
+          <w:top w:w="0" w:type="dxa"/>
+          <w:start w:w="108" w:type="dxa"/>
+          <w:bottom w:w="0" w:type="dxa"/>
+          <w:end w:w="108" w:type="dxa"/>
+        </w:tblCellMar>
+        <w:tblLook w:noHBand="0" w:lastColumn="0" w:firstColumn="0" w:lastRow="0" w:firstRow="0" w:noVBand="1" w:val="0400"/>
       </w:tblPr>
       <w:tblGrid>
         <w:gridCol w:w="4531"/>
         <w:gridCol w:w="4531"/>
       </w:tblGrid>
       <w:tr>
+        <w:trPr/>
         <w:tc>
           <w:tcPr>
             <w:tcW w:w="4531" w:type="dxa"/>
+            <w:tcBorders/>
           </w:tcPr>
           <w:p>
             <w:pPr>
+              <w:pStyle w:val="Normal"/>
               <w:tabs>
-                <w:tab w:val="center" w:pos="1985"/>
-                <w:tab w:val="center" w:pos="7371"/>
+                <w:tab w:val="clear" w:pos="720"/>
+                <w:tab w:val="center" w:pos="1985" w:leader="none"/>
+                <w:tab w:val="center" w:pos="7371" w:leader="none"/>
               </w:tabs>
-              <w:spacing w:before="120" w:after="120" w:line="276" w:lineRule="auto"/>
+              <w:spacing w:lineRule="auto" w:line="276" w:before="120" w:after="120"/>
               <w:jc w:val="center"/>
               <w:rPr>
                 <w:b/>
@@ -5653,7 +5312,7 @@
                 <w:szCs w:val="26"/>
               </w:rPr>
             </w:pPr>
-            <w:bookmarkStart w:id="12" w:name="_heading=h.cfr26vknytn5" w:colFirst="0" w:colLast="0"/>
+            <w:bookmarkStart w:id="12" w:name="_heading=h.cfr26vknytn5"/>
             <w:bookmarkEnd w:id="12"/>
             <w:r>
               <w:rPr>
@@ -5667,11 +5326,13 @@
           </w:p>
           <w:p>
             <w:pPr>
+              <w:pStyle w:val="Normal"/>
               <w:tabs>
-                <w:tab w:val="center" w:pos="1985"/>
-                <w:tab w:val="center" w:pos="7371"/>
+                <w:tab w:val="clear" w:pos="720"/>
+                <w:tab w:val="center" w:pos="1985" w:leader="none"/>
+                <w:tab w:val="center" w:pos="7371" w:leader="none"/>
               </w:tabs>
-              <w:spacing w:before="120" w:after="120" w:line="276" w:lineRule="auto"/>
+              <w:spacing w:lineRule="auto" w:line="276" w:before="120" w:after="120"/>
               <w:jc w:val="center"/>
               <w:rPr>
                 <w:b/>
@@ -5694,14 +5355,17 @@
         <w:tc>
           <w:tcPr>
             <w:tcW w:w="4531" w:type="dxa"/>
+            <w:tcBorders/>
           </w:tcPr>
           <w:p>
             <w:pPr>
+              <w:pStyle w:val="Normal"/>
               <w:tabs>
-                <w:tab w:val="center" w:pos="1985"/>
-                <w:tab w:val="center" w:pos="7371"/>
+                <w:tab w:val="clear" w:pos="720"/>
+                <w:tab w:val="center" w:pos="1985" w:leader="none"/>
+                <w:tab w:val="center" w:pos="7371" w:leader="none"/>
               </w:tabs>
-              <w:spacing w:before="120" w:after="120" w:line="276" w:lineRule="auto"/>
+              <w:spacing w:lineRule="auto" w:line="276" w:before="120" w:after="120"/>
               <w:jc w:val="center"/>
               <w:rPr>
                 <w:b/>
@@ -5722,11 +5386,13 @@
           </w:p>
           <w:p>
             <w:pPr>
+              <w:pStyle w:val="Normal"/>
               <w:tabs>
-                <w:tab w:val="center" w:pos="1985"/>
-                <w:tab w:val="center" w:pos="7371"/>
+                <w:tab w:val="clear" w:pos="720"/>
+                <w:tab w:val="center" w:pos="1985" w:leader="none"/>
+                <w:tab w:val="center" w:pos="7371" w:leader="none"/>
               </w:tabs>
-              <w:spacing w:before="120" w:after="120" w:line="276" w:lineRule="auto"/>
+              <w:spacing w:lineRule="auto" w:line="276" w:before="120" w:after="120"/>
               <w:jc w:val="center"/>
               <w:rPr>
                 <w:b/>
@@ -5749,19 +5415,22 @@
       </w:tr>
       <w:tr>
         <w:trPr>
-          <w:trHeight w:val="1736"/>
+          <w:trHeight w:val="1736" w:hRule="atLeast"/>
         </w:trPr>
         <w:tc>
           <w:tcPr>
             <w:tcW w:w="4531" w:type="dxa"/>
+            <w:tcBorders/>
           </w:tcPr>
           <w:p>
             <w:pPr>
+              <w:pStyle w:val="Normal"/>
               <w:tabs>
-                <w:tab w:val="center" w:pos="1985"/>
-                <w:tab w:val="center" w:pos="7371"/>
+                <w:tab w:val="clear" w:pos="720"/>
+                <w:tab w:val="center" w:pos="1985" w:leader="none"/>
+                <w:tab w:val="center" w:pos="7371" w:leader="none"/>
               </w:tabs>
-              <w:spacing w:before="120" w:after="120" w:line="276" w:lineRule="auto"/>
+              <w:spacing w:lineRule="auto" w:line="276" w:before="120" w:after="120"/>
               <w:jc w:val="center"/>
               <w:rPr>
                 <w:b/>
@@ -5770,19 +5439,30 @@
                 <w:szCs w:val="26"/>
               </w:rPr>
             </w:pPr>
+            <w:r>
+              <w:rPr>
+                <w:b/>
+                <w:bCs/>
+                <w:sz w:val="26"/>
+                <w:szCs w:val="26"/>
+              </w:rPr>
+            </w:r>
           </w:p>
         </w:tc>
         <w:tc>
           <w:tcPr>
             <w:tcW w:w="4531" w:type="dxa"/>
+            <w:tcBorders/>
           </w:tcPr>
           <w:p>
             <w:pPr>
+              <w:pStyle w:val="Normal"/>
               <w:tabs>
-                <w:tab w:val="center" w:pos="1985"/>
-                <w:tab w:val="center" w:pos="7371"/>
+                <w:tab w:val="clear" w:pos="720"/>
+                <w:tab w:val="center" w:pos="1985" w:leader="none"/>
+                <w:tab w:val="center" w:pos="7371" w:leader="none"/>
               </w:tabs>
-              <w:spacing w:before="120" w:after="120" w:line="276" w:lineRule="auto"/>
+              <w:spacing w:lineRule="auto" w:line="276" w:before="120" w:after="120"/>
               <w:jc w:val="center"/>
               <w:rPr>
                 <w:b/>
@@ -5791,24 +5471,35 @@
                 <w:szCs w:val="26"/>
               </w:rPr>
             </w:pPr>
+            <w:r>
+              <w:rPr>
+                <w:b/>
+                <w:bCs/>
+                <w:sz w:val="26"/>
+                <w:szCs w:val="26"/>
+              </w:rPr>
+            </w:r>
           </w:p>
         </w:tc>
       </w:tr>
       <w:tr>
         <w:trPr>
-          <w:trHeight w:val="1736"/>
+          <w:trHeight w:val="1736" w:hRule="atLeast"/>
         </w:trPr>
         <w:tc>
           <w:tcPr>
             <w:tcW w:w="4531" w:type="dxa"/>
+            <w:tcBorders/>
           </w:tcPr>
           <w:p>
             <w:pPr>
+              <w:pStyle w:val="Normal"/>
               <w:tabs>
-                <w:tab w:val="center" w:pos="1985"/>
-                <w:tab w:val="center" w:pos="7371"/>
+                <w:tab w:val="clear" w:pos="720"/>
+                <w:tab w:val="center" w:pos="1985" w:leader="none"/>
+                <w:tab w:val="center" w:pos="7371" w:leader="none"/>
               </w:tabs>
-              <w:spacing w:before="120" w:after="120" w:line="276" w:lineRule="auto"/>
+              <w:spacing w:lineRule="auto" w:line="276" w:before="120" w:after="120"/>
               <w:jc w:val="center"/>
               <w:rPr>
                 <w:b/>
@@ -5831,14 +5522,17 @@
         <w:tc>
           <w:tcPr>
             <w:tcW w:w="4531" w:type="dxa"/>
+            <w:tcBorders/>
           </w:tcPr>
           <w:p>
             <w:pPr>
+              <w:pStyle w:val="Normal"/>
               <w:tabs>
-                <w:tab w:val="center" w:pos="1985"/>
-                <w:tab w:val="center" w:pos="7371"/>
+                <w:tab w:val="clear" w:pos="720"/>
+                <w:tab w:val="center" w:pos="1985" w:leader="none"/>
+                <w:tab w:val="center" w:pos="7371" w:leader="none"/>
               </w:tabs>
-              <w:spacing w:before="120" w:after="120" w:line="276" w:lineRule="auto"/>
+              <w:spacing w:lineRule="auto" w:line="276" w:before="120" w:after="120"/>
               <w:jc w:val="center"/>
               <w:rPr>
                 <w:b/>
@@ -5862,64 +5556,54 @@
     </w:tbl>
     <w:p>
       <w:pPr>
-        <w:rPr>
-          <w:b/>
-          <w:bCs/>
-          <w:sz w:val="26"/>
-          <w:szCs w:val="26"/>
-        </w:rPr>
-      </w:pPr>
+        <w:pStyle w:val="Normal"/>
+        <w:rPr>
+          <w:b/>
+          <w:bCs/>
+          <w:sz w:val="26"/>
+          <w:szCs w:val="26"/>
+        </w:rPr>
+      </w:pPr>
+      <w:r>
+        <w:rPr>
+          <w:b/>
+          <w:bCs/>
+          <w:sz w:val="26"/>
+          <w:szCs w:val="26"/>
+        </w:rPr>
+      </w:r>
     </w:p>
     <w:sectPr>
-      <w:footerReference w:type="even" r:id="rId9"/>
-      <w:footerReference w:type="default" r:id="rId10"/>
-      <w:footerReference w:type="first" r:id="rId11"/>
-      <w:headerReference w:type="default" r:id="rId14"/>
-      <w:headerReference w:type="even" r:id="rId15"/>
-      <w:pgSz w:w="11907" w:h="16840"/>
-      <w:pgMar w:top="1134" w:right="1134" w:bottom="1134" w:left="1701" w:header="432" w:footer="562" w:gutter="0"/>
-      <w:pgNumType w:start="1"/>
-      <w:cols w:space="720"/>
+      <w:headerReference w:type="even" r:id="rId3"/>
+      <w:headerReference w:type="default" r:id="rId4"/>
+      <w:headerReference w:type="first" r:id="rId5"/>
+      <w:footerReference w:type="even" r:id="rId6"/>
+      <w:footerReference w:type="default" r:id="rId7"/>
+      <w:footerReference w:type="first" r:id="rId8"/>
+      <w:type w:val="nextPage"/>
+      <w:pgSz w:w="11906" w:h="16838"/>
+      <w:pgMar w:left="1701" w:right="1134" w:gutter="0" w:header="432" w:top="1134" w:footer="562" w:bottom="1134"/>
+      <w:pgNumType w:start="1" w:fmt="decimal"/>
+      <w:formProt w:val="false"/>
+      <w:textDirection w:val="lrTb"/>
+      <w:docGrid w:type="default" w:linePitch="100" w:charSpace="0"/>
     </w:sectPr>
   </w:body>
 </w:document>
 </file>
 
-<file path=word/endnotes.xml><?xml version="1.0" encoding="utf-8"?>
-<w:endnotes xmlns:wpc="http://schemas.microsoft.com/office/word/2010/wordprocessingCanvas" xmlns:cx="http://schemas.microsoft.com/office/drawing/2014/chartex" xmlns:cx1="http://schemas.microsoft.com/office/drawing/2015/9/8/chartex" xmlns:cx2="http://schemas.microsoft.com/office/drawing/2015/10/21/chartex" xmlns:cx3="http://schemas.microsoft.com/office/drawing/2016/5/9/chartex" xmlns:cx4="http://schemas.microsoft.com/office/drawing/2016/5/10/chartex" xmlns:cx5="http://schemas.microsoft.com/office/drawing/2016/5/11/chartex" xmlns:cx6="http://schemas.microsoft.com/office/drawing/2016/5/12/chartex" xmlns:cx7="http://schemas.microsoft.com/office/drawing/2016/5/13/chartex" xmlns:cx8="http://schemas.microsoft.com/office/drawing/2016/5/14/chartex" xmlns:mc="http://schemas.openxmlformats.org/markup-compatibility/2006" xmlns:aink="http://schemas.microsoft.com/office/drawing/2016/ink" xmlns:am3d="http://schemas.microsoft.com/office/drawing/2017/model3d" xmlns:o="urn:schemas-microsoft-com:office:office" xmlns:oel="http://schemas.microsoft.com/office/2019/extlst" xmlns:r="http://schemas.openxmlformats.org/officeDocument/2006/relationships" xmlns:m="http://schemas.openxmlformats.org/officeDocument/2006/math" xmlns:v="urn:schemas-microsoft-com:vml" xmlns:wp14="http://schemas.microsoft.com/office/word/2010/wordprocessingDrawing" xmlns:wp="http://schemas.openxmlformats.org/drawingml/2006/wordprocessingDrawing" xmlns:w10="urn:schemas-microsoft-com:office:word" xmlns:w="http://schemas.openxmlformats.org/wordprocessingml/2006/main" xmlns:w14="http://schemas.microsoft.com/office/word/2010/wordml" xmlns:w15="http://schemas.microsoft.com/office/word/2012/wordml" xmlns:w16cex="http://schemas.microsoft.com/office/word/2018/wordml/cex" xmlns:w16cid="http://schemas.microsoft.com/office/word/2016/wordml/cid" xmlns:w16="http://schemas.microsoft.com/office/word/2018/wordml" xmlns:w16du="http://schemas.microsoft.com/office/word/2023/wordml/word16du" xmlns:w16sdtdh="http://schemas.microsoft.com/office/word/2020/wordml/sdtdatahash" xmlns:w16sdtfl="http://schemas.microsoft.com/office/word/2024/wordml/sdtformatlock" xmlns:w16se="http://schemas.microsoft.com/office/word/2015/wordml/symex" xmlns:wpg="http://schemas.microsoft.com/office/word/2010/wordprocessingGroup" xmlns:wpi="http://schemas.microsoft.com/office/word/2010/wordprocessingInk" xmlns:wne="http://schemas.microsoft.com/office/word/2006/wordml" xmlns:wps="http://schemas.microsoft.com/office/word/2010/wordprocessingShape" mc:Ignorable="w14 w15 w16se w16cid w16 w16cex w16sdtdh w16sdtfl w16du wp14">
-  <w:endnote w:type="separator" w:id="-1">
-    <w:p>
-      <w:r>
-        <w:separator/>
-      </w:r>
-    </w:p>
-  </w:endnote>
-  <w:endnote w:type="continuationSeparator" w:id="0">
-    <w:p>
-      <w:r>
-        <w:continuationSeparator/>
-      </w:r>
-    </w:p>
-  </w:endnote>
-</w:endnotes>
-</file>
-
 <file path=word/footer1.xml><?xml version="1.0" encoding="utf-8"?>
-<w:ftr xmlns:wpc="http://schemas.microsoft.com/office/word/2010/wordprocessingCanvas" xmlns:cx="http://schemas.microsoft.com/office/drawing/2014/chartex" xmlns:cx1="http://schemas.microsoft.com/office/drawing/2015/9/8/chartex" xmlns:cx2="http://schemas.microsoft.com/office/drawing/2015/10/21/chartex" xmlns:cx3="http://schemas.microsoft.com/office/drawing/2016/5/9/chartex" xmlns:cx4="http://schemas.microsoft.com/office/drawing/2016/5/10/chartex" xmlns:cx5="http://schemas.microsoft.com/office/drawing/2016/5/11/chartex" xmlns:cx6="http://schemas.microsoft.com/office/drawing/2016/5/12/chartex" xmlns:cx7="http://schemas.microsoft.com/office/drawing/2016/5/13/chartex" xmlns:cx8="http://schemas.microsoft.com/office/drawing/2016/5/14/chartex" xmlns:mc="http://schemas.openxmlformats.org/markup-compatibility/2006" xmlns:aink="http://schemas.microsoft.com/office/drawing/2016/ink" xmlns:am3d="http://schemas.microsoft.com/office/drawing/2017/model3d" xmlns:o="urn:schemas-microsoft-com:office:office" xmlns:oel="http://schemas.microsoft.com/office/2019/extlst" xmlns:r="http://schemas.openxmlformats.org/officeDocument/2006/relationships" xmlns:m="http://schemas.openxmlformats.org/officeDocument/2006/math" xmlns:v="urn:schemas-microsoft-com:vml" xmlns:wp14="http://schemas.microsoft.com/office/word/2010/wordprocessingDrawing" xmlns:wp="http://schemas.openxmlformats.org/drawingml/2006/wordprocessingDrawing" xmlns:w10="urn:schemas-microsoft-com:office:word" xmlns:w="http://schemas.openxmlformats.org/wordprocessingml/2006/main" xmlns:w14="http://schemas.microsoft.com/office/word/2010/wordml" xmlns:w15="http://schemas.microsoft.com/office/word/2012/wordml" xmlns:w16cex="http://schemas.microsoft.com/office/word/2018/wordml/cex" xmlns:w16cid="http://schemas.microsoft.com/office/word/2016/wordml/cid" xmlns:w16="http://schemas.microsoft.com/office/word/2018/wordml" xmlns:w16du="http://schemas.microsoft.com/office/word/2023/wordml/word16du" xmlns:w16sdtdh="http://schemas.microsoft.com/office/word/2020/wordml/sdtdatahash" xmlns:w16sdtfl="http://schemas.microsoft.com/office/word/2024/wordml/sdtformatlock" xmlns:w16se="http://schemas.microsoft.com/office/word/2015/wordml/symex" xmlns:wpg="http://schemas.microsoft.com/office/word/2010/wordprocessingGroup" xmlns:wpi="http://schemas.microsoft.com/office/word/2010/wordprocessingInk" xmlns:wne="http://schemas.microsoft.com/office/word/2006/wordml" xmlns:wps="http://schemas.microsoft.com/office/word/2010/wordprocessingShape" mc:Ignorable="w14 w15 w16se w16cid w16 w16cex w16sdtdh w16sdtfl w16du wp14">
+<w:ftr xmlns:o="urn:schemas-microsoft-com:office:office" xmlns:r="http://schemas.openxmlformats.org/officeDocument/2006/relationships" xmlns:v="urn:schemas-microsoft-com:vml" xmlns:w="http://schemas.openxmlformats.org/wordprocessingml/2006/main" xmlns:w10="urn:schemas-microsoft-com:office:word" xmlns:wp="http://schemas.openxmlformats.org/drawingml/2006/wordprocessingDrawing" xmlns:pic="http://schemas.openxmlformats.org/drawingml/2006/picture" xmlns:wps="http://schemas.microsoft.com/office/word/2010/wordprocessingShape" xmlns:wpg="http://schemas.microsoft.com/office/word/2010/wordprocessingGroup" xmlns:mc="http://schemas.openxmlformats.org/markup-compatibility/2006" xmlns:wp14="http://schemas.microsoft.com/office/word/2010/wordprocessingDrawing" xmlns:w14="http://schemas.microsoft.com/office/word/2010/wordml" xmlns:w15="http://schemas.microsoft.com/office/word/2012/wordml" mc:Ignorable="w14 wp14 w15">
   <w:p>
     <w:pPr>
-      <w:pBdr>
-        <w:top w:val="nil"/>
-        <w:left w:val="nil"/>
-        <w:bottom w:val="nil"/>
-        <w:right w:val="nil"/>
-        <w:between w:val="nil"/>
-      </w:pBdr>
+      <w:pStyle w:val="Normal"/>
+      <w:pBdr/>
       <w:tabs>
-        <w:tab w:val="center" w:pos="4320"/>
-        <w:tab w:val="right" w:pos="8640"/>
+        <w:tab w:val="clear" w:pos="720"/>
+        <w:tab w:val="center" w:pos="4320" w:leader="none"/>
+        <w:tab w:val="right" w:pos="8640" w:leader="none"/>
       </w:tabs>
-      <w:jc w:val="right"/>
+      <w:jc w:val="end"/>
       <w:rPr>
         <w:color w:val="000000"/>
       </w:rPr>
@@ -5934,7 +5618,7 @@
       <w:rPr>
         <w:color w:val="000000"/>
       </w:rPr>
-      <w:instrText>PAGE</w:instrText>
+      <w:instrText xml:space="preserve"> PAGE </w:instrText>
     </w:r>
     <w:r>
       <w:rPr>
@@ -5946,70 +5630,25 @@
       <w:rPr>
         <w:color w:val="000000"/>
       </w:rPr>
+      <w:t>0</w:t>
+    </w:r>
+    <w:r>
+      <w:rPr>
+        <w:color w:val="000000"/>
+      </w:rPr>
       <w:fldChar w:fldCharType="end"/>
     </w:r>
   </w:p>
   <w:p>
     <w:pPr>
-      <w:pBdr>
-        <w:top w:val="nil"/>
-        <w:left w:val="nil"/>
-        <w:bottom w:val="nil"/>
-        <w:right w:val="nil"/>
-        <w:between w:val="nil"/>
-      </w:pBdr>
+      <w:pStyle w:val="Normal"/>
+      <w:pBdr/>
       <w:tabs>
-        <w:tab w:val="center" w:pos="4320"/>
-        <w:tab w:val="right" w:pos="8640"/>
+        <w:tab w:val="clear" w:pos="720"/>
+        <w:tab w:val="center" w:pos="4320" w:leader="none"/>
+        <w:tab w:val="right" w:pos="8640" w:leader="none"/>
       </w:tabs>
-      <w:ind w:right="360" w:firstLine="360"/>
-      <w:rPr>
-        <w:color w:val="000000"/>
-      </w:rPr>
-    </w:pPr>
-  </w:p>
-</w:ftr>
-</file>
-
-<file path=word/footer2.xml><?xml version="1.0" encoding="utf-8"?>
-<w:ftr xmlns:wpc="http://schemas.microsoft.com/office/word/2010/wordprocessingCanvas" xmlns:cx="http://schemas.microsoft.com/office/drawing/2014/chartex" xmlns:cx1="http://schemas.microsoft.com/office/drawing/2015/9/8/chartex" xmlns:cx2="http://schemas.microsoft.com/office/drawing/2015/10/21/chartex" xmlns:cx3="http://schemas.microsoft.com/office/drawing/2016/5/9/chartex" xmlns:cx4="http://schemas.microsoft.com/office/drawing/2016/5/10/chartex" xmlns:cx5="http://schemas.microsoft.com/office/drawing/2016/5/11/chartex" xmlns:cx6="http://schemas.microsoft.com/office/drawing/2016/5/12/chartex" xmlns:cx7="http://schemas.microsoft.com/office/drawing/2016/5/13/chartex" xmlns:cx8="http://schemas.microsoft.com/office/drawing/2016/5/14/chartex" xmlns:mc="http://schemas.openxmlformats.org/markup-compatibility/2006" xmlns:aink="http://schemas.microsoft.com/office/drawing/2016/ink" xmlns:am3d="http://schemas.microsoft.com/office/drawing/2017/model3d" xmlns:o="urn:schemas-microsoft-com:office:office" xmlns:oel="http://schemas.microsoft.com/office/2019/extlst" xmlns:r="http://schemas.openxmlformats.org/officeDocument/2006/relationships" xmlns:m="http://schemas.openxmlformats.org/officeDocument/2006/math" xmlns:v="urn:schemas-microsoft-com:vml" xmlns:wp14="http://schemas.microsoft.com/office/word/2010/wordprocessingDrawing" xmlns:wp="http://schemas.openxmlformats.org/drawingml/2006/wordprocessingDrawing" xmlns:w10="urn:schemas-microsoft-com:office:word" xmlns:w="http://schemas.openxmlformats.org/wordprocessingml/2006/main" xmlns:w14="http://schemas.microsoft.com/office/word/2010/wordml" xmlns:w15="http://schemas.microsoft.com/office/word/2012/wordml" xmlns:w16cex="http://schemas.microsoft.com/office/word/2018/wordml/cex" xmlns:w16cid="http://schemas.microsoft.com/office/word/2016/wordml/cid" xmlns:w16="http://schemas.microsoft.com/office/word/2018/wordml" xmlns:w16du="http://schemas.microsoft.com/office/word/2023/wordml/word16du" xmlns:w16sdtdh="http://schemas.microsoft.com/office/word/2020/wordml/sdtdatahash" xmlns:w16sdtfl="http://schemas.microsoft.com/office/word/2024/wordml/sdtformatlock" xmlns:w16se="http://schemas.microsoft.com/office/word/2015/wordml/symex" xmlns:wpg="http://schemas.microsoft.com/office/word/2010/wordprocessingGroup" xmlns:wpi="http://schemas.microsoft.com/office/word/2010/wordprocessingInk" xmlns:wne="http://schemas.microsoft.com/office/word/2006/wordml" xmlns:wps="http://schemas.microsoft.com/office/word/2010/wordprocessingShape" mc:Ignorable="w14 w15 w16se w16cid w16 w16cex w16sdtdh w16sdtfl w16du wp14">
-  <w:p>
-    <w:pPr>
-      <w:pBdr>
-        <w:top w:val="nil"/>
-        <w:left w:val="nil"/>
-        <w:bottom w:val="nil"/>
-        <w:right w:val="nil"/>
-        <w:between w:val="nil"/>
-      </w:pBdr>
-      <w:tabs>
-        <w:tab w:val="center" w:pos="4320"/>
-        <w:tab w:val="right" w:pos="8640"/>
-      </w:tabs>
-      <w:rPr>
-        <w:color w:val="000000"/>
-      </w:rPr>
-    </w:pPr>
-  </w:p>
-</w:ftr>
-</file>
-
-<file path=word/footer3.xml><?xml version="1.0" encoding="utf-8"?>
-<w:ftr xmlns:wpc="http://schemas.microsoft.com/office/word/2010/wordprocessingCanvas" xmlns:cx="http://schemas.microsoft.com/office/drawing/2014/chartex" xmlns:cx1="http://schemas.microsoft.com/office/drawing/2015/9/8/chartex" xmlns:cx2="http://schemas.microsoft.com/office/drawing/2015/10/21/chartex" xmlns:cx3="http://schemas.microsoft.com/office/drawing/2016/5/9/chartex" xmlns:cx4="http://schemas.microsoft.com/office/drawing/2016/5/10/chartex" xmlns:cx5="http://schemas.microsoft.com/office/drawing/2016/5/11/chartex" xmlns:cx6="http://schemas.microsoft.com/office/drawing/2016/5/12/chartex" xmlns:cx7="http://schemas.microsoft.com/office/drawing/2016/5/13/chartex" xmlns:cx8="http://schemas.microsoft.com/office/drawing/2016/5/14/chartex" xmlns:mc="http://schemas.openxmlformats.org/markup-compatibility/2006" xmlns:aink="http://schemas.microsoft.com/office/drawing/2016/ink" xmlns:am3d="http://schemas.microsoft.com/office/drawing/2017/model3d" xmlns:o="urn:schemas-microsoft-com:office:office" xmlns:oel="http://schemas.microsoft.com/office/2019/extlst" xmlns:r="http://schemas.openxmlformats.org/officeDocument/2006/relationships" xmlns:m="http://schemas.openxmlformats.org/officeDocument/2006/math" xmlns:v="urn:schemas-microsoft-com:vml" xmlns:wp14="http://schemas.microsoft.com/office/word/2010/wordprocessingDrawing" xmlns:wp="http://schemas.openxmlformats.org/drawingml/2006/wordprocessingDrawing" xmlns:w10="urn:schemas-microsoft-com:office:word" xmlns:w="http://schemas.openxmlformats.org/wordprocessingml/2006/main" xmlns:w14="http://schemas.microsoft.com/office/word/2010/wordml" xmlns:w15="http://schemas.microsoft.com/office/word/2012/wordml" xmlns:w16cex="http://schemas.microsoft.com/office/word/2018/wordml/cex" xmlns:w16cid="http://schemas.microsoft.com/office/word/2016/wordml/cid" xmlns:w16="http://schemas.microsoft.com/office/word/2018/wordml" xmlns:w16du="http://schemas.microsoft.com/office/word/2023/wordml/word16du" xmlns:w16sdtdh="http://schemas.microsoft.com/office/word/2020/wordml/sdtdatahash" xmlns:w16sdtfl="http://schemas.microsoft.com/office/word/2024/wordml/sdtformatlock" xmlns:w16se="http://schemas.microsoft.com/office/word/2015/wordml/symex" xmlns:wpg="http://schemas.microsoft.com/office/word/2010/wordprocessingGroup" xmlns:wpi="http://schemas.microsoft.com/office/word/2010/wordprocessingInk" xmlns:wne="http://schemas.microsoft.com/office/word/2006/wordml" xmlns:wps="http://schemas.microsoft.com/office/word/2010/wordprocessingShape" mc:Ignorable="w14 w15 w16se w16cid w16 w16cex w16sdtdh w16sdtfl w16du wp14">
-  <w:p>
-    <w:pPr>
-      <w:pBdr>
-        <w:top w:val="nil"/>
-        <w:left w:val="nil"/>
-        <w:bottom w:val="nil"/>
-        <w:right w:val="nil"/>
-        <w:between w:val="nil"/>
-      </w:pBdr>
-      <w:tabs>
-        <w:tab w:val="center" w:pos="4320"/>
-        <w:tab w:val="right" w:pos="8640"/>
-      </w:tabs>
-      <w:jc w:val="right"/>
+      <w:ind w:firstLine="360" w:end="360"/>
       <w:rPr>
         <w:color w:val="000000"/>
       </w:rPr>
@@ -6018,211 +5657,117 @@
       <w:rPr>
         <w:color w:val="000000"/>
       </w:rPr>
-      <w:tab/>
-      <w:t xml:space="preserve">- </w:t>
-    </w:r>
-    <w:r>
-      <w:rPr>
-        <w:color w:val="000000"/>
-      </w:rPr>
-      <w:fldChar w:fldCharType="begin"/>
-    </w:r>
-    <w:r>
-      <w:rPr>
-        <w:color w:val="000000"/>
-      </w:rPr>
-      <w:instrText>PAGE</w:instrText>
-    </w:r>
-    <w:r>
-      <w:rPr>
-        <w:color w:val="000000"/>
-      </w:rPr>
-      <w:fldChar w:fldCharType="separate"/>
-    </w:r>
-    <w:r>
-      <w:rPr>
-        <w:color w:val="000000"/>
-      </w:rPr>
-      <w:fldChar w:fldCharType="end"/>
-    </w:r>
-    <w:r>
-      <w:rPr>
-        <w:color w:val="000000"/>
-      </w:rPr>
-      <w:t xml:space="preserve"> -</w:t>
     </w:r>
   </w:p>
 </w:ftr>
 </file>
 
-<file path=word/footnotes.xml><?xml version="1.0" encoding="utf-8"?>
-<w:footnotes xmlns:wpc="http://schemas.microsoft.com/office/word/2010/wordprocessingCanvas" xmlns:cx="http://schemas.microsoft.com/office/drawing/2014/chartex" xmlns:cx1="http://schemas.microsoft.com/office/drawing/2015/9/8/chartex" xmlns:cx2="http://schemas.microsoft.com/office/drawing/2015/10/21/chartex" xmlns:cx3="http://schemas.microsoft.com/office/drawing/2016/5/9/chartex" xmlns:cx4="http://schemas.microsoft.com/office/drawing/2016/5/10/chartex" xmlns:cx5="http://schemas.microsoft.com/office/drawing/2016/5/11/chartex" xmlns:cx6="http://schemas.microsoft.com/office/drawing/2016/5/12/chartex" xmlns:cx7="http://schemas.microsoft.com/office/drawing/2016/5/13/chartex" xmlns:cx8="http://schemas.microsoft.com/office/drawing/2016/5/14/chartex" xmlns:mc="http://schemas.openxmlformats.org/markup-compatibility/2006" xmlns:aink="http://schemas.microsoft.com/office/drawing/2016/ink" xmlns:am3d="http://schemas.microsoft.com/office/drawing/2017/model3d" xmlns:o="urn:schemas-microsoft-com:office:office" xmlns:oel="http://schemas.microsoft.com/office/2019/extlst" xmlns:r="http://schemas.openxmlformats.org/officeDocument/2006/relationships" xmlns:m="http://schemas.openxmlformats.org/officeDocument/2006/math" xmlns:v="urn:schemas-microsoft-com:vml" xmlns:wp14="http://schemas.microsoft.com/office/word/2010/wordprocessingDrawing" xmlns:wp="http://schemas.openxmlformats.org/drawingml/2006/wordprocessingDrawing" xmlns:w10="urn:schemas-microsoft-com:office:word" xmlns:w="http://schemas.openxmlformats.org/wordprocessingml/2006/main" xmlns:w14="http://schemas.microsoft.com/office/word/2010/wordml" xmlns:w15="http://schemas.microsoft.com/office/word/2012/wordml" xmlns:w16cex="http://schemas.microsoft.com/office/word/2018/wordml/cex" xmlns:w16cid="http://schemas.microsoft.com/office/word/2016/wordml/cid" xmlns:w16="http://schemas.microsoft.com/office/word/2018/wordml" xmlns:w16du="http://schemas.microsoft.com/office/word/2023/wordml/word16du" xmlns:w16sdtdh="http://schemas.microsoft.com/office/word/2020/wordml/sdtdatahash" xmlns:w16sdtfl="http://schemas.microsoft.com/office/word/2024/wordml/sdtformatlock" xmlns:w16se="http://schemas.microsoft.com/office/word/2015/wordml/symex" xmlns:wpg="http://schemas.microsoft.com/office/word/2010/wordprocessingGroup" xmlns:wpi="http://schemas.microsoft.com/office/word/2010/wordprocessingInk" xmlns:wne="http://schemas.microsoft.com/office/word/2006/wordml" xmlns:wps="http://schemas.microsoft.com/office/word/2010/wordprocessingShape" mc:Ignorable="w14 w15 w16se w16cid w16 w16cex w16sdtdh w16sdtfl w16du wp14">
-  <w:footnote w:type="separator" w:id="-1">
-    <w:p>
-      <w:r>
-        <w:separator/>
-      </w:r>
-    </w:p>
-  </w:footnote>
-  <w:footnote w:type="continuationSeparator" w:id="0">
-    <w:p>
-      <w:r>
-        <w:continuationSeparator/>
-      </w:r>
-    </w:p>
-  </w:footnote>
-</w:footnotes>
+<file path=word/footer2.xml><?xml version="1.0" encoding="utf-8"?>
+<w:ftr xmlns:o="urn:schemas-microsoft-com:office:office" xmlns:r="http://schemas.openxmlformats.org/officeDocument/2006/relationships" xmlns:v="urn:schemas-microsoft-com:vml" xmlns:w="http://schemas.openxmlformats.org/wordprocessingml/2006/main" xmlns:w10="urn:schemas-microsoft-com:office:word" xmlns:wp="http://schemas.openxmlformats.org/drawingml/2006/wordprocessingDrawing" xmlns:pic="http://schemas.openxmlformats.org/drawingml/2006/picture" xmlns:wps="http://schemas.microsoft.com/office/word/2010/wordprocessingShape" xmlns:wpg="http://schemas.microsoft.com/office/word/2010/wordprocessingGroup" xmlns:mc="http://schemas.openxmlformats.org/markup-compatibility/2006" xmlns:wp14="http://schemas.microsoft.com/office/word/2010/wordprocessingDrawing" xmlns:w14="http://schemas.microsoft.com/office/word/2010/wordml" xmlns:w15="http://schemas.microsoft.com/office/word/2012/wordml" mc:Ignorable="w14 wp14 w15">
+  <w:p>
+    <w:pPr>
+      <w:pStyle w:val="Normal"/>
+      <w:pBdr/>
+      <w:tabs>
+        <w:tab w:val="clear" w:pos="720"/>
+        <w:tab w:val="center" w:pos="4320" w:leader="none"/>
+        <w:tab w:val="right" w:pos="8640" w:leader="none"/>
+      </w:tabs>
+      <w:rPr>
+        <w:color w:val="000000"/>
+      </w:rPr>
+    </w:pPr>
+    <w:r>
+      <w:rPr>
+        <w:color w:val="000000"/>
+      </w:rPr>
+    </w:r>
+  </w:p>
+</w:ftr>
+</file>
+
+<file path=word/footer3.xml><?xml version="1.0" encoding="utf-8"?>
+<w:ftr xmlns:o="urn:schemas-microsoft-com:office:office" xmlns:r="http://schemas.openxmlformats.org/officeDocument/2006/relationships" xmlns:v="urn:schemas-microsoft-com:vml" xmlns:w="http://schemas.openxmlformats.org/wordprocessingml/2006/main" xmlns:w10="urn:schemas-microsoft-com:office:word" xmlns:wp="http://schemas.openxmlformats.org/drawingml/2006/wordprocessingDrawing" xmlns:pic="http://schemas.openxmlformats.org/drawingml/2006/picture" xmlns:wps="http://schemas.microsoft.com/office/word/2010/wordprocessingShape" xmlns:wpg="http://schemas.microsoft.com/office/word/2010/wordprocessingGroup" xmlns:mc="http://schemas.openxmlformats.org/markup-compatibility/2006" xmlns:wp14="http://schemas.microsoft.com/office/word/2010/wordprocessingDrawing" xmlns:w14="http://schemas.microsoft.com/office/word/2010/wordml" xmlns:w15="http://schemas.microsoft.com/office/word/2012/wordml" mc:Ignorable="w14 wp14 w15">
+  <w:p>
+    <w:pPr>
+      <w:pStyle w:val="Normal"/>
+      <w:pBdr/>
+      <w:tabs>
+        <w:tab w:val="clear" w:pos="720"/>
+        <w:tab w:val="center" w:pos="4320" w:leader="none"/>
+        <w:tab w:val="right" w:pos="8640" w:leader="none"/>
+      </w:tabs>
+      <w:rPr>
+        <w:color w:val="000000"/>
+      </w:rPr>
+    </w:pPr>
+    <w:r>
+      <w:rPr>
+        <w:color w:val="000000"/>
+      </w:rPr>
+    </w:r>
+  </w:p>
+</w:ftr>
 </file>
 
 <file path=word/header1.xml><?xml version="1.0" encoding="utf-8"?>
-<w:hdr xmlns:m="http://schemas.openxmlformats.org/officeDocument/2006/math" xmlns:mc="http://schemas.openxmlformats.org/markup-compatibility/2006" xmlns:mo="http://schemas.microsoft.com/office/mac/office/2008/main" xmlns:mv="urn:schemas-microsoft-com:mac:vml" xmlns:o="urn:schemas-microsoft-com:office:office" xmlns:r="http://schemas.openxmlformats.org/officeDocument/2006/relationships" xmlns:v="urn:schemas-microsoft-com:vml" xmlns:w10="urn:schemas-microsoft-com:office:word" xmlns:w14="http://schemas.microsoft.com/office/word/2010/wordml" xmlns:w="http://schemas.openxmlformats.org/wordprocessingml/2006/main" xmlns:wne="http://schemas.microsoft.com/office/word/2006/wordml" xmlns:wp14="http://schemas.microsoft.com/office/word/2010/wordprocessingDrawing" xmlns:wp="http://schemas.openxmlformats.org/drawingml/2006/wordprocessingDrawing" xmlns:wpc="http://schemas.microsoft.com/office/word/2010/wordprocessingCanvas" xmlns:wpg="http://schemas.microsoft.com/office/word/2010/wordprocessingGroup" xmlns:wpi="http://schemas.microsoft.com/office/word/2010/wordprocessingInk" xmlns:wps="http://schemas.microsoft.com/office/word/2010/wordprocessingShape" mc:Ignorable="w14 wp14">
+<w:hdr xmlns:o="urn:schemas-microsoft-com:office:office" xmlns:r="http://schemas.openxmlformats.org/officeDocument/2006/relationships" xmlns:v="urn:schemas-microsoft-com:vml" xmlns:w="http://schemas.openxmlformats.org/wordprocessingml/2006/main" xmlns:w10="urn:schemas-microsoft-com:office:word" xmlns:wp="http://schemas.openxmlformats.org/drawingml/2006/wordprocessingDrawing" xmlns:pic="http://schemas.openxmlformats.org/drawingml/2006/picture" xmlns:wps="http://schemas.microsoft.com/office/word/2010/wordprocessingShape" xmlns:wpg="http://schemas.microsoft.com/office/word/2010/wordprocessingGroup" xmlns:mc="http://schemas.openxmlformats.org/markup-compatibility/2006" xmlns:wp14="http://schemas.microsoft.com/office/word/2010/wordprocessingDrawing" xmlns:w14="http://schemas.microsoft.com/office/word/2010/wordml" xmlns:w15="http://schemas.microsoft.com/office/word/2012/wordml" mc:Ignorable="w14 wp14 w15">
   <w:p>
     <w:pPr>
       <w:pStyle w:val="Header"/>
+      <w:rPr/>
     </w:pPr>
+    <w:r>
+      <w:rPr/>
+    </w:r>
   </w:p>
 </w:hdr>
 </file>
 
 <file path=word/header2.xml><?xml version="1.0" encoding="utf-8"?>
-<w:hdr xmlns:m="http://schemas.openxmlformats.org/officeDocument/2006/math" xmlns:mc="http://schemas.openxmlformats.org/markup-compatibility/2006" xmlns:mo="http://schemas.microsoft.com/office/mac/office/2008/main" xmlns:mv="urn:schemas-microsoft-com:mac:vml" xmlns:o="urn:schemas-microsoft-com:office:office" xmlns:r="http://schemas.openxmlformats.org/officeDocument/2006/relationships" xmlns:v="urn:schemas-microsoft-com:vml" xmlns:w10="urn:schemas-microsoft-com:office:word" xmlns:w14="http://schemas.microsoft.com/office/word/2010/wordml" xmlns:w="http://schemas.openxmlformats.org/wordprocessingml/2006/main" xmlns:wne="http://schemas.microsoft.com/office/word/2006/wordml" xmlns:wp14="http://schemas.microsoft.com/office/word/2010/wordprocessingDrawing" xmlns:wp="http://schemas.openxmlformats.org/drawingml/2006/wordprocessingDrawing" xmlns:wpc="http://schemas.microsoft.com/office/word/2010/wordprocessingCanvas" xmlns:wpg="http://schemas.microsoft.com/office/word/2010/wordprocessingGroup" xmlns:wpi="http://schemas.microsoft.com/office/word/2010/wordprocessingInk" xmlns:wps="http://schemas.microsoft.com/office/word/2010/wordprocessingShape" mc:Ignorable="w14 wp14">
+<w:hdr xmlns:o="urn:schemas-microsoft-com:office:office" xmlns:r="http://schemas.openxmlformats.org/officeDocument/2006/relationships" xmlns:v="urn:schemas-microsoft-com:vml" xmlns:w="http://schemas.openxmlformats.org/wordprocessingml/2006/main" xmlns:w10="urn:schemas-microsoft-com:office:word" xmlns:wp="http://schemas.openxmlformats.org/drawingml/2006/wordprocessingDrawing" xmlns:pic="http://schemas.openxmlformats.org/drawingml/2006/picture" xmlns:wps="http://schemas.microsoft.com/office/word/2010/wordprocessingShape" xmlns:wpg="http://schemas.microsoft.com/office/word/2010/wordprocessingGroup" xmlns:mc="http://schemas.openxmlformats.org/markup-compatibility/2006" xmlns:wp14="http://schemas.microsoft.com/office/word/2010/wordprocessingDrawing" xmlns:w14="http://schemas.microsoft.com/office/word/2010/wordml" xmlns:w15="http://schemas.microsoft.com/office/word/2012/wordml" mc:Ignorable="w14 wp14 w15">
   <w:p>
     <w:pPr>
       <w:pStyle w:val="Header"/>
+      <w:rPr/>
     </w:pPr>
+    <w:r>
+      <w:rPr/>
+    </w:r>
+  </w:p>
+</w:hdr>
+</file>
+
+<file path=word/header3.xml><?xml version="1.0" encoding="utf-8"?>
+<w:hdr xmlns:o="urn:schemas-microsoft-com:office:office" xmlns:r="http://schemas.openxmlformats.org/officeDocument/2006/relationships" xmlns:v="urn:schemas-microsoft-com:vml" xmlns:w="http://schemas.openxmlformats.org/wordprocessingml/2006/main" xmlns:w10="urn:schemas-microsoft-com:office:word" xmlns:wp="http://schemas.openxmlformats.org/drawingml/2006/wordprocessingDrawing" xmlns:pic="http://schemas.openxmlformats.org/drawingml/2006/picture" xmlns:wps="http://schemas.microsoft.com/office/word/2010/wordprocessingShape" xmlns:wpg="http://schemas.microsoft.com/office/word/2010/wordprocessingGroup" xmlns:mc="http://schemas.openxmlformats.org/markup-compatibility/2006" xmlns:wp14="http://schemas.microsoft.com/office/word/2010/wordprocessingDrawing" xmlns:w14="http://schemas.microsoft.com/office/word/2010/wordml" xmlns:w15="http://schemas.microsoft.com/office/word/2012/wordml" mc:Ignorable="w14 wp14 w15">
+  <w:p>
+    <w:pPr>
+      <w:pStyle w:val="Header"/>
+      <w:rPr/>
+    </w:pPr>
+    <w:r>
+      <w:rPr/>
+    </w:r>
   </w:p>
 </w:hdr>
 </file>
 
 <file path=word/numbering.xml><?xml version="1.0" encoding="utf-8"?>
-<w:numbering xmlns:wpc="http://schemas.microsoft.com/office/word/2010/wordprocessingCanvas" xmlns:cx="http://schemas.microsoft.com/office/drawing/2014/chartex" xmlns:cx1="http://schemas.microsoft.com/office/drawing/2015/9/8/chartex" xmlns:cx2="http://schemas.microsoft.com/office/drawing/2015/10/21/chartex" xmlns:cx3="http://schemas.microsoft.com/office/drawing/2016/5/9/chartex" xmlns:cx4="http://schemas.microsoft.com/office/drawing/2016/5/10/chartex" xmlns:cx5="http://schemas.microsoft.com/office/drawing/2016/5/11/chartex" xmlns:cx6="http://schemas.microsoft.com/office/drawing/2016/5/12/chartex" xmlns:cx7="http://schemas.microsoft.com/office/drawing/2016/5/13/chartex" xmlns:cx8="http://schemas.microsoft.com/office/drawing/2016/5/14/chartex" xmlns:mc="http://schemas.openxmlformats.org/markup-compatibility/2006" xmlns:aink="http://schemas.microsoft.com/office/drawing/2016/ink" xmlns:am3d="http://schemas.microsoft.com/office/drawing/2017/model3d" xmlns:o="urn:schemas-microsoft-com:office:office" xmlns:oel="http://schemas.microsoft.com/office/2019/extlst" xmlns:r="http://schemas.openxmlformats.org/officeDocument/2006/relationships" xmlns:m="http://schemas.openxmlformats.org/officeDocument/2006/math" xmlns:v="urn:schemas-microsoft-com:vml" xmlns:wp14="http://schemas.microsoft.com/office/word/2010/wordprocessingDrawing" xmlns:wp="http://schemas.openxmlformats.org/drawingml/2006/wordprocessingDrawing" xmlns:w10="urn:schemas-microsoft-com:office:word" xmlns:w="http://schemas.openxmlformats.org/wordprocessingml/2006/main" xmlns:w14="http://schemas.microsoft.com/office/word/2010/wordml" xmlns:w15="http://schemas.microsoft.com/office/word/2012/wordml" xmlns:w16cex="http://schemas.microsoft.com/office/word/2018/wordml/cex" xmlns:w16cid="http://schemas.microsoft.com/office/word/2016/wordml/cid" xmlns:w16="http://schemas.microsoft.com/office/word/2018/wordml" xmlns:w16du="http://schemas.microsoft.com/office/word/2023/wordml/word16du" xmlns:w16sdtdh="http://schemas.microsoft.com/office/word/2020/wordml/sdtdatahash" xmlns:w16sdtfl="http://schemas.microsoft.com/office/word/2024/wordml/sdtformatlock" xmlns:w16se="http://schemas.microsoft.com/office/word/2015/wordml/symex" xmlns:wpg="http://schemas.microsoft.com/office/word/2010/wordprocessingGroup" xmlns:wpi="http://schemas.microsoft.com/office/word/2010/wordprocessingInk" xmlns:wne="http://schemas.microsoft.com/office/word/2006/wordml" xmlns:wps="http://schemas.microsoft.com/office/word/2010/wordprocessingShape" mc:Ignorable="w14 w15 w16se w16cid w16 w16cex w16sdtdh w16sdtfl w16du wp14">
-  <w:abstractNum w:abstractNumId="0" w15:restartNumberingAfterBreak="0">
-    <w:nsid w:val="0CF375FE"/>
-    <w:multiLevelType w:val="multilevel"/>
-    <w:tmpl w:val="ADD6850C"/>
+<w:numbering xmlns:w="http://schemas.openxmlformats.org/wordprocessingml/2006/main" xmlns:o="urn:schemas-microsoft-com:office:office" xmlns:r="http://schemas.openxmlformats.org/officeDocument/2006/relationships" xmlns:v="urn:schemas-microsoft-com:vml" xmlns:mc="http://schemas.openxmlformats.org/markup-compatibility/2006" xmlns:w14="http://schemas.microsoft.com/office/word/2010/wordml" mc:Ignorable="w14">
+  <w:abstractNum w:abstractNumId="1">
     <w:lvl w:ilvl="0">
       <w:start w:val="1"/>
       <w:numFmt w:val="bullet"/>
       <w:lvlText w:val="●"/>
-      <w:lvlJc w:val="left"/>
-      <w:pPr>
-        <w:ind w:left="1080" w:hanging="360"/>
+      <w:lvlJc w:val="start"/>
+      <w:pPr>
+        <w:tabs>
+          <w:tab w:val="num" w:pos="0"/>
+        </w:tabs>
+        <w:ind w:start="720" w:hanging="360"/>
       </w:pPr>
       <w:rPr>
-        <w:rFonts w:ascii="Noto Sans Symbols" w:eastAsia="Noto Sans Symbols" w:hAnsi="Noto Sans Symbols" w:cs="Noto Sans Symbols"/>
-      </w:rPr>
-    </w:lvl>
-    <w:lvl w:ilvl="1">
-      <w:start w:val="1"/>
-      <w:numFmt w:val="bullet"/>
-      <w:lvlText w:val="o"/>
-      <w:lvlJc w:val="left"/>
-      <w:pPr>
-        <w:ind w:left="1800" w:hanging="360"/>
-      </w:pPr>
-      <w:rPr>
-        <w:rFonts w:ascii="Courier New" w:eastAsia="Courier New" w:hAnsi="Courier New" w:cs="Courier New"/>
-      </w:rPr>
-    </w:lvl>
-    <w:lvl w:ilvl="2">
-      <w:start w:val="1"/>
-      <w:numFmt w:val="bullet"/>
-      <w:lvlText w:val="▪"/>
-      <w:lvlJc w:val="left"/>
-      <w:pPr>
-        <w:ind w:left="2520" w:hanging="360"/>
-      </w:pPr>
-      <w:rPr>
-        <w:rFonts w:ascii="Noto Sans Symbols" w:eastAsia="Noto Sans Symbols" w:hAnsi="Noto Sans Symbols" w:cs="Noto Sans Symbols"/>
-      </w:rPr>
-    </w:lvl>
-    <w:lvl w:ilvl="3">
-      <w:start w:val="1"/>
-      <w:numFmt w:val="bullet"/>
-      <w:lvlText w:val="●"/>
-      <w:lvlJc w:val="left"/>
-      <w:pPr>
-        <w:ind w:left="3240" w:hanging="360"/>
-      </w:pPr>
-      <w:rPr>
-        <w:rFonts w:ascii="Noto Sans Symbols" w:eastAsia="Noto Sans Symbols" w:hAnsi="Noto Sans Symbols" w:cs="Noto Sans Symbols"/>
-      </w:rPr>
-    </w:lvl>
-    <w:lvl w:ilvl="4">
-      <w:start w:val="1"/>
-      <w:numFmt w:val="bullet"/>
-      <w:lvlText w:val="o"/>
-      <w:lvlJc w:val="left"/>
-      <w:pPr>
-        <w:ind w:left="3960" w:hanging="360"/>
-      </w:pPr>
-      <w:rPr>
-        <w:rFonts w:ascii="Courier New" w:eastAsia="Courier New" w:hAnsi="Courier New" w:cs="Courier New"/>
-      </w:rPr>
-    </w:lvl>
-    <w:lvl w:ilvl="5">
-      <w:start w:val="1"/>
-      <w:numFmt w:val="bullet"/>
-      <w:lvlText w:val="▪"/>
-      <w:lvlJc w:val="left"/>
-      <w:pPr>
-        <w:ind w:left="4680" w:hanging="360"/>
-      </w:pPr>
-      <w:rPr>
-        <w:rFonts w:ascii="Noto Sans Symbols" w:eastAsia="Noto Sans Symbols" w:hAnsi="Noto Sans Symbols" w:cs="Noto Sans Symbols"/>
-      </w:rPr>
-    </w:lvl>
-    <w:lvl w:ilvl="6">
-      <w:start w:val="1"/>
-      <w:numFmt w:val="bullet"/>
-      <w:lvlText w:val="●"/>
-      <w:lvlJc w:val="left"/>
-      <w:pPr>
-        <w:ind w:left="5400" w:hanging="360"/>
-      </w:pPr>
-      <w:rPr>
-        <w:rFonts w:ascii="Noto Sans Symbols" w:eastAsia="Noto Sans Symbols" w:hAnsi="Noto Sans Symbols" w:cs="Noto Sans Symbols"/>
-      </w:rPr>
-    </w:lvl>
-    <w:lvl w:ilvl="7">
-      <w:start w:val="1"/>
-      <w:numFmt w:val="bullet"/>
-      <w:lvlText w:val="o"/>
-      <w:lvlJc w:val="left"/>
-      <w:pPr>
-        <w:ind w:left="6120" w:hanging="360"/>
-      </w:pPr>
-      <w:rPr>
-        <w:rFonts w:ascii="Courier New" w:eastAsia="Courier New" w:hAnsi="Courier New" w:cs="Courier New"/>
-      </w:rPr>
-    </w:lvl>
-    <w:lvl w:ilvl="8">
-      <w:start w:val="1"/>
-      <w:numFmt w:val="bullet"/>
-      <w:lvlText w:val="▪"/>
-      <w:lvlJc w:val="left"/>
-      <w:pPr>
-        <w:ind w:left="6840" w:hanging="360"/>
-      </w:pPr>
-      <w:rPr>
-        <w:rFonts w:ascii="Noto Sans Symbols" w:eastAsia="Noto Sans Symbols" w:hAnsi="Noto Sans Symbols" w:cs="Noto Sans Symbols"/>
-      </w:rPr>
-    </w:lvl>
-  </w:abstractNum>
-  <w:abstractNum w:abstractNumId="1" w15:restartNumberingAfterBreak="0">
-    <w:nsid w:val="29D171EE"/>
-    <w:multiLevelType w:val="multilevel"/>
-    <w:tmpl w:val="62BA17AC"/>
-    <w:lvl w:ilvl="0">
-      <w:start w:val="1"/>
-      <w:numFmt w:val="bullet"/>
-      <w:lvlText w:val="●"/>
-      <w:lvlJc w:val="left"/>
-      <w:pPr>
-        <w:ind w:left="720" w:hanging="360"/>
-      </w:pPr>
-      <w:rPr>
-        <w:rFonts w:ascii="Noto Sans Symbols" w:eastAsia="Noto Sans Symbols" w:hAnsi="Noto Sans Symbols" w:cs="Noto Sans Symbols"/>
+        <w:rFonts w:ascii="Noto Sans Symbols" w:hAnsi="Noto Sans Symbols" w:cs="Noto Sans Symbols" w:hint="default"/>
         <w:sz w:val="20"/>
         <w:szCs w:val="20"/>
       </w:rPr>
@@ -6231,12 +5776,15 @@
       <w:start w:val="1"/>
       <w:numFmt w:val="bullet"/>
       <w:lvlText w:val="●"/>
-      <w:lvlJc w:val="left"/>
-      <w:pPr>
-        <w:ind w:left="1440" w:hanging="360"/>
+      <w:lvlJc w:val="start"/>
+      <w:pPr>
+        <w:tabs>
+          <w:tab w:val="num" w:pos="0"/>
+        </w:tabs>
+        <w:ind w:start="1440" w:hanging="360"/>
       </w:pPr>
       <w:rPr>
-        <w:rFonts w:ascii="Noto Sans Symbols" w:eastAsia="Noto Sans Symbols" w:hAnsi="Noto Sans Symbols" w:cs="Noto Sans Symbols"/>
+        <w:rFonts w:ascii="Noto Sans Symbols" w:hAnsi="Noto Sans Symbols" w:cs="Noto Sans Symbols" w:hint="default"/>
         <w:sz w:val="20"/>
         <w:szCs w:val="20"/>
       </w:rPr>
@@ -6245,12 +5793,15 @@
       <w:start w:val="1"/>
       <w:numFmt w:val="bullet"/>
       <w:lvlText w:val="●"/>
-      <w:lvlJc w:val="left"/>
-      <w:pPr>
-        <w:ind w:left="2160" w:hanging="360"/>
+      <w:lvlJc w:val="start"/>
+      <w:pPr>
+        <w:tabs>
+          <w:tab w:val="num" w:pos="0"/>
+        </w:tabs>
+        <w:ind w:start="2160" w:hanging="360"/>
       </w:pPr>
       <w:rPr>
-        <w:rFonts w:ascii="Noto Sans Symbols" w:eastAsia="Noto Sans Symbols" w:hAnsi="Noto Sans Symbols" w:cs="Noto Sans Symbols"/>
+        <w:rFonts w:ascii="Noto Sans Symbols" w:hAnsi="Noto Sans Symbols" w:cs="Noto Sans Symbols" w:hint="default"/>
         <w:sz w:val="20"/>
         <w:szCs w:val="20"/>
       </w:rPr>
@@ -6259,12 +5810,15 @@
       <w:start w:val="1"/>
       <w:numFmt w:val="bullet"/>
       <w:lvlText w:val="●"/>
-      <w:lvlJc w:val="left"/>
-      <w:pPr>
-        <w:ind w:left="2880" w:hanging="360"/>
+      <w:lvlJc w:val="start"/>
+      <w:pPr>
+        <w:tabs>
+          <w:tab w:val="num" w:pos="0"/>
+        </w:tabs>
+        <w:ind w:start="2880" w:hanging="360"/>
       </w:pPr>
       <w:rPr>
-        <w:rFonts w:ascii="Noto Sans Symbols" w:eastAsia="Noto Sans Symbols" w:hAnsi="Noto Sans Symbols" w:cs="Noto Sans Symbols"/>
+        <w:rFonts w:ascii="Noto Sans Symbols" w:hAnsi="Noto Sans Symbols" w:cs="Noto Sans Symbols" w:hint="default"/>
         <w:sz w:val="20"/>
         <w:szCs w:val="20"/>
       </w:rPr>
@@ -6273,12 +5827,15 @@
       <w:start w:val="1"/>
       <w:numFmt w:val="bullet"/>
       <w:lvlText w:val="●"/>
-      <w:lvlJc w:val="left"/>
-      <w:pPr>
-        <w:ind w:left="3600" w:hanging="360"/>
+      <w:lvlJc w:val="start"/>
+      <w:pPr>
+        <w:tabs>
+          <w:tab w:val="num" w:pos="0"/>
+        </w:tabs>
+        <w:ind w:start="3600" w:hanging="360"/>
       </w:pPr>
       <w:rPr>
-        <w:rFonts w:ascii="Noto Sans Symbols" w:eastAsia="Noto Sans Symbols" w:hAnsi="Noto Sans Symbols" w:cs="Noto Sans Symbols"/>
+        <w:rFonts w:ascii="Noto Sans Symbols" w:hAnsi="Noto Sans Symbols" w:cs="Noto Sans Symbols" w:hint="default"/>
         <w:sz w:val="20"/>
         <w:szCs w:val="20"/>
       </w:rPr>
@@ -6287,12 +5844,15 @@
       <w:start w:val="1"/>
       <w:numFmt w:val="bullet"/>
       <w:lvlText w:val="●"/>
-      <w:lvlJc w:val="left"/>
-      <w:pPr>
-        <w:ind w:left="4320" w:hanging="360"/>
+      <w:lvlJc w:val="start"/>
+      <w:pPr>
+        <w:tabs>
+          <w:tab w:val="num" w:pos="0"/>
+        </w:tabs>
+        <w:ind w:start="4320" w:hanging="360"/>
       </w:pPr>
       <w:rPr>
-        <w:rFonts w:ascii="Noto Sans Symbols" w:eastAsia="Noto Sans Symbols" w:hAnsi="Noto Sans Symbols" w:cs="Noto Sans Symbols"/>
+        <w:rFonts w:ascii="Noto Sans Symbols" w:hAnsi="Noto Sans Symbols" w:cs="Noto Sans Symbols" w:hint="default"/>
         <w:sz w:val="20"/>
         <w:szCs w:val="20"/>
       </w:rPr>
@@ -6301,12 +5861,15 @@
       <w:start w:val="1"/>
       <w:numFmt w:val="bullet"/>
       <w:lvlText w:val="●"/>
-      <w:lvlJc w:val="left"/>
-      <w:pPr>
-        <w:ind w:left="5040" w:hanging="360"/>
+      <w:lvlJc w:val="start"/>
+      <w:pPr>
+        <w:tabs>
+          <w:tab w:val="num" w:pos="0"/>
+        </w:tabs>
+        <w:ind w:start="5040" w:hanging="360"/>
       </w:pPr>
       <w:rPr>
-        <w:rFonts w:ascii="Noto Sans Symbols" w:eastAsia="Noto Sans Symbols" w:hAnsi="Noto Sans Symbols" w:cs="Noto Sans Symbols"/>
+        <w:rFonts w:ascii="Noto Sans Symbols" w:hAnsi="Noto Sans Symbols" w:cs="Noto Sans Symbols" w:hint="default"/>
         <w:sz w:val="20"/>
         <w:szCs w:val="20"/>
       </w:rPr>
@@ -6315,12 +5878,15 @@
       <w:start w:val="1"/>
       <w:numFmt w:val="bullet"/>
       <w:lvlText w:val="●"/>
-      <w:lvlJc w:val="left"/>
-      <w:pPr>
-        <w:ind w:left="5760" w:hanging="360"/>
+      <w:lvlJc w:val="start"/>
+      <w:pPr>
+        <w:tabs>
+          <w:tab w:val="num" w:pos="0"/>
+        </w:tabs>
+        <w:ind w:start="5760" w:hanging="360"/>
       </w:pPr>
       <w:rPr>
-        <w:rFonts w:ascii="Noto Sans Symbols" w:eastAsia="Noto Sans Symbols" w:hAnsi="Noto Sans Symbols" w:cs="Noto Sans Symbols"/>
+        <w:rFonts w:ascii="Noto Sans Symbols" w:hAnsi="Noto Sans Symbols" w:cs="Noto Sans Symbols" w:hint="default"/>
         <w:sz w:val="20"/>
         <w:szCs w:val="20"/>
       </w:rPr>
@@ -6329,409 +5895,31 @@
       <w:start w:val="1"/>
       <w:numFmt w:val="bullet"/>
       <w:lvlText w:val="●"/>
-      <w:lvlJc w:val="left"/>
-      <w:pPr>
-        <w:ind w:left="6480" w:hanging="360"/>
+      <w:lvlJc w:val="start"/>
+      <w:pPr>
+        <w:tabs>
+          <w:tab w:val="num" w:pos="0"/>
+        </w:tabs>
+        <w:ind w:start="6480" w:hanging="360"/>
       </w:pPr>
       <w:rPr>
-        <w:rFonts w:ascii="Noto Sans Symbols" w:eastAsia="Noto Sans Symbols" w:hAnsi="Noto Sans Symbols" w:cs="Noto Sans Symbols"/>
+        <w:rFonts w:ascii="Noto Sans Symbols" w:hAnsi="Noto Sans Symbols" w:cs="Noto Sans Symbols" w:hint="default"/>
         <w:sz w:val="20"/>
         <w:szCs w:val="20"/>
       </w:rPr>
     </w:lvl>
   </w:abstractNum>
-  <w:abstractNum w:abstractNumId="2" w15:restartNumberingAfterBreak="0">
-    <w:nsid w:val="3D970D6B"/>
-    <w:multiLevelType w:val="multilevel"/>
-    <w:tmpl w:val="DD303858"/>
-    <w:lvl w:ilvl="0">
-      <w:start w:val="1"/>
-      <w:numFmt w:val="bullet"/>
-      <w:lvlText w:val="o"/>
-      <w:lvlJc w:val="left"/>
-      <w:pPr>
-        <w:ind w:left="1440" w:hanging="360"/>
-      </w:pPr>
-      <w:rPr>
-        <w:rFonts w:ascii="Courier New" w:eastAsia="Courier New" w:hAnsi="Courier New" w:cs="Courier New"/>
-      </w:rPr>
-    </w:lvl>
-    <w:lvl w:ilvl="1">
-      <w:start w:val="1"/>
-      <w:numFmt w:val="bullet"/>
-      <w:lvlText w:val="o"/>
-      <w:lvlJc w:val="left"/>
-      <w:pPr>
-        <w:ind w:left="2520" w:hanging="360"/>
-      </w:pPr>
-      <w:rPr>
-        <w:rFonts w:ascii="Courier New" w:eastAsia="Courier New" w:hAnsi="Courier New" w:cs="Courier New"/>
-      </w:rPr>
-    </w:lvl>
-    <w:lvl w:ilvl="2">
-      <w:start w:val="1"/>
-      <w:numFmt w:val="bullet"/>
-      <w:lvlText w:val="▪"/>
-      <w:lvlJc w:val="left"/>
-      <w:pPr>
-        <w:ind w:left="3240" w:hanging="360"/>
-      </w:pPr>
-      <w:rPr>
-        <w:rFonts w:ascii="Noto Sans Symbols" w:eastAsia="Noto Sans Symbols" w:hAnsi="Noto Sans Symbols" w:cs="Noto Sans Symbols"/>
-      </w:rPr>
-    </w:lvl>
-    <w:lvl w:ilvl="3">
-      <w:start w:val="1"/>
-      <w:numFmt w:val="bullet"/>
-      <w:lvlText w:val="●"/>
-      <w:lvlJc w:val="left"/>
-      <w:pPr>
-        <w:ind w:left="3960" w:hanging="360"/>
-      </w:pPr>
-      <w:rPr>
-        <w:rFonts w:ascii="Noto Sans Symbols" w:eastAsia="Noto Sans Symbols" w:hAnsi="Noto Sans Symbols" w:cs="Noto Sans Symbols"/>
-      </w:rPr>
-    </w:lvl>
-    <w:lvl w:ilvl="4">
-      <w:start w:val="1"/>
-      <w:numFmt w:val="bullet"/>
-      <w:lvlText w:val="o"/>
-      <w:lvlJc w:val="left"/>
-      <w:pPr>
-        <w:ind w:left="4680" w:hanging="360"/>
-      </w:pPr>
-      <w:rPr>
-        <w:rFonts w:ascii="Courier New" w:eastAsia="Courier New" w:hAnsi="Courier New" w:cs="Courier New"/>
-      </w:rPr>
-    </w:lvl>
-    <w:lvl w:ilvl="5">
-      <w:start w:val="1"/>
-      <w:numFmt w:val="bullet"/>
-      <w:lvlText w:val="▪"/>
-      <w:lvlJc w:val="left"/>
-      <w:pPr>
-        <w:ind w:left="5400" w:hanging="360"/>
-      </w:pPr>
-      <w:rPr>
-        <w:rFonts w:ascii="Noto Sans Symbols" w:eastAsia="Noto Sans Symbols" w:hAnsi="Noto Sans Symbols" w:cs="Noto Sans Symbols"/>
-      </w:rPr>
-    </w:lvl>
-    <w:lvl w:ilvl="6">
-      <w:start w:val="1"/>
-      <w:numFmt w:val="bullet"/>
-      <w:lvlText w:val="●"/>
-      <w:lvlJc w:val="left"/>
-      <w:pPr>
-        <w:ind w:left="6120" w:hanging="360"/>
-      </w:pPr>
-      <w:rPr>
-        <w:rFonts w:ascii="Noto Sans Symbols" w:eastAsia="Noto Sans Symbols" w:hAnsi="Noto Sans Symbols" w:cs="Noto Sans Symbols"/>
-      </w:rPr>
-    </w:lvl>
-    <w:lvl w:ilvl="7">
-      <w:start w:val="1"/>
-      <w:numFmt w:val="bullet"/>
-      <w:lvlText w:val="o"/>
-      <w:lvlJc w:val="left"/>
-      <w:pPr>
-        <w:ind w:left="6840" w:hanging="360"/>
-      </w:pPr>
-      <w:rPr>
-        <w:rFonts w:ascii="Courier New" w:eastAsia="Courier New" w:hAnsi="Courier New" w:cs="Courier New"/>
-      </w:rPr>
-    </w:lvl>
-    <w:lvl w:ilvl="8">
-      <w:start w:val="1"/>
-      <w:numFmt w:val="bullet"/>
-      <w:lvlText w:val="▪"/>
-      <w:lvlJc w:val="left"/>
-      <w:pPr>
-        <w:ind w:left="7560" w:hanging="360"/>
-      </w:pPr>
-      <w:rPr>
-        <w:rFonts w:ascii="Noto Sans Symbols" w:eastAsia="Noto Sans Symbols" w:hAnsi="Noto Sans Symbols" w:cs="Noto Sans Symbols"/>
-      </w:rPr>
-    </w:lvl>
-  </w:abstractNum>
-  <w:abstractNum w:abstractNumId="3" w15:restartNumberingAfterBreak="0">
-    <w:nsid w:val="4C3C6A2F"/>
-    <w:multiLevelType w:val="multilevel"/>
-    <w:tmpl w:val="902A35DA"/>
-    <w:lvl w:ilvl="0">
-      <w:start w:val="1"/>
-      <w:numFmt w:val="bullet"/>
-      <w:lvlText w:val="●"/>
-      <w:lvlJc w:val="left"/>
-      <w:pPr>
-        <w:ind w:left="1080" w:hanging="360"/>
-      </w:pPr>
-      <w:rPr>
-        <w:rFonts w:ascii="Noto Sans Symbols" w:eastAsia="Noto Sans Symbols" w:hAnsi="Noto Sans Symbols" w:cs="Noto Sans Symbols"/>
-        <w:color w:val="000000"/>
-      </w:rPr>
-    </w:lvl>
-    <w:lvl w:ilvl="1">
-      <w:start w:val="1"/>
-      <w:numFmt w:val="lowerLetter"/>
-      <w:lvlText w:val="%2."/>
-      <w:lvlJc w:val="left"/>
-      <w:pPr>
-        <w:ind w:left="1800" w:hanging="360"/>
-      </w:pPr>
-    </w:lvl>
-    <w:lvl w:ilvl="2">
-      <w:start w:val="1"/>
-      <w:numFmt w:val="lowerRoman"/>
-      <w:lvlText w:val="%3."/>
-      <w:lvlJc w:val="right"/>
-      <w:pPr>
-        <w:ind w:left="2520" w:hanging="180"/>
-      </w:pPr>
-    </w:lvl>
-    <w:lvl w:ilvl="3">
-      <w:start w:val="1"/>
-      <w:numFmt w:val="decimal"/>
-      <w:lvlText w:val="%4."/>
-      <w:lvlJc w:val="left"/>
-      <w:pPr>
-        <w:ind w:left="3240" w:hanging="360"/>
-      </w:pPr>
-    </w:lvl>
-    <w:lvl w:ilvl="4">
-      <w:start w:val="1"/>
-      <w:numFmt w:val="lowerLetter"/>
-      <w:lvlText w:val="%5."/>
-      <w:lvlJc w:val="left"/>
-      <w:pPr>
-        <w:ind w:left="3960" w:hanging="360"/>
-      </w:pPr>
-    </w:lvl>
-    <w:lvl w:ilvl="5">
-      <w:start w:val="1"/>
-      <w:numFmt w:val="lowerRoman"/>
-      <w:lvlText w:val="%6."/>
-      <w:lvlJc w:val="right"/>
-      <w:pPr>
-        <w:ind w:left="4680" w:hanging="180"/>
-      </w:pPr>
-    </w:lvl>
-    <w:lvl w:ilvl="6">
-      <w:start w:val="1"/>
-      <w:numFmt w:val="decimal"/>
-      <w:lvlText w:val="%7."/>
-      <w:lvlJc w:val="left"/>
-      <w:pPr>
-        <w:ind w:left="5400" w:hanging="360"/>
-      </w:pPr>
-    </w:lvl>
-    <w:lvl w:ilvl="7">
-      <w:start w:val="1"/>
-      <w:numFmt w:val="lowerLetter"/>
-      <w:lvlText w:val="%8."/>
-      <w:lvlJc w:val="left"/>
-      <w:pPr>
-        <w:ind w:left="6120" w:hanging="360"/>
-      </w:pPr>
-    </w:lvl>
-    <w:lvl w:ilvl="8">
-      <w:start w:val="1"/>
-      <w:numFmt w:val="lowerRoman"/>
-      <w:lvlText w:val="%9."/>
-      <w:lvlJc w:val="right"/>
-      <w:pPr>
-        <w:ind w:left="6840" w:hanging="180"/>
-      </w:pPr>
-    </w:lvl>
-  </w:abstractNum>
-  <w:abstractNum w:abstractNumId="4" w15:restartNumberingAfterBreak="0">
-    <w:nsid w:val="4CE40594"/>
-    <w:multiLevelType w:val="multilevel"/>
-    <w:tmpl w:val="7F5A2572"/>
-    <w:lvl w:ilvl="0">
-      <w:start w:val="1"/>
-      <w:numFmt w:val="bullet"/>
-      <w:lvlText w:val="●"/>
-      <w:lvlJc w:val="left"/>
-      <w:pPr>
-        <w:ind w:left="1080" w:hanging="360"/>
-      </w:pPr>
-      <w:rPr>
-        <w:rFonts w:ascii="Noto Sans Symbols" w:eastAsia="Noto Sans Symbols" w:hAnsi="Noto Sans Symbols" w:cs="Noto Sans Symbols"/>
-      </w:rPr>
-    </w:lvl>
-    <w:lvl w:ilvl="1">
-      <w:start w:val="1"/>
-      <w:numFmt w:val="lowerLetter"/>
-      <w:lvlText w:val="%2."/>
-      <w:lvlJc w:val="left"/>
-      <w:pPr>
-        <w:ind w:left="2160" w:hanging="360"/>
-      </w:pPr>
-    </w:lvl>
-    <w:lvl w:ilvl="2">
-      <w:start w:val="1"/>
-      <w:numFmt w:val="lowerRoman"/>
-      <w:lvlText w:val="%3."/>
-      <w:lvlJc w:val="right"/>
-      <w:pPr>
-        <w:ind w:left="2880" w:hanging="180"/>
-      </w:pPr>
-    </w:lvl>
-    <w:lvl w:ilvl="3">
-      <w:start w:val="1"/>
-      <w:numFmt w:val="decimal"/>
-      <w:lvlText w:val="%4."/>
-      <w:lvlJc w:val="left"/>
-      <w:pPr>
-        <w:ind w:left="3600" w:hanging="360"/>
-      </w:pPr>
-    </w:lvl>
-    <w:lvl w:ilvl="4">
-      <w:start w:val="1"/>
-      <w:numFmt w:val="lowerLetter"/>
-      <w:lvlText w:val="%5."/>
-      <w:lvlJc w:val="left"/>
-      <w:pPr>
-        <w:ind w:left="4320" w:hanging="360"/>
-      </w:pPr>
-    </w:lvl>
-    <w:lvl w:ilvl="5">
-      <w:start w:val="1"/>
-      <w:numFmt w:val="lowerRoman"/>
-      <w:lvlText w:val="%6."/>
-      <w:lvlJc w:val="right"/>
-      <w:pPr>
-        <w:ind w:left="5040" w:hanging="180"/>
-      </w:pPr>
-    </w:lvl>
-    <w:lvl w:ilvl="6">
-      <w:start w:val="1"/>
-      <w:numFmt w:val="decimal"/>
-      <w:lvlText w:val="%7."/>
-      <w:lvlJc w:val="left"/>
-      <w:pPr>
-        <w:ind w:left="5760" w:hanging="360"/>
-      </w:pPr>
-    </w:lvl>
-    <w:lvl w:ilvl="7">
-      <w:start w:val="1"/>
-      <w:numFmt w:val="lowerLetter"/>
-      <w:lvlText w:val="%8."/>
-      <w:lvlJc w:val="left"/>
-      <w:pPr>
-        <w:ind w:left="6480" w:hanging="360"/>
-      </w:pPr>
-    </w:lvl>
-    <w:lvl w:ilvl="8">
-      <w:start w:val="1"/>
-      <w:numFmt w:val="lowerRoman"/>
-      <w:lvlText w:val="%9."/>
-      <w:lvlJc w:val="right"/>
-      <w:pPr>
-        <w:ind w:left="7200" w:hanging="180"/>
-      </w:pPr>
-    </w:lvl>
-  </w:abstractNum>
-  <w:abstractNum w:abstractNumId="5" w15:restartNumberingAfterBreak="0">
-    <w:nsid w:val="504D5B11"/>
-    <w:multiLevelType w:val="multilevel"/>
-    <w:tmpl w:val="AC7EC9DE"/>
-    <w:lvl w:ilvl="0">
-      <w:start w:val="1"/>
-      <w:numFmt w:val="decimal"/>
-      <w:lvlText w:val="%1."/>
-      <w:lvlJc w:val="left"/>
-      <w:pPr>
-        <w:ind w:left="0" w:firstLine="0"/>
-      </w:pPr>
-    </w:lvl>
-    <w:lvl w:ilvl="1">
-      <w:start w:val="1"/>
-      <w:numFmt w:val="decimal"/>
-      <w:lvlText w:val="%1.%2."/>
-      <w:lvlJc w:val="left"/>
-      <w:pPr>
-        <w:ind w:left="0" w:firstLine="360"/>
-      </w:pPr>
-    </w:lvl>
-    <w:lvl w:ilvl="2">
-      <w:start w:val="1"/>
-      <w:numFmt w:val="bullet"/>
-      <w:lvlText w:val="−"/>
-      <w:lvlJc w:val="left"/>
-      <w:pPr>
-        <w:ind w:left="1080" w:hanging="360"/>
-      </w:pPr>
-      <w:rPr>
-        <w:rFonts w:ascii="Noto Sans Symbols" w:eastAsia="Noto Sans Symbols" w:hAnsi="Noto Sans Symbols" w:cs="Noto Sans Symbols"/>
-      </w:rPr>
-    </w:lvl>
-    <w:lvl w:ilvl="3">
-      <w:start w:val="1"/>
-      <w:numFmt w:val="decimal"/>
-      <w:lvlText w:val="%1.%2.−.%4."/>
-      <w:lvlJc w:val="left"/>
-      <w:pPr>
-        <w:ind w:left="0" w:firstLine="1080"/>
-      </w:pPr>
-    </w:lvl>
-    <w:lvl w:ilvl="4">
-      <w:start w:val="1"/>
-      <w:numFmt w:val="decimal"/>
-      <w:lvlText w:val="%1.%2.−.%4.%5."/>
-      <w:lvlJc w:val="left"/>
-      <w:pPr>
-        <w:ind w:left="0" w:firstLine="1440"/>
-      </w:pPr>
-    </w:lvl>
-    <w:lvl w:ilvl="5">
-      <w:start w:val="1"/>
-      <w:numFmt w:val="decimal"/>
-      <w:lvlText w:val="%1.%2.−.%4.%5.%6."/>
-      <w:lvlJc w:val="left"/>
-      <w:pPr>
-        <w:ind w:left="2736" w:hanging="935"/>
-      </w:pPr>
-    </w:lvl>
-    <w:lvl w:ilvl="6">
-      <w:start w:val="1"/>
-      <w:numFmt w:val="decimal"/>
-      <w:lvlText w:val="%1.%2.−.%4.%5.%6.%7."/>
-      <w:lvlJc w:val="left"/>
-      <w:pPr>
-        <w:ind w:left="3240" w:hanging="1080"/>
-      </w:pPr>
-    </w:lvl>
-    <w:lvl w:ilvl="7">
-      <w:start w:val="1"/>
-      <w:numFmt w:val="decimal"/>
-      <w:lvlText w:val="%1.%2.−.%4.%5.%6.%7.%8."/>
-      <w:lvlJc w:val="left"/>
-      <w:pPr>
-        <w:ind w:left="0" w:firstLine="2520"/>
-      </w:pPr>
-    </w:lvl>
-    <w:lvl w:ilvl="8">
-      <w:start w:val="1"/>
-      <w:numFmt w:val="decimal"/>
-      <w:lvlText w:val="%1.%2.−.%4.%5.%6.%7.%8.%9."/>
-      <w:lvlJc w:val="left"/>
-      <w:pPr>
-        <w:ind w:left="0" w:firstLine="2880"/>
-      </w:pPr>
-    </w:lvl>
-  </w:abstractNum>
-  <w:abstractNum w:abstractNumId="6" w15:restartNumberingAfterBreak="0">
-    <w:nsid w:val="5356526F"/>
-    <w:multiLevelType w:val="multilevel"/>
-    <w:tmpl w:val="6C0EBDF8"/>
+  <w:abstractNum w:abstractNumId="2">
     <w:lvl w:ilvl="0">
       <w:start w:val="1"/>
       <w:numFmt w:val="decimal"/>
       <w:lvlText w:val="ĐIỀU %1."/>
-      <w:lvlJc w:val="left"/>
-      <w:pPr>
-        <w:ind w:left="0" w:firstLine="0"/>
+      <w:lvlJc w:val="start"/>
+      <w:pPr>
+        <w:tabs>
+          <w:tab w:val="num" w:pos="0"/>
+        </w:tabs>
+        <w:ind w:start="0" w:hanging="0"/>
       </w:pPr>
       <w:rPr>
         <w:b/>
@@ -6742,9 +5930,12 @@
       <w:start w:val="1"/>
       <w:numFmt w:val="decimal"/>
       <w:lvlText w:val="%1.%2."/>
-      <w:lvlJc w:val="left"/>
-      <w:pPr>
-        <w:ind w:left="0" w:firstLine="360"/>
+      <w:lvlJc w:val="start"/>
+      <w:pPr>
+        <w:tabs>
+          <w:tab w:val="num" w:pos="0"/>
+        </w:tabs>
+        <w:ind w:start="0" w:firstLine="360"/>
       </w:pPr>
       <w:rPr>
         <w:b/>
@@ -6755,118 +5946,909 @@
       <w:start w:val="1"/>
       <w:numFmt w:val="decimal"/>
       <w:lvlText w:val="%1.%2.%3."/>
-      <w:lvlJc w:val="left"/>
-      <w:pPr>
-        <w:ind w:left="0" w:firstLine="720"/>
+      <w:lvlJc w:val="start"/>
+      <w:pPr>
+        <w:tabs>
+          <w:tab w:val="num" w:pos="0"/>
+        </w:tabs>
+        <w:ind w:start="0" w:firstLine="720"/>
       </w:pPr>
       <w:rPr>
-        <w:b w:val="0"/>
-        <w:bCs w:val="0"/>
+        <w:b w:val="false"/>
+        <w:bCs w:val="false"/>
       </w:rPr>
     </w:lvl>
     <w:lvl w:ilvl="3">
       <w:start w:val="1"/>
       <w:numFmt w:val="decimal"/>
       <w:lvlText w:val="%1.%2.%3.%4."/>
-      <w:lvlJc w:val="left"/>
-      <w:pPr>
-        <w:ind w:left="0" w:firstLine="1080"/>
-      </w:pPr>
+      <w:lvlJc w:val="start"/>
+      <w:pPr>
+        <w:tabs>
+          <w:tab w:val="num" w:pos="0"/>
+        </w:tabs>
+        <w:ind w:start="0" w:firstLine="1080"/>
+      </w:pPr>
+      <w:rPr/>
     </w:lvl>
     <w:lvl w:ilvl="4">
       <w:start w:val="1"/>
       <w:numFmt w:val="decimal"/>
       <w:lvlText w:val="%1.%2.%3.%4.%5."/>
-      <w:lvlJc w:val="left"/>
-      <w:pPr>
-        <w:ind w:left="0" w:firstLine="1440"/>
-      </w:pPr>
+      <w:lvlJc w:val="start"/>
+      <w:pPr>
+        <w:tabs>
+          <w:tab w:val="num" w:pos="0"/>
+        </w:tabs>
+        <w:ind w:start="0" w:firstLine="1440"/>
+      </w:pPr>
+      <w:rPr/>
     </w:lvl>
     <w:lvl w:ilvl="5">
       <w:start w:val="1"/>
       <w:numFmt w:val="decimal"/>
       <w:lvlText w:val="%1.%2.%3.%4.%5.%6."/>
-      <w:lvlJc w:val="left"/>
-      <w:pPr>
-        <w:ind w:left="2736" w:hanging="935"/>
-      </w:pPr>
+      <w:lvlJc w:val="start"/>
+      <w:pPr>
+        <w:tabs>
+          <w:tab w:val="num" w:pos="0"/>
+        </w:tabs>
+        <w:ind w:start="2736" w:hanging="935"/>
+      </w:pPr>
+      <w:rPr/>
     </w:lvl>
     <w:lvl w:ilvl="6">
       <w:start w:val="1"/>
       <w:numFmt w:val="decimal"/>
       <w:lvlText w:val="%1.%2.%3.%4.%5.%6.%7."/>
-      <w:lvlJc w:val="left"/>
-      <w:pPr>
-        <w:ind w:left="3240" w:hanging="1080"/>
-      </w:pPr>
+      <w:lvlJc w:val="start"/>
+      <w:pPr>
+        <w:tabs>
+          <w:tab w:val="num" w:pos="0"/>
+        </w:tabs>
+        <w:ind w:start="3240" w:hanging="1080"/>
+      </w:pPr>
+      <w:rPr/>
     </w:lvl>
     <w:lvl w:ilvl="7">
       <w:start w:val="1"/>
       <w:numFmt w:val="decimal"/>
       <w:lvlText w:val="%1.%2.%3.%4.%5.%6.%7.%8."/>
-      <w:lvlJc w:val="left"/>
-      <w:pPr>
-        <w:ind w:left="0" w:firstLine="2520"/>
-      </w:pPr>
+      <w:lvlJc w:val="start"/>
+      <w:pPr>
+        <w:tabs>
+          <w:tab w:val="num" w:pos="0"/>
+        </w:tabs>
+        <w:ind w:start="0" w:firstLine="2520"/>
+      </w:pPr>
+      <w:rPr/>
     </w:lvl>
     <w:lvl w:ilvl="8">
       <w:start w:val="1"/>
       <w:numFmt w:val="decimal"/>
       <w:lvlText w:val="%1.%2.%3.%4.%5.%6.%7.%8.%9."/>
-      <w:lvlJc w:val="left"/>
-      <w:pPr>
-        <w:ind w:left="0" w:firstLine="2880"/>
-      </w:pPr>
+      <w:lvlJc w:val="start"/>
+      <w:pPr>
+        <w:tabs>
+          <w:tab w:val="num" w:pos="0"/>
+        </w:tabs>
+        <w:ind w:start="0" w:firstLine="2880"/>
+      </w:pPr>
+      <w:rPr/>
     </w:lvl>
   </w:abstractNum>
-  <w:num w:numId="1" w16cid:durableId="2132091194">
+  <w:abstractNum w:abstractNumId="3">
+    <w:lvl w:ilvl="0">
+      <w:start w:val="1"/>
+      <w:numFmt w:val="decimal"/>
+      <w:lvlText w:val="%1."/>
+      <w:lvlJc w:val="start"/>
+      <w:pPr>
+        <w:tabs>
+          <w:tab w:val="num" w:pos="0"/>
+        </w:tabs>
+        <w:ind w:start="0" w:hanging="0"/>
+      </w:pPr>
+      <w:rPr/>
+    </w:lvl>
+    <w:lvl w:ilvl="1">
+      <w:start w:val="1"/>
+      <w:numFmt w:val="decimal"/>
+      <w:lvlText w:val="%1.%2."/>
+      <w:lvlJc w:val="start"/>
+      <w:pPr>
+        <w:tabs>
+          <w:tab w:val="num" w:pos="0"/>
+        </w:tabs>
+        <w:ind w:start="0" w:firstLine="360"/>
+      </w:pPr>
+      <w:rPr/>
+    </w:lvl>
+    <w:lvl w:ilvl="2">
+      <w:start w:val="1"/>
+      <w:numFmt w:val="bullet"/>
+      <w:lvlText w:val="−"/>
+      <w:lvlJc w:val="start"/>
+      <w:pPr>
+        <w:tabs>
+          <w:tab w:val="num" w:pos="0"/>
+        </w:tabs>
+        <w:ind w:start="1080" w:hanging="360"/>
+      </w:pPr>
+      <w:rPr>
+        <w:rFonts w:ascii="Noto Sans Symbols" w:hAnsi="Noto Sans Symbols" w:cs="Noto Sans Symbols" w:hint="default"/>
+      </w:rPr>
+    </w:lvl>
+    <w:lvl w:ilvl="3">
+      <w:start w:val="1"/>
+      <w:numFmt w:val="decimal"/>
+      <w:lvlText w:val="%1.%2.−.%4."/>
+      <w:lvlJc w:val="start"/>
+      <w:pPr>
+        <w:tabs>
+          <w:tab w:val="num" w:pos="0"/>
+        </w:tabs>
+        <w:ind w:start="0" w:firstLine="1080"/>
+      </w:pPr>
+      <w:rPr/>
+    </w:lvl>
+    <w:lvl w:ilvl="4">
+      <w:start w:val="1"/>
+      <w:numFmt w:val="decimal"/>
+      <w:lvlText w:val="%1.%2.−.%4.%5."/>
+      <w:lvlJc w:val="start"/>
+      <w:pPr>
+        <w:tabs>
+          <w:tab w:val="num" w:pos="0"/>
+        </w:tabs>
+        <w:ind w:start="0" w:firstLine="1440"/>
+      </w:pPr>
+      <w:rPr/>
+    </w:lvl>
+    <w:lvl w:ilvl="5">
+      <w:start w:val="1"/>
+      <w:numFmt w:val="decimal"/>
+      <w:lvlText w:val="%1.%2.−.%4.%5.%6."/>
+      <w:lvlJc w:val="start"/>
+      <w:pPr>
+        <w:tabs>
+          <w:tab w:val="num" w:pos="0"/>
+        </w:tabs>
+        <w:ind w:start="2736" w:hanging="935"/>
+      </w:pPr>
+      <w:rPr/>
+    </w:lvl>
+    <w:lvl w:ilvl="6">
+      <w:start w:val="1"/>
+      <w:numFmt w:val="decimal"/>
+      <w:lvlText w:val="%1.%2.−.%4.%5.%6.%7."/>
+      <w:lvlJc w:val="start"/>
+      <w:pPr>
+        <w:tabs>
+          <w:tab w:val="num" w:pos="0"/>
+        </w:tabs>
+        <w:ind w:start="3240" w:hanging="1080"/>
+      </w:pPr>
+      <w:rPr/>
+    </w:lvl>
+    <w:lvl w:ilvl="7">
+      <w:start w:val="1"/>
+      <w:numFmt w:val="decimal"/>
+      <w:lvlText w:val="%1.%2.−.%4.%5.%6.%7.%8."/>
+      <w:lvlJc w:val="start"/>
+      <w:pPr>
+        <w:tabs>
+          <w:tab w:val="num" w:pos="0"/>
+        </w:tabs>
+        <w:ind w:start="0" w:firstLine="2520"/>
+      </w:pPr>
+      <w:rPr/>
+    </w:lvl>
+    <w:lvl w:ilvl="8">
+      <w:start w:val="1"/>
+      <w:numFmt w:val="decimal"/>
+      <w:lvlText w:val="%1.%2.−.%4.%5.%6.%7.%8.%9."/>
+      <w:lvlJc w:val="start"/>
+      <w:pPr>
+        <w:tabs>
+          <w:tab w:val="num" w:pos="0"/>
+        </w:tabs>
+        <w:ind w:start="0" w:firstLine="2880"/>
+      </w:pPr>
+      <w:rPr/>
+    </w:lvl>
+  </w:abstractNum>
+  <w:abstractNum w:abstractNumId="4">
+    <w:lvl w:ilvl="0">
+      <w:start w:val="1"/>
+      <w:numFmt w:val="bullet"/>
+      <w:lvlText w:val="●"/>
+      <w:lvlJc w:val="start"/>
+      <w:pPr>
+        <w:tabs>
+          <w:tab w:val="num" w:pos="0"/>
+        </w:tabs>
+        <w:ind w:start="1080" w:hanging="360"/>
+      </w:pPr>
+      <w:rPr>
+        <w:rFonts w:ascii="Noto Sans Symbols" w:hAnsi="Noto Sans Symbols" w:cs="Noto Sans Symbols" w:hint="default"/>
+      </w:rPr>
+    </w:lvl>
+    <w:lvl w:ilvl="1">
+      <w:start w:val="1"/>
+      <w:numFmt w:val="lowerLetter"/>
+      <w:lvlText w:val="%2."/>
+      <w:lvlJc w:val="start"/>
+      <w:pPr>
+        <w:tabs>
+          <w:tab w:val="num" w:pos="0"/>
+        </w:tabs>
+        <w:ind w:start="2160" w:hanging="360"/>
+      </w:pPr>
+      <w:rPr/>
+    </w:lvl>
+    <w:lvl w:ilvl="2">
+      <w:start w:val="1"/>
+      <w:numFmt w:val="lowerRoman"/>
+      <w:lvlText w:val="%3."/>
+      <w:lvlJc w:val="end"/>
+      <w:pPr>
+        <w:tabs>
+          <w:tab w:val="num" w:pos="0"/>
+        </w:tabs>
+        <w:ind w:start="2880" w:hanging="180"/>
+      </w:pPr>
+      <w:rPr/>
+    </w:lvl>
+    <w:lvl w:ilvl="3">
+      <w:start w:val="1"/>
+      <w:numFmt w:val="decimal"/>
+      <w:lvlText w:val="%4."/>
+      <w:lvlJc w:val="start"/>
+      <w:pPr>
+        <w:tabs>
+          <w:tab w:val="num" w:pos="0"/>
+        </w:tabs>
+        <w:ind w:start="3600" w:hanging="360"/>
+      </w:pPr>
+      <w:rPr/>
+    </w:lvl>
+    <w:lvl w:ilvl="4">
+      <w:start w:val="1"/>
+      <w:numFmt w:val="lowerLetter"/>
+      <w:lvlText w:val="%5."/>
+      <w:lvlJc w:val="start"/>
+      <w:pPr>
+        <w:tabs>
+          <w:tab w:val="num" w:pos="0"/>
+        </w:tabs>
+        <w:ind w:start="4320" w:hanging="360"/>
+      </w:pPr>
+      <w:rPr/>
+    </w:lvl>
+    <w:lvl w:ilvl="5">
+      <w:start w:val="1"/>
+      <w:numFmt w:val="lowerRoman"/>
+      <w:lvlText w:val="%6."/>
+      <w:lvlJc w:val="end"/>
+      <w:pPr>
+        <w:tabs>
+          <w:tab w:val="num" w:pos="0"/>
+        </w:tabs>
+        <w:ind w:start="5040" w:hanging="180"/>
+      </w:pPr>
+      <w:rPr/>
+    </w:lvl>
+    <w:lvl w:ilvl="6">
+      <w:start w:val="1"/>
+      <w:numFmt w:val="decimal"/>
+      <w:lvlText w:val="%7."/>
+      <w:lvlJc w:val="start"/>
+      <w:pPr>
+        <w:tabs>
+          <w:tab w:val="num" w:pos="0"/>
+        </w:tabs>
+        <w:ind w:start="5760" w:hanging="360"/>
+      </w:pPr>
+      <w:rPr/>
+    </w:lvl>
+    <w:lvl w:ilvl="7">
+      <w:start w:val="1"/>
+      <w:numFmt w:val="lowerLetter"/>
+      <w:lvlText w:val="%8."/>
+      <w:lvlJc w:val="start"/>
+      <w:pPr>
+        <w:tabs>
+          <w:tab w:val="num" w:pos="0"/>
+        </w:tabs>
+        <w:ind w:start="6480" w:hanging="360"/>
+      </w:pPr>
+      <w:rPr/>
+    </w:lvl>
+    <w:lvl w:ilvl="8">
+      <w:start w:val="1"/>
+      <w:numFmt w:val="lowerRoman"/>
+      <w:lvlText w:val="%9."/>
+      <w:lvlJc w:val="end"/>
+      <w:pPr>
+        <w:tabs>
+          <w:tab w:val="num" w:pos="0"/>
+        </w:tabs>
+        <w:ind w:start="7200" w:hanging="180"/>
+      </w:pPr>
+      <w:rPr/>
+    </w:lvl>
+  </w:abstractNum>
+  <w:abstractNum w:abstractNumId="5">
+    <w:lvl w:ilvl="0">
+      <w:start w:val="1"/>
+      <w:numFmt w:val="bullet"/>
+      <w:lvlText w:val="o"/>
+      <w:lvlJc w:val="start"/>
+      <w:pPr>
+        <w:tabs>
+          <w:tab w:val="num" w:pos="0"/>
+        </w:tabs>
+        <w:ind w:start="1440" w:hanging="360"/>
+      </w:pPr>
+      <w:rPr>
+        <w:rFonts w:ascii="Courier New" w:hAnsi="Courier New" w:cs="Courier New" w:hint="default"/>
+      </w:rPr>
+    </w:lvl>
+    <w:lvl w:ilvl="1">
+      <w:start w:val="1"/>
+      <w:numFmt w:val="bullet"/>
+      <w:lvlText w:val="o"/>
+      <w:lvlJc w:val="start"/>
+      <w:pPr>
+        <w:tabs>
+          <w:tab w:val="num" w:pos="0"/>
+        </w:tabs>
+        <w:ind w:start="2520" w:hanging="360"/>
+      </w:pPr>
+      <w:rPr>
+        <w:rFonts w:ascii="Courier New" w:hAnsi="Courier New" w:cs="Courier New" w:hint="default"/>
+      </w:rPr>
+    </w:lvl>
+    <w:lvl w:ilvl="2">
+      <w:start w:val="1"/>
+      <w:numFmt w:val="bullet"/>
+      <w:lvlText w:val="▪"/>
+      <w:lvlJc w:val="start"/>
+      <w:pPr>
+        <w:tabs>
+          <w:tab w:val="num" w:pos="0"/>
+        </w:tabs>
+        <w:ind w:start="3240" w:hanging="360"/>
+      </w:pPr>
+      <w:rPr>
+        <w:rFonts w:ascii="Noto Sans Symbols" w:hAnsi="Noto Sans Symbols" w:cs="Noto Sans Symbols" w:hint="default"/>
+      </w:rPr>
+    </w:lvl>
+    <w:lvl w:ilvl="3">
+      <w:start w:val="1"/>
+      <w:numFmt w:val="bullet"/>
+      <w:lvlText w:val="●"/>
+      <w:lvlJc w:val="start"/>
+      <w:pPr>
+        <w:tabs>
+          <w:tab w:val="num" w:pos="0"/>
+        </w:tabs>
+        <w:ind w:start="3960" w:hanging="360"/>
+      </w:pPr>
+      <w:rPr>
+        <w:rFonts w:ascii="Noto Sans Symbols" w:hAnsi="Noto Sans Symbols" w:cs="Noto Sans Symbols" w:hint="default"/>
+      </w:rPr>
+    </w:lvl>
+    <w:lvl w:ilvl="4">
+      <w:start w:val="1"/>
+      <w:numFmt w:val="bullet"/>
+      <w:lvlText w:val="o"/>
+      <w:lvlJc w:val="start"/>
+      <w:pPr>
+        <w:tabs>
+          <w:tab w:val="num" w:pos="0"/>
+        </w:tabs>
+        <w:ind w:start="4680" w:hanging="360"/>
+      </w:pPr>
+      <w:rPr>
+        <w:rFonts w:ascii="Courier New" w:hAnsi="Courier New" w:cs="Courier New" w:hint="default"/>
+      </w:rPr>
+    </w:lvl>
+    <w:lvl w:ilvl="5">
+      <w:start w:val="1"/>
+      <w:numFmt w:val="bullet"/>
+      <w:lvlText w:val="▪"/>
+      <w:lvlJc w:val="start"/>
+      <w:pPr>
+        <w:tabs>
+          <w:tab w:val="num" w:pos="0"/>
+        </w:tabs>
+        <w:ind w:start="5400" w:hanging="360"/>
+      </w:pPr>
+      <w:rPr>
+        <w:rFonts w:ascii="Noto Sans Symbols" w:hAnsi="Noto Sans Symbols" w:cs="Noto Sans Symbols" w:hint="default"/>
+      </w:rPr>
+    </w:lvl>
+    <w:lvl w:ilvl="6">
+      <w:start w:val="1"/>
+      <w:numFmt w:val="bullet"/>
+      <w:lvlText w:val="●"/>
+      <w:lvlJc w:val="start"/>
+      <w:pPr>
+        <w:tabs>
+          <w:tab w:val="num" w:pos="0"/>
+        </w:tabs>
+        <w:ind w:start="6120" w:hanging="360"/>
+      </w:pPr>
+      <w:rPr>
+        <w:rFonts w:ascii="Noto Sans Symbols" w:hAnsi="Noto Sans Symbols" w:cs="Noto Sans Symbols" w:hint="default"/>
+      </w:rPr>
+    </w:lvl>
+    <w:lvl w:ilvl="7">
+      <w:start w:val="1"/>
+      <w:numFmt w:val="bullet"/>
+      <w:lvlText w:val="o"/>
+      <w:lvlJc w:val="start"/>
+      <w:pPr>
+        <w:tabs>
+          <w:tab w:val="num" w:pos="0"/>
+        </w:tabs>
+        <w:ind w:start="6840" w:hanging="360"/>
+      </w:pPr>
+      <w:rPr>
+        <w:rFonts w:ascii="Courier New" w:hAnsi="Courier New" w:cs="Courier New" w:hint="default"/>
+      </w:rPr>
+    </w:lvl>
+    <w:lvl w:ilvl="8">
+      <w:start w:val="1"/>
+      <w:numFmt w:val="bullet"/>
+      <w:lvlText w:val="▪"/>
+      <w:lvlJc w:val="start"/>
+      <w:pPr>
+        <w:tabs>
+          <w:tab w:val="num" w:pos="0"/>
+        </w:tabs>
+        <w:ind w:start="7560" w:hanging="360"/>
+      </w:pPr>
+      <w:rPr>
+        <w:rFonts w:ascii="Noto Sans Symbols" w:hAnsi="Noto Sans Symbols" w:cs="Noto Sans Symbols" w:hint="default"/>
+      </w:rPr>
+    </w:lvl>
+  </w:abstractNum>
+  <w:abstractNum w:abstractNumId="6">
+    <w:lvl w:ilvl="0">
+      <w:start w:val="1"/>
+      <w:numFmt w:val="bullet"/>
+      <w:lvlText w:val="●"/>
+      <w:lvlJc w:val="start"/>
+      <w:pPr>
+        <w:tabs>
+          <w:tab w:val="num" w:pos="0"/>
+        </w:tabs>
+        <w:ind w:start="1080" w:hanging="360"/>
+      </w:pPr>
+      <w:rPr>
+        <w:rFonts w:ascii="Noto Sans Symbols" w:hAnsi="Noto Sans Symbols" w:cs="Noto Sans Symbols" w:hint="default"/>
+        <w:color w:val="000000"/>
+      </w:rPr>
+    </w:lvl>
+    <w:lvl w:ilvl="1">
+      <w:start w:val="1"/>
+      <w:numFmt w:val="lowerLetter"/>
+      <w:lvlText w:val="%2."/>
+      <w:lvlJc w:val="start"/>
+      <w:pPr>
+        <w:tabs>
+          <w:tab w:val="num" w:pos="0"/>
+        </w:tabs>
+        <w:ind w:start="1800" w:hanging="360"/>
+      </w:pPr>
+      <w:rPr/>
+    </w:lvl>
+    <w:lvl w:ilvl="2">
+      <w:start w:val="1"/>
+      <w:numFmt w:val="lowerRoman"/>
+      <w:lvlText w:val="%3."/>
+      <w:lvlJc w:val="end"/>
+      <w:pPr>
+        <w:tabs>
+          <w:tab w:val="num" w:pos="0"/>
+        </w:tabs>
+        <w:ind w:start="2520" w:hanging="180"/>
+      </w:pPr>
+      <w:rPr/>
+    </w:lvl>
+    <w:lvl w:ilvl="3">
+      <w:start w:val="1"/>
+      <w:numFmt w:val="decimal"/>
+      <w:lvlText w:val="%4."/>
+      <w:lvlJc w:val="start"/>
+      <w:pPr>
+        <w:tabs>
+          <w:tab w:val="num" w:pos="0"/>
+        </w:tabs>
+        <w:ind w:start="3240" w:hanging="360"/>
+      </w:pPr>
+      <w:rPr/>
+    </w:lvl>
+    <w:lvl w:ilvl="4">
+      <w:start w:val="1"/>
+      <w:numFmt w:val="lowerLetter"/>
+      <w:lvlText w:val="%5."/>
+      <w:lvlJc w:val="start"/>
+      <w:pPr>
+        <w:tabs>
+          <w:tab w:val="num" w:pos="0"/>
+        </w:tabs>
+        <w:ind w:start="3960" w:hanging="360"/>
+      </w:pPr>
+      <w:rPr/>
+    </w:lvl>
+    <w:lvl w:ilvl="5">
+      <w:start w:val="1"/>
+      <w:numFmt w:val="lowerRoman"/>
+      <w:lvlText w:val="%6."/>
+      <w:lvlJc w:val="end"/>
+      <w:pPr>
+        <w:tabs>
+          <w:tab w:val="num" w:pos="0"/>
+        </w:tabs>
+        <w:ind w:start="4680" w:hanging="180"/>
+      </w:pPr>
+      <w:rPr/>
+    </w:lvl>
+    <w:lvl w:ilvl="6">
+      <w:start w:val="1"/>
+      <w:numFmt w:val="decimal"/>
+      <w:lvlText w:val="%7."/>
+      <w:lvlJc w:val="start"/>
+      <w:pPr>
+        <w:tabs>
+          <w:tab w:val="num" w:pos="0"/>
+        </w:tabs>
+        <w:ind w:start="5400" w:hanging="360"/>
+      </w:pPr>
+      <w:rPr/>
+    </w:lvl>
+    <w:lvl w:ilvl="7">
+      <w:start w:val="1"/>
+      <w:numFmt w:val="lowerLetter"/>
+      <w:lvlText w:val="%8."/>
+      <w:lvlJc w:val="start"/>
+      <w:pPr>
+        <w:tabs>
+          <w:tab w:val="num" w:pos="0"/>
+        </w:tabs>
+        <w:ind w:start="6120" w:hanging="360"/>
+      </w:pPr>
+      <w:rPr/>
+    </w:lvl>
+    <w:lvl w:ilvl="8">
+      <w:start w:val="1"/>
+      <w:numFmt w:val="lowerRoman"/>
+      <w:lvlText w:val="%9."/>
+      <w:lvlJc w:val="end"/>
+      <w:pPr>
+        <w:tabs>
+          <w:tab w:val="num" w:pos="0"/>
+        </w:tabs>
+        <w:ind w:start="6840" w:hanging="180"/>
+      </w:pPr>
+      <w:rPr/>
+    </w:lvl>
+  </w:abstractNum>
+  <w:abstractNum w:abstractNumId="7">
+    <w:lvl w:ilvl="0">
+      <w:start w:val="1"/>
+      <w:numFmt w:val="bullet"/>
+      <w:lvlText w:val="●"/>
+      <w:lvlJc w:val="start"/>
+      <w:pPr>
+        <w:tabs>
+          <w:tab w:val="num" w:pos="0"/>
+        </w:tabs>
+        <w:ind w:start="1080" w:hanging="360"/>
+      </w:pPr>
+      <w:rPr>
+        <w:rFonts w:ascii="Noto Sans Symbols" w:hAnsi="Noto Sans Symbols" w:cs="Noto Sans Symbols" w:hint="default"/>
+      </w:rPr>
+    </w:lvl>
+    <w:lvl w:ilvl="1">
+      <w:start w:val="1"/>
+      <w:numFmt w:val="bullet"/>
+      <w:lvlText w:val="o"/>
+      <w:lvlJc w:val="start"/>
+      <w:pPr>
+        <w:tabs>
+          <w:tab w:val="num" w:pos="0"/>
+        </w:tabs>
+        <w:ind w:start="1800" w:hanging="360"/>
+      </w:pPr>
+      <w:rPr>
+        <w:rFonts w:ascii="Courier New" w:hAnsi="Courier New" w:cs="Courier New" w:hint="default"/>
+      </w:rPr>
+    </w:lvl>
+    <w:lvl w:ilvl="2">
+      <w:start w:val="1"/>
+      <w:numFmt w:val="bullet"/>
+      <w:lvlText w:val="▪"/>
+      <w:lvlJc w:val="start"/>
+      <w:pPr>
+        <w:tabs>
+          <w:tab w:val="num" w:pos="0"/>
+        </w:tabs>
+        <w:ind w:start="2520" w:hanging="360"/>
+      </w:pPr>
+      <w:rPr>
+        <w:rFonts w:ascii="Noto Sans Symbols" w:hAnsi="Noto Sans Symbols" w:cs="Noto Sans Symbols" w:hint="default"/>
+      </w:rPr>
+    </w:lvl>
+    <w:lvl w:ilvl="3">
+      <w:start w:val="1"/>
+      <w:numFmt w:val="bullet"/>
+      <w:lvlText w:val="●"/>
+      <w:lvlJc w:val="start"/>
+      <w:pPr>
+        <w:tabs>
+          <w:tab w:val="num" w:pos="0"/>
+        </w:tabs>
+        <w:ind w:start="3240" w:hanging="360"/>
+      </w:pPr>
+      <w:rPr>
+        <w:rFonts w:ascii="Noto Sans Symbols" w:hAnsi="Noto Sans Symbols" w:cs="Noto Sans Symbols" w:hint="default"/>
+      </w:rPr>
+    </w:lvl>
+    <w:lvl w:ilvl="4">
+      <w:start w:val="1"/>
+      <w:numFmt w:val="bullet"/>
+      <w:lvlText w:val="o"/>
+      <w:lvlJc w:val="start"/>
+      <w:pPr>
+        <w:tabs>
+          <w:tab w:val="num" w:pos="0"/>
+        </w:tabs>
+        <w:ind w:start="3960" w:hanging="360"/>
+      </w:pPr>
+      <w:rPr>
+        <w:rFonts w:ascii="Courier New" w:hAnsi="Courier New" w:cs="Courier New" w:hint="default"/>
+      </w:rPr>
+    </w:lvl>
+    <w:lvl w:ilvl="5">
+      <w:start w:val="1"/>
+      <w:numFmt w:val="bullet"/>
+      <w:lvlText w:val="▪"/>
+      <w:lvlJc w:val="start"/>
+      <w:pPr>
+        <w:tabs>
+          <w:tab w:val="num" w:pos="0"/>
+        </w:tabs>
+        <w:ind w:start="4680" w:hanging="360"/>
+      </w:pPr>
+      <w:rPr>
+        <w:rFonts w:ascii="Noto Sans Symbols" w:hAnsi="Noto Sans Symbols" w:cs="Noto Sans Symbols" w:hint="default"/>
+      </w:rPr>
+    </w:lvl>
+    <w:lvl w:ilvl="6">
+      <w:start w:val="1"/>
+      <w:numFmt w:val="bullet"/>
+      <w:lvlText w:val="●"/>
+      <w:lvlJc w:val="start"/>
+      <w:pPr>
+        <w:tabs>
+          <w:tab w:val="num" w:pos="0"/>
+        </w:tabs>
+        <w:ind w:start="5400" w:hanging="360"/>
+      </w:pPr>
+      <w:rPr>
+        <w:rFonts w:ascii="Noto Sans Symbols" w:hAnsi="Noto Sans Symbols" w:cs="Noto Sans Symbols" w:hint="default"/>
+      </w:rPr>
+    </w:lvl>
+    <w:lvl w:ilvl="7">
+      <w:start w:val="1"/>
+      <w:numFmt w:val="bullet"/>
+      <w:lvlText w:val="o"/>
+      <w:lvlJc w:val="start"/>
+      <w:pPr>
+        <w:tabs>
+          <w:tab w:val="num" w:pos="0"/>
+        </w:tabs>
+        <w:ind w:start="6120" w:hanging="360"/>
+      </w:pPr>
+      <w:rPr>
+        <w:rFonts w:ascii="Courier New" w:hAnsi="Courier New" w:cs="Courier New" w:hint="default"/>
+      </w:rPr>
+    </w:lvl>
+    <w:lvl w:ilvl="8">
+      <w:start w:val="1"/>
+      <w:numFmt w:val="bullet"/>
+      <w:lvlText w:val="▪"/>
+      <w:lvlJc w:val="start"/>
+      <w:pPr>
+        <w:tabs>
+          <w:tab w:val="num" w:pos="0"/>
+        </w:tabs>
+        <w:ind w:start="6840" w:hanging="360"/>
+      </w:pPr>
+      <w:rPr>
+        <w:rFonts w:ascii="Noto Sans Symbols" w:hAnsi="Noto Sans Symbols" w:cs="Noto Sans Symbols" w:hint="default"/>
+      </w:rPr>
+    </w:lvl>
+  </w:abstractNum>
+  <w:abstractNum w:abstractNumId="8">
+    <w:lvl w:ilvl="0">
+      <w:start w:val="1"/>
+      <w:numFmt w:val="none"/>
+      <w:suff w:val="nothing"/>
+      <w:lvlText w:val=""/>
+      <w:lvlJc w:val="start"/>
+      <w:pPr>
+        <w:tabs>
+          <w:tab w:val="num" w:pos="0"/>
+        </w:tabs>
+        <w:ind w:start="0" w:hanging="0"/>
+      </w:pPr>
+    </w:lvl>
+    <w:lvl w:ilvl="1">
+      <w:start w:val="1"/>
+      <w:numFmt w:val="none"/>
+      <w:suff w:val="nothing"/>
+      <w:lvlText w:val=""/>
+      <w:lvlJc w:val="start"/>
+      <w:pPr>
+        <w:tabs>
+          <w:tab w:val="num" w:pos="0"/>
+        </w:tabs>
+        <w:ind w:start="0" w:hanging="0"/>
+      </w:pPr>
+    </w:lvl>
+    <w:lvl w:ilvl="2">
+      <w:start w:val="1"/>
+      <w:numFmt w:val="none"/>
+      <w:suff w:val="nothing"/>
+      <w:lvlText w:val=""/>
+      <w:lvlJc w:val="start"/>
+      <w:pPr>
+        <w:tabs>
+          <w:tab w:val="num" w:pos="0"/>
+        </w:tabs>
+        <w:ind w:start="0" w:hanging="0"/>
+      </w:pPr>
+    </w:lvl>
+    <w:lvl w:ilvl="3">
+      <w:start w:val="1"/>
+      <w:numFmt w:val="none"/>
+      <w:suff w:val="nothing"/>
+      <w:lvlText w:val=""/>
+      <w:lvlJc w:val="start"/>
+      <w:pPr>
+        <w:tabs>
+          <w:tab w:val="num" w:pos="0"/>
+        </w:tabs>
+        <w:ind w:start="0" w:hanging="0"/>
+      </w:pPr>
+    </w:lvl>
+    <w:lvl w:ilvl="4">
+      <w:start w:val="1"/>
+      <w:numFmt w:val="none"/>
+      <w:suff w:val="nothing"/>
+      <w:lvlText w:val=""/>
+      <w:lvlJc w:val="start"/>
+      <w:pPr>
+        <w:tabs>
+          <w:tab w:val="num" w:pos="0"/>
+        </w:tabs>
+        <w:ind w:start="0" w:hanging="0"/>
+      </w:pPr>
+    </w:lvl>
+    <w:lvl w:ilvl="5">
+      <w:start w:val="1"/>
+      <w:numFmt w:val="none"/>
+      <w:suff w:val="nothing"/>
+      <w:lvlText w:val=""/>
+      <w:lvlJc w:val="start"/>
+      <w:pPr>
+        <w:tabs>
+          <w:tab w:val="num" w:pos="0"/>
+        </w:tabs>
+        <w:ind w:start="0" w:hanging="0"/>
+      </w:pPr>
+    </w:lvl>
+    <w:lvl w:ilvl="6">
+      <w:start w:val="1"/>
+      <w:numFmt w:val="none"/>
+      <w:suff w:val="nothing"/>
+      <w:lvlText w:val=""/>
+      <w:lvlJc w:val="start"/>
+      <w:pPr>
+        <w:tabs>
+          <w:tab w:val="num" w:pos="0"/>
+        </w:tabs>
+        <w:ind w:start="0" w:hanging="0"/>
+      </w:pPr>
+    </w:lvl>
+    <w:lvl w:ilvl="7">
+      <w:start w:val="1"/>
+      <w:numFmt w:val="none"/>
+      <w:suff w:val="nothing"/>
+      <w:lvlText w:val=""/>
+      <w:lvlJc w:val="start"/>
+      <w:pPr>
+        <w:tabs>
+          <w:tab w:val="num" w:pos="0"/>
+        </w:tabs>
+        <w:ind w:start="0" w:hanging="0"/>
+      </w:pPr>
+    </w:lvl>
+    <w:lvl w:ilvl="8">
+      <w:start w:val="1"/>
+      <w:numFmt w:val="none"/>
+      <w:suff w:val="nothing"/>
+      <w:lvlText w:val=""/>
+      <w:lvlJc w:val="start"/>
+      <w:pPr>
+        <w:tabs>
+          <w:tab w:val="num" w:pos="0"/>
+        </w:tabs>
+        <w:ind w:start="0" w:hanging="0"/>
+      </w:pPr>
+    </w:lvl>
+  </w:abstractNum>
+  <w:num w:numId="1">
     <w:abstractNumId w:val="1"/>
   </w:num>
-  <w:num w:numId="2" w16cid:durableId="783038913">
+  <w:num w:numId="2">
+    <w:abstractNumId w:val="2"/>
+  </w:num>
+  <w:num w:numId="3">
+    <w:abstractNumId w:val="3"/>
+  </w:num>
+  <w:num w:numId="4">
+    <w:abstractNumId w:val="4"/>
+  </w:num>
+  <w:num w:numId="5">
+    <w:abstractNumId w:val="5"/>
+  </w:num>
+  <w:num w:numId="6">
     <w:abstractNumId w:val="6"/>
   </w:num>
-  <w:num w:numId="3" w16cid:durableId="1911117096">
-    <w:abstractNumId w:val="5"/>
+  <w:num w:numId="7">
+    <w:abstractNumId w:val="7"/>
   </w:num>
-  <w:num w:numId="4" w16cid:durableId="924411751">
-    <w:abstractNumId w:val="4"/>
-  </w:num>
-  <w:num w:numId="5" w16cid:durableId="1074089775">
-    <w:abstractNumId w:val="2"/>
-  </w:num>
-  <w:num w:numId="6" w16cid:durableId="1727994150">
-    <w:abstractNumId w:val="3"/>
-  </w:num>
-  <w:num w:numId="7" w16cid:durableId="1832915514">
-    <w:abstractNumId w:val="0"/>
+  <w:num w:numId="8">
+    <w:abstractNumId w:val="8"/>
   </w:num>
 </w:numbering>
 </file>
 
 <file path=word/styles.xml><?xml version="1.0" encoding="utf-8"?>
-<w:styles xmlns:mc="http://schemas.openxmlformats.org/markup-compatibility/2006" xmlns:r="http://schemas.openxmlformats.org/officeDocument/2006/relationships" xmlns:w="http://schemas.openxmlformats.org/wordprocessingml/2006/main" xmlns:w14="http://schemas.microsoft.com/office/word/2010/wordml" xmlns:w15="http://schemas.microsoft.com/office/word/2012/wordml" xmlns:w16cex="http://schemas.microsoft.com/office/word/2018/wordml/cex" xmlns:w16cid="http://schemas.microsoft.com/office/word/2016/wordml/cid" xmlns:w16="http://schemas.microsoft.com/office/word/2018/wordml" xmlns:w16du="http://schemas.microsoft.com/office/word/2023/wordml/word16du" xmlns:w16sdtdh="http://schemas.microsoft.com/office/word/2020/wordml/sdtdatahash" xmlns:w16sdtfl="http://schemas.microsoft.com/office/word/2024/wordml/sdtformatlock" xmlns:w16se="http://schemas.microsoft.com/office/word/2015/wordml/symex" mc:Ignorable="w14 w15 w16se w16cid w16 w16cex w16sdtdh w16sdtfl w16du">
+<w:styles xmlns:w="http://schemas.openxmlformats.org/wordprocessingml/2006/main" xmlns:w14="http://schemas.microsoft.com/office/word/2010/wordml" xmlns:mc="http://schemas.openxmlformats.org/markup-compatibility/2006" mc:Ignorable="w14">
   <w:docDefaults>
     <w:rPrDefault>
       <w:rPr>
-        <w:rFonts w:ascii="Times New Roman" w:eastAsia="Times New Roman" w:hAnsi="Times New Roman" w:cs="Times New Roman"/>
+        <w:rFonts w:ascii="Times New Roman" w:hAnsi="Times New Roman" w:eastAsia="Times New Roman" w:cs="Times New Roman"/>
         <w:sz w:val="24"/>
         <w:szCs w:val="24"/>
-        <w:lang w:val="en" w:eastAsia="en-US" w:bidi="ar-SA"/>
+        <w:lang w:val="en-US" w:eastAsia="en-US" w:bidi="ar-SA"/>
       </w:rPr>
     </w:rPrDefault>
-    <w:pPrDefault/>
+    <w:pPrDefault>
+      <w:pPr>
+        <w:suppressAutoHyphens w:val="true"/>
+      </w:pPr>
+    </w:pPrDefault>
   </w:docDefaults>
   <w:latentStyles w:defLockedState="0" w:defUIPriority="99" w:defSemiHidden="0" w:defUnhideWhenUsed="0" w:defQFormat="0" w:count="376">
     <w:lsdException w:name="Normal" w:uiPriority="0" w:qFormat="1"/>
     <w:lsdException w:name="heading 1" w:uiPriority="9" w:qFormat="1"/>
-    <w:lsdException w:name="heading 2" w:semiHidden="1" w:uiPriority="9" w:unhideWhenUsed="1" w:qFormat="1"/>
-    <w:lsdException w:name="heading 3" w:semiHidden="1" w:uiPriority="9" w:unhideWhenUsed="1" w:qFormat="1"/>
-    <w:lsdException w:name="heading 4" w:semiHidden="1" w:uiPriority="9" w:unhideWhenUsed="1" w:qFormat="1"/>
-    <w:lsdException w:name="heading 5" w:semiHidden="1" w:uiPriority="9" w:unhideWhenUsed="1" w:qFormat="1"/>
-    <w:lsdException w:name="heading 6" w:semiHidden="1" w:uiPriority="9" w:unhideWhenUsed="1" w:qFormat="1"/>
-    <w:lsdException w:name="heading 7" w:semiHidden="1" w:uiPriority="9" w:unhideWhenUsed="1" w:qFormat="1"/>
-    <w:lsdException w:name="heading 8" w:semiHidden="1" w:uiPriority="9" w:unhideWhenUsed="1" w:qFormat="1"/>
-    <w:lsdException w:name="heading 9" w:semiHidden="1" w:uiPriority="9" w:unhideWhenUsed="1" w:qFormat="1"/>
+    <w:lsdException w:name="heading 2" w:uiPriority="9" w:semiHidden="1" w:unhideWhenUsed="1" w:qFormat="1"/>
+    <w:lsdException w:name="heading 3" w:uiPriority="9" w:semiHidden="1" w:unhideWhenUsed="1" w:qFormat="1"/>
+    <w:lsdException w:name="heading 4" w:uiPriority="9" w:semiHidden="1" w:unhideWhenUsed="1" w:qFormat="1"/>
+    <w:lsdException w:name="heading 5" w:uiPriority="9" w:semiHidden="1" w:unhideWhenUsed="1" w:qFormat="1"/>
+    <w:lsdException w:name="heading 6" w:uiPriority="9" w:semiHidden="1" w:unhideWhenUsed="1" w:qFormat="1"/>
+    <w:lsdException w:name="heading 7" w:uiPriority="9" w:semiHidden="1" w:unhideWhenUsed="1" w:qFormat="1"/>
+    <w:lsdException w:name="heading 8" w:uiPriority="9" w:semiHidden="1" w:unhideWhenUsed="1" w:qFormat="1"/>
+    <w:lsdException w:name="heading 9" w:uiPriority="9" w:semiHidden="1" w:unhideWhenUsed="1" w:qFormat="1"/>
     <w:lsdException w:name="index 1" w:semiHidden="1" w:unhideWhenUsed="1"/>
     <w:lsdException w:name="index 2" w:semiHidden="1" w:unhideWhenUsed="1"/>
     <w:lsdException w:name="index 3" w:semiHidden="1" w:unhideWhenUsed="1"/>
@@ -6876,22 +6858,22 @@
     <w:lsdException w:name="index 7" w:semiHidden="1" w:unhideWhenUsed="1"/>
     <w:lsdException w:name="index 8" w:semiHidden="1" w:unhideWhenUsed="1"/>
     <w:lsdException w:name="index 9" w:semiHidden="1" w:unhideWhenUsed="1"/>
-    <w:lsdException w:name="toc 1" w:semiHidden="1" w:uiPriority="39" w:unhideWhenUsed="1"/>
-    <w:lsdException w:name="toc 2" w:semiHidden="1" w:uiPriority="39" w:unhideWhenUsed="1"/>
-    <w:lsdException w:name="toc 3" w:semiHidden="1" w:uiPriority="39" w:unhideWhenUsed="1"/>
-    <w:lsdException w:name="toc 4" w:semiHidden="1" w:uiPriority="39" w:unhideWhenUsed="1"/>
-    <w:lsdException w:name="toc 5" w:semiHidden="1" w:uiPriority="39" w:unhideWhenUsed="1"/>
-    <w:lsdException w:name="toc 6" w:semiHidden="1" w:uiPriority="39" w:unhideWhenUsed="1"/>
-    <w:lsdException w:name="toc 7" w:semiHidden="1" w:uiPriority="39" w:unhideWhenUsed="1"/>
-    <w:lsdException w:name="toc 8" w:semiHidden="1" w:uiPriority="39" w:unhideWhenUsed="1"/>
-    <w:lsdException w:name="toc 9" w:semiHidden="1" w:uiPriority="39" w:unhideWhenUsed="1"/>
+    <w:lsdException w:name="toc 1" w:uiPriority="39" w:semiHidden="1" w:unhideWhenUsed="1"/>
+    <w:lsdException w:name="toc 2" w:uiPriority="39" w:semiHidden="1" w:unhideWhenUsed="1"/>
+    <w:lsdException w:name="toc 3" w:uiPriority="39" w:semiHidden="1" w:unhideWhenUsed="1"/>
+    <w:lsdException w:name="toc 4" w:uiPriority="39" w:semiHidden="1" w:unhideWhenUsed="1"/>
+    <w:lsdException w:name="toc 5" w:uiPriority="39" w:semiHidden="1" w:unhideWhenUsed="1"/>
+    <w:lsdException w:name="toc 6" w:uiPriority="39" w:semiHidden="1" w:unhideWhenUsed="1"/>
+    <w:lsdException w:name="toc 7" w:uiPriority="39" w:semiHidden="1" w:unhideWhenUsed="1"/>
+    <w:lsdException w:name="toc 8" w:uiPriority="39" w:semiHidden="1" w:unhideWhenUsed="1"/>
+    <w:lsdException w:name="toc 9" w:uiPriority="39" w:semiHidden="1" w:unhideWhenUsed="1"/>
     <w:lsdException w:name="Normal Indent" w:semiHidden="1" w:unhideWhenUsed="1"/>
     <w:lsdException w:name="footnote text" w:semiHidden="1" w:unhideWhenUsed="1"/>
     <w:lsdException w:name="annotation text" w:semiHidden="1" w:unhideWhenUsed="1"/>
     <w:lsdException w:name="header" w:semiHidden="1" w:unhideWhenUsed="1"/>
     <w:lsdException w:name="footer" w:semiHidden="1" w:unhideWhenUsed="1"/>
     <w:lsdException w:name="index heading" w:semiHidden="1" w:unhideWhenUsed="1"/>
-    <w:lsdException w:name="caption" w:semiHidden="1" w:uiPriority="35" w:unhideWhenUsed="1" w:qFormat="1"/>
+    <w:lsdException w:name="caption" w:uiPriority="35" w:semiHidden="1" w:unhideWhenUsed="1" w:qFormat="1"/>
     <w:lsdException w:name="table of figures" w:semiHidden="1" w:unhideWhenUsed="1"/>
     <w:lsdException w:name="envelope address" w:semiHidden="1" w:unhideWhenUsed="1"/>
     <w:lsdException w:name="envelope return" w:semiHidden="1" w:unhideWhenUsed="1"/>
@@ -6922,7 +6904,7 @@
     <w:lsdException w:name="Title" w:uiPriority="10" w:qFormat="1"/>
     <w:lsdException w:name="Closing" w:semiHidden="1" w:unhideWhenUsed="1"/>
     <w:lsdException w:name="Signature" w:semiHidden="1" w:unhideWhenUsed="1"/>
-    <w:lsdException w:name="Default Paragraph Font" w:semiHidden="1" w:uiPriority="1" w:unhideWhenUsed="1"/>
+    <w:lsdException w:name="Default Paragraph Font" w:uiPriority="1" w:semiHidden="1" w:unhideWhenUsed="1"/>
     <w:lsdException w:name="Body Text" w:semiHidden="1" w:unhideWhenUsed="1"/>
     <w:lsdException w:name="Body Text Indent" w:semiHidden="1" w:unhideWhenUsed="1"/>
     <w:lsdException w:name="List Continue" w:semiHidden="1" w:unhideWhenUsed="1"/>
@@ -7122,8 +7104,8 @@
     <w:lsdException w:name="Subtle Reference" w:uiPriority="31" w:qFormat="1"/>
     <w:lsdException w:name="Intense Reference" w:uiPriority="32" w:qFormat="1"/>
     <w:lsdException w:name="Book Title" w:uiPriority="33" w:qFormat="1"/>
-    <w:lsdException w:name="Bibliography" w:semiHidden="1" w:uiPriority="37" w:unhideWhenUsed="1"/>
-    <w:lsdException w:name="TOC Heading" w:semiHidden="1" w:uiPriority="39" w:unhideWhenUsed="1" w:qFormat="1"/>
+    <w:lsdException w:name="Bibliography" w:uiPriority="37" w:semiHidden="1" w:unhideWhenUsed="1"/>
+    <w:lsdException w:name="TOC Heading" w:uiPriority="39" w:semiHidden="1" w:unhideWhenUsed="1" w:qFormat="1"/>
     <w:lsdException w:name="Plain Table 1" w:uiPriority="41"/>
     <w:lsdException w:name="Plain Table 2" w:uiPriority="42"/>
     <w:lsdException w:name="Plain Table 3" w:uiPriority="43"/>
@@ -7234,10 +7216,24 @@
     <w:lsdException w:name="Unresolved Mention" w:semiHidden="1" w:unhideWhenUsed="1"/>
     <w:lsdException w:name="Smart Link" w:semiHidden="1" w:unhideWhenUsed="1"/>
   </w:latentStyles>
-  <w:style w:type="paragraph" w:default="1" w:styleId="Normal">
+  <w:style w:type="paragraph" w:styleId="Normal" w:default="1">
     <w:name w:val="Normal"/>
     <w:qFormat/>
-    <w:rsid w:val="00D53C7B"/>
+    <w:rsid w:val="00d53c7b"/>
+    <w:pPr>
+      <w:widowControl/>
+      <w:bidi w:val="0"/>
+      <w:spacing w:before="0" w:after="0"/>
+      <w:jc w:val="start"/>
+    </w:pPr>
+    <w:rPr>
+      <w:rFonts w:ascii="Times New Roman" w:hAnsi="Times New Roman" w:eastAsia="Times New Roman" w:cs="Times New Roman"/>
+      <w:color w:val="auto"/>
+      <w:kern w:val="0"/>
+      <w:sz w:val="24"/>
+      <w:szCs w:val="24"/>
+      <w:lang w:val="en-US" w:eastAsia="en-US" w:bidi="ar-SA"/>
+    </w:rPr>
   </w:style>
   <w:style w:type="paragraph" w:styleId="Heading1">
     <w:name w:val="heading 1"/>
@@ -7246,7 +7242,7 @@
     <w:uiPriority w:val="9"/>
     <w:qFormat/>
     <w:pPr>
-      <w:keepNext/>
+      <w:keepNext w:val="true"/>
       <w:jc w:val="both"/>
       <w:outlineLvl w:val="0"/>
     </w:pPr>
@@ -7265,7 +7261,7 @@
     <w:unhideWhenUsed/>
     <w:qFormat/>
     <w:pPr>
-      <w:keepNext/>
+      <w:keepNext w:val="true"/>
       <w:jc w:val="both"/>
       <w:outlineLvl w:val="1"/>
     </w:pPr>
@@ -7285,12 +7281,12 @@
     <w:unhideWhenUsed/>
     <w:qFormat/>
     <w:pPr>
-      <w:keepNext/>
+      <w:keepNext w:val="true"/>
       <w:spacing w:before="240" w:after="60"/>
       <w:outlineLvl w:val="2"/>
     </w:pPr>
     <w:rPr>
-      <w:rFonts w:ascii="Calibri" w:eastAsia="Calibri" w:hAnsi="Calibri" w:cs="Calibri"/>
+      <w:rFonts w:ascii="Calibri" w:hAnsi="Calibri" w:eastAsia="Calibri" w:cs="Calibri"/>
       <w:b/>
       <w:bCs/>
       <w:sz w:val="26"/>
@@ -7306,9 +7302,9 @@
     <w:unhideWhenUsed/>
     <w:qFormat/>
     <w:pPr>
-      <w:keepNext/>
-      <w:spacing w:line="288" w:lineRule="auto"/>
-      <w:ind w:left="360"/>
+      <w:keepNext w:val="true"/>
+      <w:spacing w:lineRule="auto" w:line="288"/>
+      <w:ind w:start="360"/>
       <w:jc w:val="center"/>
       <w:outlineLvl w:val="3"/>
     </w:pPr>
@@ -7328,10 +7324,10 @@
     <w:unhideWhenUsed/>
     <w:qFormat/>
     <w:pPr>
-      <w:keepNext/>
-      <w:spacing w:line="288" w:lineRule="auto"/>
-      <w:ind w:left="360"/>
-      <w:jc w:val="right"/>
+      <w:keepNext w:val="true"/>
+      <w:spacing w:lineRule="auto" w:line="288"/>
+      <w:ind w:start="360"/>
+      <w:jc w:val="end"/>
       <w:outlineLvl w:val="4"/>
     </w:pPr>
     <w:rPr>
@@ -7350,8 +7346,8 @@
     <w:unhideWhenUsed/>
     <w:qFormat/>
     <w:pPr>
-      <w:keepNext/>
-      <w:ind w:left="360" w:hanging="360"/>
+      <w:keepNext w:val="true"/>
+      <w:ind w:hanging="360" w:start="360"/>
       <w:jc w:val="both"/>
       <w:outlineLvl w:val="5"/>
     </w:pPr>
@@ -7361,43 +7357,71 @@
       <w:smallCaps/>
     </w:rPr>
   </w:style>
-  <w:style w:type="character" w:default="1" w:styleId="DefaultParagraphFont">
+  <w:style w:type="character" w:styleId="DefaultParagraphFont" w:default="1">
     <w:name w:val="Default Paragraph Font"/>
     <w:uiPriority w:val="1"/>
     <w:semiHidden/>
     <w:unhideWhenUsed/>
+    <w:qFormat/>
+    <w:rPr/>
   </w:style>
-  <w:style w:type="table" w:default="1" w:styleId="TableNormal">
-    <w:name w:val="Normal Table"/>
-    <w:uiPriority w:val="99"/>
-    <w:semiHidden/>
-    <w:unhideWhenUsed/>
-    <w:tblPr>
-      <w:tblInd w:w="0" w:type="dxa"/>
-      <w:tblCellMar>
-        <w:top w:w="0" w:type="dxa"/>
-        <w:left w:w="108" w:type="dxa"/>
-        <w:bottom w:w="0" w:type="dxa"/>
-        <w:right w:w="108" w:type="dxa"/>
-      </w:tblCellMar>
-    </w:tblPr>
+  <w:style w:type="paragraph" w:styleId="Heading">
+    <w:name w:val="Heading"/>
+    <w:basedOn w:val="Normal"/>
+    <w:next w:val="BodyText"/>
+    <w:qFormat/>
+    <w:pPr>
+      <w:keepNext w:val="true"/>
+      <w:spacing w:before="240" w:after="120"/>
+    </w:pPr>
+    <w:rPr>
+      <w:rFonts w:ascii="Liberation Sans" w:hAnsi="Liberation Sans" w:eastAsia="Arial Unicode MS" w:cs="Arial Unicode MS"/>
+      <w:sz w:val="28"/>
+      <w:szCs w:val="28"/>
+    </w:rPr>
   </w:style>
-  <w:style w:type="numbering" w:default="1" w:styleId="NoList">
-    <w:name w:val="No List"/>
-    <w:uiPriority w:val="99"/>
-    <w:semiHidden/>
-    <w:unhideWhenUsed/>
+  <w:style w:type="paragraph" w:styleId="BodyText">
+    <w:name w:val="Body Text"/>
+    <w:basedOn w:val="Normal"/>
+    <w:pPr>
+      <w:spacing w:lineRule="auto" w:line="276" w:before="0" w:after="140"/>
+    </w:pPr>
+    <w:rPr/>
   </w:style>
-  <w:style w:type="table" w:customStyle="1" w:styleId="TableNormal0">
-    <w:name w:val="TableNormal"/>
-    <w:tblPr>
-      <w:tblCellMar>
-        <w:top w:w="100" w:type="dxa"/>
-        <w:left w:w="100" w:type="dxa"/>
-        <w:bottom w:w="100" w:type="dxa"/>
-        <w:right w:w="100" w:type="dxa"/>
-      </w:tblCellMar>
-    </w:tblPr>
+  <w:style w:type="paragraph" w:styleId="List">
+    <w:name w:val="List"/>
+    <w:basedOn w:val="BodyText"/>
+    <w:pPr/>
+    <w:rPr>
+      <w:rFonts w:cs="Arial Unicode MS"/>
+    </w:rPr>
+  </w:style>
+  <w:style w:type="paragraph" w:styleId="Caption">
+    <w:name w:val="caption"/>
+    <w:basedOn w:val="Normal"/>
+    <w:qFormat/>
+    <w:pPr>
+      <w:suppressLineNumbers/>
+      <w:spacing w:before="120" w:after="120"/>
+    </w:pPr>
+    <w:rPr>
+      <w:rFonts w:cs="Arial Unicode MS"/>
+      <w:i/>
+      <w:iCs/>
+      <w:sz w:val="24"/>
+      <w:szCs w:val="24"/>
+    </w:rPr>
+  </w:style>
+  <w:style w:type="paragraph" w:styleId="Index">
+    <w:name w:val="Index"/>
+    <w:basedOn w:val="Normal"/>
+    <w:qFormat/>
+    <w:pPr>
+      <w:suppressLineNumbers/>
+    </w:pPr>
+    <w:rPr>
+      <w:rFonts w:cs="Arial Unicode MS"/>
+    </w:rPr>
   </w:style>
   <w:style w:type="paragraph" w:styleId="Title">
     <w:name w:val="Title"/>
@@ -7406,7 +7430,7 @@
     <w:uiPriority w:val="10"/>
     <w:qFormat/>
     <w:pPr>
-      <w:keepNext/>
+      <w:keepNext w:val="true"/>
       <w:keepLines/>
       <w:spacing w:before="480" w:after="120"/>
     </w:pPr>
@@ -7424,12 +7448,12 @@
     <w:uiPriority w:val="11"/>
     <w:qFormat/>
     <w:pPr>
-      <w:keepNext/>
+      <w:keepNext w:val="true"/>
       <w:keepLines/>
       <w:spacing w:before="360" w:after="80"/>
     </w:pPr>
     <w:rPr>
-      <w:rFonts w:ascii="Georgia" w:eastAsia="Georgia" w:hAnsi="Georgia" w:cs="Georgia"/>
+      <w:rFonts w:ascii="Georgia" w:hAnsi="Georgia" w:eastAsia="Georgia" w:cs="Georgia"/>
       <w:i/>
       <w:iCs/>
       <w:color w:val="666666"/>
@@ -7437,11 +7461,38 @@
       <w:szCs w:val="48"/>
     </w:rPr>
   </w:style>
-  <w:style w:type="table" w:customStyle="1" w:styleId="a">
-    <w:basedOn w:val="TableNormal0"/>
+  <w:style w:type="paragraph" w:styleId="HeaderandFooter">
+    <w:name w:val="Header and Footer"/>
+    <w:basedOn w:val="Normal"/>
+    <w:qFormat/>
+    <w:pPr/>
+    <w:rPr/>
+  </w:style>
+  <w:style w:type="paragraph" w:styleId="Footer">
+    <w:name w:val="footer"/>
+    <w:basedOn w:val="HeaderandFooter"/>
+    <w:pPr/>
+    <w:rPr/>
+  </w:style>
+  <w:style w:type="paragraph" w:styleId="Header">
+    <w:name w:val="header"/>
+    <w:basedOn w:val="HeaderandFooter"/>
+    <w:pPr/>
+    <w:rPr/>
+  </w:style>
+  <w:style w:type="numbering" w:styleId="NoList" w:default="1">
+    <w:name w:val="No List"/>
+    <w:uiPriority w:val="99"/>
+    <w:semiHidden/>
+    <w:unhideWhenUsed/>
+    <w:qFormat/>
+  </w:style>
+  <w:style w:type="table" w:default="1" w:styleId="TableNormal">
+    <w:name w:val="Normal Table"/>
+    <w:uiPriority w:val="99"/>
+    <w:semiHidden/>
+    <w:unhideWhenUsed/>
     <w:tblPr>
-      <w:tblStyleRowBandSize w:val="1"/>
-      <w:tblStyleColBandSize w:val="1"/>
       <w:tblCellMar>
         <w:top w:w="0" w:type="dxa"/>
         <w:left w:w="108" w:type="dxa"/>
@@ -7450,75 +7501,14 @@
       </w:tblCellMar>
     </w:tblPr>
   </w:style>
-  <w:style w:type="table" w:customStyle="1" w:styleId="a0">
-    <w:basedOn w:val="TableNormal0"/>
+  <w:style w:type="table" w:customStyle="1" w:styleId="TableNormal0">
+    <w:name w:val="TableNormal"/>
     <w:tblPr>
-      <w:tblStyleRowBandSize w:val="1"/>
-      <w:tblStyleColBandSize w:val="1"/>
       <w:tblCellMar>
-        <w:top w:w="0" w:type="dxa"/>
-        <w:left w:w="108" w:type="dxa"/>
-        <w:bottom w:w="0" w:type="dxa"/>
-        <w:right w:w="108" w:type="dxa"/>
-      </w:tblCellMar>
-    </w:tblPr>
-  </w:style>
-  <w:style w:type="table" w:customStyle="1" w:styleId="a1">
-    <w:basedOn w:val="TableNormal0"/>
-    <w:tblPr>
-      <w:tblStyleRowBandSize w:val="1"/>
-      <w:tblStyleColBandSize w:val="1"/>
-      <w:tblCellMar>
-        <w:top w:w="0" w:type="dxa"/>
-        <w:left w:w="115" w:type="dxa"/>
-        <w:bottom w:w="0" w:type="dxa"/>
-        <w:right w:w="115" w:type="dxa"/>
-      </w:tblCellMar>
-    </w:tblPr>
-  </w:style>
-  <w:style w:type="table" w:customStyle="1" w:styleId="a2">
-    <w:basedOn w:val="TableNormal0"/>
-    <w:tblPr>
-      <w:tblStyleRowBandSize w:val="1"/>
-      <w:tblStyleColBandSize w:val="1"/>
-      <w:tblCellMar>
-        <w:top w:w="0" w:type="dxa"/>
-        <w:left w:w="115" w:type="dxa"/>
-        <w:bottom w:w="0" w:type="dxa"/>
-        <w:right w:w="115" w:type="dxa"/>
-      </w:tblCellMar>
-    </w:tblPr>
-  </w:style>
-  <w:style w:type="table" w:customStyle="1" w:styleId="a3">
-    <w:basedOn w:val="TableNormal0"/>
-    <w:tblPr>
-      <w:tblStyleRowBandSize w:val="1"/>
-      <w:tblStyleColBandSize w:val="1"/>
-      <w:tblCellMar>
-        <w:top w:w="0" w:type="dxa"/>
-        <w:left w:w="108" w:type="dxa"/>
-        <w:bottom w:w="0" w:type="dxa"/>
-        <w:right w:w="108" w:type="dxa"/>
-      </w:tblCellMar>
-    </w:tblPr>
-  </w:style>
-  <w:style w:type="table" w:customStyle="1" w:styleId="a4">
-    <w:basedOn w:val="TableNormal0"/>
-    <w:tblPr>
-      <w:tblStyleRowBandSize w:val="1"/>
-      <w:tblStyleColBandSize w:val="1"/>
-    </w:tblPr>
-  </w:style>
-  <w:style w:type="table" w:customStyle="1" w:styleId="a5">
-    <w:basedOn w:val="TableNormal0"/>
-    <w:tblPr>
-      <w:tblStyleRowBandSize w:val="1"/>
-      <w:tblStyleColBandSize w:val="1"/>
-      <w:tblCellMar>
-        <w:top w:w="0" w:type="dxa"/>
-        <w:left w:w="108" w:type="dxa"/>
-        <w:bottom w:w="0" w:type="dxa"/>
-        <w:right w:w="108" w:type="dxa"/>
+        <w:top w:w="100" w:type="dxa"/>
+        <w:left w:w="100" w:type="dxa"/>
+        <w:bottom w:w="100" w:type="dxa"/>
+        <w:right w:w="100" w:type="dxa"/>
       </w:tblCellMar>
     </w:tblPr>
   </w:style>
@@ -7526,14 +7516,14 @@
 </file>
 
 <file path=word/theme/theme1.xml><?xml version="1.0" encoding="utf-8"?>
-<a:theme xmlns:a="http://schemas.openxmlformats.org/drawingml/2006/main" name="Office Theme">
+<a:theme xmlns:a="http://schemas.openxmlformats.org/drawingml/2006/main" xmlns:r="http://schemas.openxmlformats.org/officeDocument/2006/relationships" name="Office Theme">
   <a:themeElements>
     <a:clrScheme name="Office">
       <a:dk1>
-        <a:sysClr val="windowText" lastClr="000000"/>
+        <a:srgbClr val="000000"/>
       </a:dk1>
       <a:lt1>
-        <a:sysClr val="window" lastClr="FFFFFF"/>
+        <a:srgbClr val="FFFFFF"/>
       </a:lt1>
       <a:dk2>
         <a:srgbClr val="1F497D"/>
@@ -7568,286 +7558,138 @@
     </a:clrScheme>
     <a:fontScheme name="Office">
       <a:majorFont>
-        <a:latin typeface="Calibri"/>
+        <a:latin typeface="Calibri" pitchFamily="0" charset="1"/>
         <a:ea typeface=""/>
         <a:cs typeface=""/>
-        <a:font script="Jpan" typeface="ＭＳ ゴシック"/>
-        <a:font script="Hang" typeface="맑은 고딕"/>
-        <a:font script="Hans" typeface="宋体"/>
-        <a:font script="Hant" typeface="新細明體"/>
-        <a:font script="Arab" typeface="Times New Roman"/>
-        <a:font script="Hebr" typeface="Times New Roman"/>
-        <a:font script="Thai" typeface="Angsana New"/>
-        <a:font script="Ethi" typeface="Nyala"/>
-        <a:font script="Beng" typeface="Vrinda"/>
-        <a:font script="Gujr" typeface="Shruti"/>
-        <a:font script="Khmr" typeface="MoolBoran"/>
-        <a:font script="Knda" typeface="Tunga"/>
-        <a:font script="Guru" typeface="Raavi"/>
-        <a:font script="Cans" typeface="Euphemia"/>
-        <a:font script="Cher" typeface="Plantagenet Cherokee"/>
-        <a:font script="Yiii" typeface="Microsoft Yi Baiti"/>
-        <a:font script="Tibt" typeface="Microsoft Himalaya"/>
-        <a:font script="Thaa" typeface="MV Boli"/>
-        <a:font script="Deva" typeface="Mangal"/>
-        <a:font script="Telu" typeface="Gautami"/>
-        <a:font script="Taml" typeface="Latha"/>
-        <a:font script="Syrc" typeface="Estrangelo Edessa"/>
-        <a:font script="Orya" typeface="Kalinga"/>
-        <a:font script="Mlym" typeface="Kartika"/>
-        <a:font script="Laoo" typeface="DokChampa"/>
-        <a:font script="Sinh" typeface="Iskoola Pota"/>
-        <a:font script="Mong" typeface="Mongolian Baiti"/>
-        <a:font script="Viet" typeface="Times New Roman"/>
-        <a:font script="Uigh" typeface="Microsoft Uighur"/>
-        <a:font script="Geor" typeface="Sylfaen"/>
       </a:majorFont>
       <a:minorFont>
-        <a:latin typeface="Cambria"/>
+        <a:latin typeface="Cambria" pitchFamily="0" charset="1"/>
         <a:ea typeface=""/>
         <a:cs typeface=""/>
-        <a:font script="Jpan" typeface="ＭＳ 明朝"/>
-        <a:font script="Hang" typeface="맑은 고딕"/>
-        <a:font script="Hans" typeface="宋体"/>
-        <a:font script="Hant" typeface="新細明體"/>
-        <a:font script="Arab" typeface="Arial"/>
-        <a:font script="Hebr" typeface="Arial"/>
-        <a:font script="Thai" typeface="Cordia New"/>
-        <a:font script="Ethi" typeface="Nyala"/>
-        <a:font script="Beng" typeface="Vrinda"/>
-        <a:font script="Gujr" typeface="Shruti"/>
-        <a:font script="Khmr" typeface="DaunPenh"/>
-        <a:font script="Knda" typeface="Tunga"/>
-        <a:font script="Guru" typeface="Raavi"/>
-        <a:font script="Cans" typeface="Euphemia"/>
-        <a:font script="Cher" typeface="Plantagenet Cherokee"/>
-        <a:font script="Yiii" typeface="Microsoft Yi Baiti"/>
-        <a:font script="Tibt" typeface="Microsoft Himalaya"/>
-        <a:font script="Thaa" typeface="MV Boli"/>
-        <a:font script="Deva" typeface="Mangal"/>
-        <a:font script="Telu" typeface="Gautami"/>
-        <a:font script="Taml" typeface="Latha"/>
-        <a:font script="Syrc" typeface="Estrangelo Edessa"/>
-        <a:font script="Orya" typeface="Kalinga"/>
-        <a:font script="Mlym" typeface="Kartika"/>
-        <a:font script="Laoo" typeface="DokChampa"/>
-        <a:font script="Sinh" typeface="Iskoola Pota"/>
-        <a:font script="Mong" typeface="Mongolian Baiti"/>
-        <a:font script="Viet" typeface="Arial"/>
-        <a:font script="Uigh" typeface="Microsoft Uighur"/>
-        <a:font script="Geor" typeface="Sylfaen"/>
       </a:minorFont>
     </a:fontScheme>
-    <a:fmtScheme name="Office">
+    <a:fmtScheme>
       <a:fillStyleLst>
         <a:solidFill>
           <a:schemeClr val="phClr"/>
         </a:solidFill>
-        <a:gradFill rotWithShape="1">
+        <a:gradFill>
           <a:gsLst>
             <a:gs pos="0">
               <a:schemeClr val="phClr">
                 <a:tint val="50000"/>
-                <a:satMod val="300000"/>
               </a:schemeClr>
             </a:gs>
             <a:gs pos="35000">
               <a:schemeClr val="phClr">
                 <a:tint val="37000"/>
-                <a:satMod val="300000"/>
               </a:schemeClr>
             </a:gs>
             <a:gs pos="100000">
               <a:schemeClr val="phClr">
                 <a:tint val="15000"/>
-                <a:satMod val="350000"/>
               </a:schemeClr>
             </a:gs>
           </a:gsLst>
           <a:lin ang="16200000" scaled="1"/>
+          <a:tileRect l="0" t="0" r="0" b="0"/>
         </a:gradFill>
-        <a:gradFill rotWithShape="1">
+        <a:gradFill>
           <a:gsLst>
             <a:gs pos="0">
               <a:schemeClr val="phClr">
                 <a:tint val="100000"/>
                 <a:shade val="100000"/>
-                <a:satMod val="130000"/>
               </a:schemeClr>
             </a:gs>
             <a:gs pos="100000">
               <a:schemeClr val="phClr">
                 <a:tint val="50000"/>
                 <a:shade val="100000"/>
-                <a:satMod val="350000"/>
               </a:schemeClr>
             </a:gs>
           </a:gsLst>
           <a:lin ang="16200000" scaled="0"/>
+          <a:tileRect l="0" t="0" r="0" b="0"/>
         </a:gradFill>
       </a:fillStyleLst>
       <a:lnStyleLst>
         <a:ln w="9525" cap="flat" cmpd="sng" algn="ctr">
-          <a:solidFill>
-            <a:schemeClr val="phClr">
-              <a:shade val="95000"/>
-              <a:satMod val="105000"/>
-            </a:schemeClr>
-          </a:solidFill>
           <a:prstDash val="solid"/>
         </a:ln>
         <a:ln w="25400" cap="flat" cmpd="sng" algn="ctr">
-          <a:solidFill>
-            <a:schemeClr val="phClr"/>
-          </a:solidFill>
           <a:prstDash val="solid"/>
         </a:ln>
         <a:ln w="38100" cap="flat" cmpd="sng" algn="ctr">
-          <a:solidFill>
-            <a:schemeClr val="phClr"/>
-          </a:solidFill>
           <a:prstDash val="solid"/>
         </a:ln>
       </a:lnStyleLst>
       <a:effectStyleLst>
         <a:effectStyle>
-          <a:effectLst>
-            <a:outerShdw blurRad="40000" dist="20000" dir="5400000" rotWithShape="0">
-              <a:srgbClr val="000000">
-                <a:alpha val="38000"/>
-              </a:srgbClr>
-            </a:outerShdw>
-          </a:effectLst>
+          <a:effectLst/>
         </a:effectStyle>
         <a:effectStyle>
-          <a:effectLst>
-            <a:outerShdw blurRad="40000" dist="23000" dir="5400000" rotWithShape="0">
-              <a:srgbClr val="000000">
-                <a:alpha val="35000"/>
-              </a:srgbClr>
-            </a:outerShdw>
-          </a:effectLst>
+          <a:effectLst/>
         </a:effectStyle>
         <a:effectStyle>
-          <a:effectLst>
-            <a:outerShdw blurRad="40000" dist="23000" dir="5400000" rotWithShape="0">
-              <a:srgbClr val="000000">
-                <a:alpha val="35000"/>
-              </a:srgbClr>
-            </a:outerShdw>
-          </a:effectLst>
-          <a:scene3d>
-            <a:camera prst="orthographicFront">
-              <a:rot lat="0" lon="0" rev="0"/>
-            </a:camera>
-            <a:lightRig rig="threePt" dir="t">
-              <a:rot lat="0" lon="0" rev="1200000"/>
-            </a:lightRig>
-          </a:scene3d>
-          <a:sp3d>
-            <a:bevelT w="63500" h="25400"/>
-          </a:sp3d>
+          <a:effectLst/>
         </a:effectStyle>
       </a:effectStyleLst>
       <a:bgFillStyleLst>
         <a:solidFill>
           <a:schemeClr val="phClr"/>
         </a:solidFill>
-        <a:gradFill rotWithShape="1">
+        <a:gradFill>
           <a:gsLst>
             <a:gs pos="0">
               <a:schemeClr val="phClr">
                 <a:tint val="40000"/>
-                <a:satMod val="350000"/>
               </a:schemeClr>
             </a:gs>
             <a:gs pos="40000">
               <a:schemeClr val="phClr">
                 <a:tint val="45000"/>
                 <a:shade val="99000"/>
-                <a:satMod val="350000"/>
               </a:schemeClr>
             </a:gs>
             <a:gs pos="100000">
               <a:schemeClr val="phClr">
                 <a:shade val="20000"/>
-                <a:satMod val="255000"/>
               </a:schemeClr>
             </a:gs>
           </a:gsLst>
           <a:path path="circle">
             <a:fillToRect l="50000" t="-80000" r="50000" b="180000"/>
           </a:path>
+          <a:tileRect l="0" t="0" r="0" b="0"/>
         </a:gradFill>
-        <a:gradFill rotWithShape="1">
+        <a:gradFill>
           <a:gsLst>
             <a:gs pos="0">
               <a:schemeClr val="phClr">
                 <a:tint val="80000"/>
-                <a:satMod val="300000"/>
               </a:schemeClr>
             </a:gs>
             <a:gs pos="100000">
               <a:schemeClr val="phClr">
                 <a:shade val="30000"/>
-                <a:satMod val="200000"/>
               </a:schemeClr>
             </a:gs>
           </a:gsLst>
           <a:path path="circle">
             <a:fillToRect l="50000" t="50000" r="50000" b="50000"/>
           </a:path>
+          <a:tileRect l="0" t="0" r="0" b="0"/>
         </a:gradFill>
       </a:bgFillStyleLst>
     </a:fmtScheme>
   </a:themeElements>
-  <a:objectDefaults>
-    <a:spDef>
-      <a:spPr/>
-      <a:bodyPr/>
-      <a:lstStyle/>
-      <a:style>
-        <a:lnRef idx="1">
-          <a:schemeClr val="accent1"/>
-        </a:lnRef>
-        <a:fillRef idx="3">
-          <a:schemeClr val="accent1"/>
-        </a:fillRef>
-        <a:effectRef idx="2">
-          <a:schemeClr val="accent1"/>
-        </a:effectRef>
-        <a:fontRef idx="minor">
-          <a:schemeClr val="lt1"/>
-        </a:fontRef>
-      </a:style>
-    </a:spDef>
-    <a:lnDef>
-      <a:spPr/>
-      <a:bodyPr/>
-      <a:lstStyle/>
-      <a:style>
-        <a:lnRef idx="2">
-          <a:schemeClr val="accent1"/>
-        </a:lnRef>
-        <a:fillRef idx="0">
-          <a:schemeClr val="accent1"/>
-        </a:fillRef>
-        <a:effectRef idx="1">
-          <a:schemeClr val="accent1"/>
-        </a:effectRef>
-        <a:fontRef idx="minor">
-          <a:schemeClr val="tx1"/>
-        </a:fontRef>
-      </a:style>
-    </a:lnDef>
-  </a:objectDefaults>
-  <a:extraClrSchemeLst/>
 </a:theme>
 </file>
 
 <file path=customXml/item1.xml><?xml version="1.0" encoding="utf-8"?>
 <go:gDocsCustomXmlDataStorage xmlns:go="http://customooxmlschemas.google.com/" xmlns:r="http://schemas.openxmlformats.org/officeDocument/2006/relationships" uri="GoogleDocsCustomDataVersion2">
-  <go:docsCustomData xmlns:go="http://customooxmlschemas.google.com/" roundtripDataSignature="AMtx7mjXFEPgUGK6Ks9OWucFhNr1uFiSzw==">CgMxLjAyDmguaDc1M2RyMzk4dHppMg5oLjFpbGxkNTFuOHltdTIOaC5mY2dndmJpc2hlaW8yDmguNWQyOTVsY2lmNHp5MghoLmdqZGd4czIOaC52bjd3YWhwOXI4cnEyDmgud2x1NDB4bms0NjV3Mg5oLnJlaHdsZ2thaXl1dDIOaC5ja3UxeXI3bzdqbmYyDmguZ3hzaTk2Y2I3OWl3Mg5oLnR6ZjFubzFrZ2YzMTIOaC5xM21vZGJmZDhvcWMyDmguY2ZyMjZ2a255dG41Mg5oLjNxazFsYWowaDNnOTIOaC40cmJsOTJ0NTUwdnEyDmgudGdmb2IxczNxanBlOAByITFqRThiMWotTkZybGhneEdObjRJTmNDTER2ZVYwSGI0Tg==</go:docsCustomData>
+  <go:docsCustomData roundtripDataSignature="AMtx7mjXFEPgUGK6Ks9OWucFhNr1uFiSzw==">CgMxLjAyDmguaDc1M2RyMzk4dHppMg5oLjFpbGxkNTFuOHltdTIOaC5mY2dndmJpc2hlaW8yDmguNWQyOTVsY2lmNHp5MghoLmdqZGd4czIOaC52bjd3YWhwOXI4cnEyDmgud2x1NDB4bms0NjV3Mg5oLnJlaHdsZ2thaXl1dDIOaC5ja3UxeXI3bzdqbmYyDmguZ3hzaTk2Y2I3OWl3Mg5oLnR6ZjFubzFrZ2YzMTIOaC5xM21vZGJmZDhvcWMyDmguY2ZyMjZ2a255dG41Mg5oLjNxazFsYWowaDNnOTIOaC40cmJsOTJ0NTUwdnEyDmgudGdmb2IxczNxanBlOAByITFqRThiMWotTkZybGhneEdObjRJTmNDTER2ZVYwSGI0Tg==</go:docsCustomData>
 </go:gDocsCustomXmlDataStorage>
 </file>
 

--- a/backend/assets/contract-templates/contract-racekit.docx
+++ b/backend/assets/contract-templates/contract-racekit.docx
@@ -2343,7 +2343,7 @@
           <w:sz w:val="26"/>
           <w:szCs w:val="26"/>
         </w:rPr>
-        <w:t>36.180.000 VND</w:t>
+        <w:t>{subtotal} VND</w:t>
       </w:r>
     </w:p>
     <w:p>

--- a/backend/assets/contract-templates/contract-racekit.docx
+++ b/backend/assets/contract-templates/contract-racekit.docx
@@ -698,7 +698,7 @@
           <w:sz w:val="26"/>
           <w:szCs w:val="26"/>
         </w:rPr>
-        <w:t>Số: 10.04/2026/HĐDV/TAM-5BIB</w:t>
+        <w:t>Số: {contractNumber}</w:t>
       </w:r>
     </w:p>
     <w:p>
@@ -2343,7 +2343,7 @@
           <w:sz w:val="26"/>
           <w:szCs w:val="26"/>
         </w:rPr>
-        <w:t>{subtotal} VND</w:t>
+        <w:t>{totalAmount} VND</w:t>
       </w:r>
     </w:p>
     <w:p>
@@ -2384,7 +2384,7 @@
           <w:i/>
           <w:iCs/>
         </w:rPr>
-        <w:t xml:space="preserve"> Ba mươi sáu triệu một trăm tám mươi nghìn đồng</w:t>
+        <w:t xml:space="preserve"> {totalAmountInWords}</w:t>
       </w:r>
       <w:r>
         <w:rPr>

--- a/backend/assets/contract-templates/contract-racekit.docx
+++ b/backend/assets/contract-templates/contract-racekit.docx
@@ -206,7 +206,7 @@
             </w:pPr>
             <w:r>
               <w:rPr/>
-              <w:t>{provider.address}, TP Hà Nội, Việt Nam</w:t>
+              <w:t>{provider.address}</w:t>
             </w:r>
           </w:p>
         </w:tc>
@@ -646,7 +646,7 @@
           <w:sz w:val="26"/>
           <w:szCs w:val="26"/>
         </w:rPr>
-        <w:t>Hà Nội, ngày     tháng    năm 2026</w:t>
+        <w:t>Hà Nội, ngày {signDay} tháng {signMonth} năm {signYear}</w:t>
       </w:r>
     </w:p>
     <w:p>
@@ -1074,7 +1074,7 @@
                 <w:sz w:val="26"/>
                 <w:szCs w:val="26"/>
               </w:rPr>
-              <w:t>: {client.address}, Việt Nam</w:t>
+              <w:t>: {client.address}</w:t>
             </w:r>
           </w:p>
         </w:tc>
@@ -2126,7 +2126,7 @@
           <w:sz w:val="26"/>
           <w:szCs w:val="26"/>
         </w:rPr>
-        <w:t>Từ ngày 08:00 ngày 01 tháng 05 năm 2026 đến 19:30 ngày 01 tháng 05 năm 2026</w:t>
+        <w:t>{eventStartDate} đến {eventEndDate}</w:t>
       </w:r>
     </w:p>
     <w:p>
@@ -2172,7 +2172,7 @@
           <w:sz w:val="26"/>
           <w:szCs w:val="26"/>
         </w:rPr>
-        <w:t>Quảng trường Hồ Chí Minh - Nghệ An</w:t>
+        <w:t>{eventLocation}</w:t>
       </w:r>
     </w:p>
     <w:p>
@@ -2218,7 +2218,7 @@
           <w:sz w:val="26"/>
           <w:szCs w:val="26"/>
         </w:rPr>
-        <w:t xml:space="preserve">3000 </w:t>
+        <w:t xml:space="preserve">{athleteCount}</w:t>
       </w:r>
     </w:p>
     <w:p>

--- a/backend/assets/contract-templates/contract-racekit.docx
+++ b/backend/assets/contract-templates/contract-racekit.docx
@@ -206,7 +206,7 @@
             </w:pPr>
             <w:r>
               <w:rPr/>
-              <w:t>{provider.address}, TP Hà Nội, Việt Nam</w:t>
+              <w:t>{provider.address}</w:t>
             </w:r>
           </w:p>
         </w:tc>
@@ -646,7 +646,7 @@
           <w:sz w:val="26"/>
           <w:szCs w:val="26"/>
         </w:rPr>
-        <w:t>Hà Nội, ngày     tháng    năm 2026</w:t>
+        <w:t>Hà Nội, ngày {signDay} tháng {signMonth} năm {signYear}</w:t>
       </w:r>
     </w:p>
     <w:p>
@@ -922,7 +922,7 @@
           <w:sz w:val="26"/>
           <w:szCs w:val="26"/>
         </w:rPr>
-        <w:t>Căn cứ Luật Thể dục, thể thao  số 77/2006/QH11) ngày 29/11/2006 của Quốc hội và các văn bản hướng dẫn thi hành;</w:t>
+        <w:t>Căn cứ Luật Thể dục, thể thao  số 77/2006/QH11 ngày 29/11/2006 của Quốc hội và các văn bản hướng dẫn thi hành;</w:t>
       </w:r>
     </w:p>
     <w:p>
@@ -1074,7 +1074,7 @@
                 <w:sz w:val="26"/>
                 <w:szCs w:val="26"/>
               </w:rPr>
-              <w:t>: {client.address}, Việt Nam</w:t>
+              <w:t>: {client.address}</w:t>
             </w:r>
           </w:p>
         </w:tc>
@@ -2126,7 +2126,7 @@
           <w:sz w:val="26"/>
           <w:szCs w:val="26"/>
         </w:rPr>
-        <w:t>Từ ngày 08:00 ngày 01 tháng 05 năm 2026 đến 19:30 ngày 01 tháng 05 năm 2026</w:t>
+        <w:t>{eventStartDate} đến {eventEndDate}</w:t>
       </w:r>
     </w:p>
     <w:p>
@@ -2172,7 +2172,7 @@
           <w:sz w:val="26"/>
           <w:szCs w:val="26"/>
         </w:rPr>
-        <w:t>Quảng trường Hồ Chí Minh - Nghệ An</w:t>
+        <w:t>{eventLocation}</w:t>
       </w:r>
     </w:p>
     <w:p>
@@ -2218,7 +2218,7 @@
           <w:sz w:val="26"/>
           <w:szCs w:val="26"/>
         </w:rPr>
-        <w:t xml:space="preserve">3000 </w:t>
+        <w:t xml:space="preserve">{athleteCount}</w:t>
       </w:r>
     </w:p>
     <w:p>
@@ -4394,7 +4394,7 @@
           <w:bCs w:val="false"/>
           <w:color w:val="333333"/>
         </w:rPr>
-        <w:t>Một Bên vi phạm nghĩa vụ theo thỏa thuận tại Hợp đồng này, đã được bên kia thông báo bằng văn bản/thư điện tử trong vòng 15 ngày kể từ ngày nhận được thông báo mà không sửa chữa, khắc phục được sẽ được xem là vi phạm hợp đồng. Bên gửi thông báo được quyền đơn phương chấm dứt hợp đồng. Bên cạnh đó, bên vi phạm sẽ bị xử lý theo quy định tại Điều 7;</w:t>
+        <w:t>Một Bên vi phạm nghĩa vụ theo thỏa thuận tại Hợp đồng này, đã được bên kia thông báo bằng văn bản/thư điện tử trong vòng 15 ngày kể từ ngày nhận được thông báo mà không sửa chữa, khắc phục được sẽ được xem là vi phạm hợp đồng. Bên gửi thông báo được quyền đơn phương chấm dứt hợp đồng. Bên cạnh đó, bên vi phạm sẽ bị xử lý theo quy định tại Điều 8;</w:t>
       </w:r>
     </w:p>
     <w:p>
@@ -4521,7 +4521,7 @@
           <w:sz w:val="26"/>
           <w:szCs w:val="26"/>
         </w:rPr>
-        <w:t>Sự kiện bất khả kháng tác động lên một trong hai Bên hoặc cả hai Bên thì các nghĩa vụ của Bên tác động trở sẽ bị tạm ngừng thực hiện vụ mà không bị coi là vi phạm Hợp đồng này.</w:t>
+        <w:t>Khi sự kiện bất khả kháng tác động đến một trong hai Bên hoặc cả hai Bên, việc thực hiện các nghĩa vụ bị ảnh hưởng sẽ được tạm ngừng trong thời gian xảy ra sự kiện bất khả kháng và không bị coi là vi phạm Hợp đồng này.</w:t>
       </w:r>
     </w:p>
     <w:p>
@@ -4633,7 +4633,7 @@
           <w:sz w:val="26"/>
           <w:szCs w:val="26"/>
         </w:rPr>
-        <w:t>Một trong Hai bên không thực hiện đúng các nghĩa vụ của mình được thỏa thuận tại Hợp Đồng này đều bị xem là vi phạm Hợp Đồng và phải chịu phạt là 8% giá trị phần bị vi phạm. (Trừ trường hợp đơn phương chấm dứt hợp đồng thì chịu phạt giống điều 5) Bên cạnh đó, Bên vi phạm còn phải chịu trách nhiệm bồi thường toàn bộ thiệt hại thực tế phát sinh mà Bên bị vi phạm phải gánh chịu, trừ trường hợp do Sự kiện bất khả kháng hoặc do lỗi của bên còn lại.</w:t>
+        <w:t>Một trong Hai bên không thực hiện đúng các nghĩa vụ của mình được thỏa thuận tại Hợp Đồng này đều bị xem là vi phạm Hợp Đồng và phải chịu phạt là 8% giá trị phần bị vi phạm. (Trừ trường hợp đơn phương chấm dứt hợp đồng thì áp dụng theo quy định tại Điều 6) Bên cạnh đó, Bên vi phạm còn phải chịu trách nhiệm bồi thường toàn bộ thiệt hại thực tế phát sinh mà Bên bị vi phạm phải gánh chịu, trừ trường hợp do Sự kiện bất khả kháng hoặc do lỗi của bên còn lại.</w:t>
       </w:r>
     </w:p>
     <w:p>
@@ -4658,7 +4658,7 @@
           <w:sz w:val="26"/>
           <w:szCs w:val="26"/>
         </w:rPr>
-        <w:t>Bên vi phạm có nghĩa vụ nộp tiền phạt vi phạm và/hoặc bồi thường thiệt hại cho Bên kia trong thời hạn 10 (mười) ngày kể từ ngày nhận được Thông báo "Đề nghị thanh toán tiền phạt và/hoặc bồi thường thiệt hại". Trong trường hợp chậm nộp tiền phạt vi phạm và/hoặc bồi thường thiệt hại, Bên có nghĩa vụ thanh toán thêm tiền lãi suất chậm trả tương ứng với thời gian chậm nộp với lãi suất bằng quy định tại Điều 5.</w:t>
+        <w:t>Bên vi phạm có nghĩa vụ nộp tiền phạt vi phạm và/hoặc bồi thường thiệt hại cho Bên kia trong thời hạn 10 (mười) ngày kể từ ngày nhận được Thông báo "Đề nghị thanh toán tiền phạt và/hoặc bồi thường thiệt hại". Trong trường hợp chậm nộp tiền phạt vi phạm và/hoặc bồi thường thiệt hại, Bên có nghĩa vụ thanh toán thêm tiền lãi suất chậm trả tương ứng với thời gian chậm nộp theo quy định pháp luật hiện hành.</w:t>
       </w:r>
     </w:p>
     <w:p>
@@ -5122,7 +5122,7 @@
           <w:sz w:val="26"/>
           <w:szCs w:val="26"/>
         </w:rPr>
-        <w:t>Mỗi Bên chịu trách nhiệm thanh toán nghĩa vụ thuế của mỗi bên phát sinh từ giao dịch theo Hợp đồng này. Nếu có bất kỳ khoản thuế nào thuộc nghĩa vụ của Bên A mà Bên B có trách nhiệm khấu trừ và nộp hộ theo pháp luật Việt Nam thì Bên B phải tính và khấu trừ, nộp hộ cho Bên A theo đúng quy định của pháp luật. Và khoản tiền này được khấu trừ vào khoản tiền Bên B thanh toán cho Bên A.</w:t>
+        <w:t>Mỗi Bên chịu trách nhiệm thực hiện các nghĩa vụ thuế của mình phát sinh từ giao dịch theo Hợp đồng này theo quy định pháp luật. Trường hợp pháp luật quy định một Bên có nghĩa vụ khấu trừ, kê khai, nộp thay bất kỳ khoản thuế nào liên quan đến khoản thanh toán theo Hợp đồng này, Bên đó sẽ thực hiện theo đúng quy định pháp luật và thông báo cho Bên còn lại.</w:t>
       </w:r>
     </w:p>
     <w:p>
@@ -5147,7 +5147,7 @@
           <w:sz w:val="26"/>
           <w:szCs w:val="26"/>
         </w:rPr>
-        <w:t>Bất kỳ tranh chấp nào phát sinh từ hoặc liên quan đến Hợp Đồng này trước tiên sẽ giải quyết thông qua thương lượng và hòa giải giữa Các Bên. Trong trường hợp giữa Các Bên có tranh chấp mà không thể giải quyết bằng thương lượng và hòa giải thì mọi tranh chấp phát sinh từ hoặc liên quan đến Hợp Đồng này sẽ được giải quyết tại Tòa án Nhân dân có thẩm quyền của Việt Nam.</w:t>
+        <w:t/>
       </w:r>
     </w:p>
     <w:p>
